--- a/_docs_/trim1/04_requisitos/historias de usuario.docx
+++ b/_docs_/trim1/04_requisitos/historias de usuario.docx
@@ -410,6 +410,10 @@
     <w:sdt>
       <w:sdtPr>
         <w:rPr>
+          <w:rFonts w:ascii="Calibri" w:eastAsia="Calibri" w:hAnsi="Calibri" w:cs="Calibri"/>
+          <w:color w:val="auto"/>
+          <w:sz w:val="22"/>
+          <w:szCs w:val="22"/>
           <w:lang w:val="es-MX"/>
         </w:rPr>
         <w:id w:val="-1002037034"/>
@@ -420,12 +424,8 @@
       </w:sdtPr>
       <w:sdtEndPr>
         <w:rPr>
-          <w:rFonts w:ascii="Calibri" w:eastAsia="Calibri" w:hAnsi="Calibri" w:cs="Calibri"/>
           <w:b/>
           <w:bCs/>
-          <w:color w:val="auto"/>
-          <w:sz w:val="22"/>
-          <w:szCs w:val="22"/>
         </w:rPr>
       </w:sdtEndPr>
       <w:sdtContent>
@@ -10536,6 +10536,7 @@
               <w:jc w:val="center"/>
               <w:rPr>
                 <w:rFonts w:ascii="Times New Roman" w:eastAsia="Times New Roman" w:hAnsi="Times New Roman" w:cs="Times New Roman"/>
+                <w:lang w:val="en-US"/>
               </w:rPr>
             </w:pPr>
           </w:p>
@@ -17472,6 +17473,34 @@
                 <w:color w:val="000000"/>
               </w:rPr>
               <w:t>Validar pedido no pagado.</w:t>
+            </w:r>
+          </w:p>
+          <w:p>
+            <w:pPr>
+              <w:numPr>
+                <w:ilvl w:val="0"/>
+                <w:numId w:val="5"/>
+              </w:numPr>
+              <w:pBdr>
+                <w:top w:val="nil"/>
+                <w:left w:val="nil"/>
+                <w:bottom w:val="nil"/>
+                <w:right w:val="nil"/>
+                <w:between w:val="nil"/>
+              </w:pBdr>
+              <w:spacing w:after="160" w:line="259" w:lineRule="auto"/>
+              <w:jc w:val="center"/>
+              <w:rPr>
+                <w:rFonts w:ascii="Times New Roman" w:eastAsia="Times New Roman" w:hAnsi="Times New Roman" w:cs="Times New Roman"/>
+                <w:color w:val="000000"/>
+              </w:rPr>
+            </w:pPr>
+            <w:r>
+              <w:rPr>
+                <w:rFonts w:ascii="Times New Roman" w:eastAsia="Times New Roman" w:hAnsi="Times New Roman" w:cs="Times New Roman"/>
+                <w:color w:val="000000"/>
+              </w:rPr>
+              <w:t>Validar que el pedido pertenezca al cliente autenticado.</w:t>
             </w:r>
           </w:p>
         </w:tc>
@@ -19280,13 +19309,7 @@
               <w:rPr>
                 <w:rFonts w:ascii="Times New Roman" w:eastAsia="Times New Roman" w:hAnsi="Times New Roman" w:cs="Times New Roman"/>
               </w:rPr>
-              <w:t>HU0</w:t>
-            </w:r>
-            <w:r>
-              <w:rPr>
-                <w:rFonts w:ascii="Times New Roman" w:eastAsia="Times New Roman" w:hAnsi="Times New Roman" w:cs="Times New Roman"/>
-              </w:rPr>
-              <w:t>45</w:t>
+              <w:t>HU045</w:t>
             </w:r>
           </w:p>
         </w:tc>
@@ -24712,13 +24735,7 @@
               <w:rPr>
                 <w:rFonts w:ascii="Times New Roman" w:eastAsia="Times New Roman" w:hAnsi="Times New Roman" w:cs="Times New Roman"/>
               </w:rPr>
-              <w:t>HU05</w:t>
-            </w:r>
-            <w:r>
-              <w:rPr>
-                <w:rFonts w:ascii="Times New Roman" w:eastAsia="Times New Roman" w:hAnsi="Times New Roman" w:cs="Times New Roman"/>
-              </w:rPr>
-              <w:t>7</w:t>
+              <w:t>HU057</w:t>
             </w:r>
           </w:p>
         </w:tc>
@@ -27492,13 +27509,7 @@
               <w:rPr>
                 <w:rFonts w:ascii="Times New Roman" w:eastAsia="Times New Roman" w:hAnsi="Times New Roman" w:cs="Times New Roman"/>
               </w:rPr>
-              <w:t xml:space="preserve">, </w:t>
-            </w:r>
-            <w:r>
-              <w:rPr>
-                <w:rFonts w:ascii="Times New Roman" w:eastAsia="Times New Roman" w:hAnsi="Times New Roman" w:cs="Times New Roman"/>
-              </w:rPr>
-              <w:t>teléfono y nombre del cliente</w:t>
+              <w:t>, teléfono y nombre del cliente</w:t>
             </w:r>
             <w:r>
               <w:rPr>
@@ -37888,28 +37899,28 @@
 </file>
 
 <file path=customXml/item1.xml><?xml version="1.0" encoding="utf-8"?>
+<b:Sources xmlns:b="http://schemas.openxmlformats.org/officeDocument/2006/bibliography" xmlns="http://schemas.openxmlformats.org/officeDocument/2006/bibliography" SelectedStyle="\APASixthEditionOfficeOnline.xsl" StyleName="APA" Version="6"/>
+</file>
+
+<file path=customXml/item2.xml><?xml version="1.0" encoding="utf-8"?>
 <go:gDocsCustomXmlDataStorage xmlns:go="http://customooxmlschemas.google.com/" xmlns:r="http://schemas.openxmlformats.org/officeDocument/2006/relationships" uri="GoogleDocsCustomDataVersion2">
   <go:docsCustomData xmlns:go="http://customooxmlschemas.google.com/" roundtripDataSignature="AMtx7mhY5sSvf0476mW07LWwCNP+c2Uzqg==">CgMxLjAaHwoBMBIaChgICVIUChJ0YWJsZS5mODZkZjJkNDhmanUaJQoBMRIgCh4IB0IaCg9UaW1lcyBOZXcgUm9tYW4SB0d1bmdzdWgyDmguamZyMWRwamI4NmkzMg5oLjhzZWI5ZDI0N2VreTIOaC5zbm9ma2d6Y2F1NnMyDmguM2k1ZndycnN6aDB5OAByITFtZzNqLUFJZFlkVjdKUDVJbmJlWHk5M19XMzB2anVwMA==</go:docsCustomData>
 </go:gDocsCustomXmlDataStorage>
 </file>
 
-<file path=customXml/item2.xml><?xml version="1.0" encoding="utf-8"?>
-<b:Sources xmlns:b="http://schemas.openxmlformats.org/officeDocument/2006/bibliography" xmlns="http://schemas.openxmlformats.org/officeDocument/2006/bibliography" SelectedStyle="\APASixthEditionOfficeOnline.xsl" StyleName="APA" Version="6"/>
+<file path=customXml/itemProps1.xml><?xml version="1.0" encoding="utf-8"?>
+<ds:datastoreItem xmlns:ds="http://schemas.openxmlformats.org/officeDocument/2006/customXml" ds:itemID="{CBA92A20-CFA8-4795-A848-224E97271C67}">
+  <ds:schemaRefs>
+    <ds:schemaRef ds:uri="http://schemas.openxmlformats.org/officeDocument/2006/bibliography"/>
+  </ds:schemaRefs>
+</ds:datastoreItem>
 </file>
 
-<file path=customXml/itemProps1.xml><?xml version="1.0" encoding="utf-8"?>
+<file path=customXml/itemProps2.xml><?xml version="1.0" encoding="utf-8"?>
 <ds:datastoreItem xmlns:ds="http://schemas.openxmlformats.org/officeDocument/2006/customXml" ds:itemID="{11111111-1234-1234-1234-123412341234}">
   <ds:schemaRefs>
     <ds:schemaRef ds:uri="http://customooxmlschemas.google.com/"/>
     <ds:schemaRef ds:uri="http://schemas.openxmlformats.org/officeDocument/2006/relationships"/>
   </ds:schemaRefs>
 </ds:datastoreItem>
-</file>
-
-<file path=customXml/itemProps2.xml><?xml version="1.0" encoding="utf-8"?>
-<ds:datastoreItem xmlns:ds="http://schemas.openxmlformats.org/officeDocument/2006/customXml" ds:itemID="{CBA92A20-CFA8-4795-A848-224E97271C67}">
-  <ds:schemaRefs>
-    <ds:schemaRef ds:uri="http://schemas.openxmlformats.org/officeDocument/2006/bibliography"/>
-  </ds:schemaRefs>
-</ds:datastoreItem>
 </file>
--- a/_docs_/trim1/04_requisitos/historias de usuario.docx
+++ b/_docs_/trim1/04_requisitos/historias de usuario.docx
@@ -404,6 +404,7 @@
         <w:pStyle w:val="Ttulo1"/>
         <w:rPr>
           <w:rFonts w:eastAsia="Calibri"/>
+          <w:u w:val="single"/>
         </w:rPr>
       </w:pPr>
     </w:p>
@@ -465,7 +466,7 @@
           <w:r>
             <w:fldChar w:fldCharType="separate"/>
           </w:r>
-          <w:hyperlink w:anchor="_Toc236927769" w:history="1">
+          <w:hyperlink w:anchor="_Toc237742500" w:history="1">
             <w:r>
               <w:rPr>
                 <w:rStyle w:val="Hipervnculo"/>
@@ -492,7 +493,7 @@
                 <w:noProof/>
                 <w:webHidden/>
               </w:rPr>
-              <w:instrText xml:space="preserve"> PAGEREF _Toc236927769 \h </w:instrText>
+              <w:instrText xml:space="preserve"> PAGEREF _Toc237742500 \h </w:instrText>
             </w:r>
             <w:r>
               <w:rPr>
@@ -538,7 +539,7 @@
               <w14:ligatures w14:val="standardContextual"/>
             </w:rPr>
           </w:pPr>
-          <w:hyperlink w:anchor="_Toc236927770" w:history="1">
+          <w:hyperlink w:anchor="_Toc237742501" w:history="1">
             <w:r>
               <w:rPr>
                 <w:rStyle w:val="Hipervnculo"/>
@@ -566,7 +567,7 @@
                 <w:noProof/>
                 <w:webHidden/>
               </w:rPr>
-              <w:instrText xml:space="preserve"> PAGEREF _Toc236927770 \h </w:instrText>
+              <w:instrText xml:space="preserve"> PAGEREF _Toc237742501 \h </w:instrText>
             </w:r>
             <w:r>
               <w:rPr>
@@ -586,7 +587,7 @@
                 <w:noProof/>
                 <w:webHidden/>
               </w:rPr>
-              <w:t>12</w:t>
+              <w:t>13</w:t>
             </w:r>
             <w:r>
               <w:rPr>
@@ -612,7 +613,7 @@
               <w14:ligatures w14:val="standardContextual"/>
             </w:rPr>
           </w:pPr>
-          <w:hyperlink w:anchor="_Toc236927771" w:history="1">
+          <w:hyperlink w:anchor="_Toc237742502" w:history="1">
             <w:r>
               <w:rPr>
                 <w:rStyle w:val="Hipervnculo"/>
@@ -640,7 +641,7 @@
                 <w:noProof/>
                 <w:webHidden/>
               </w:rPr>
-              <w:instrText xml:space="preserve"> PAGEREF _Toc236927771 \h </w:instrText>
+              <w:instrText xml:space="preserve"> PAGEREF _Toc237742502 \h </w:instrText>
             </w:r>
             <w:r>
               <w:rPr>
@@ -660,7 +661,7 @@
                 <w:noProof/>
                 <w:webHidden/>
               </w:rPr>
-              <w:t>18</w:t>
+              <w:t>19</w:t>
             </w:r>
             <w:r>
               <w:rPr>
@@ -686,7 +687,7 @@
               <w14:ligatures w14:val="standardContextual"/>
             </w:rPr>
           </w:pPr>
-          <w:hyperlink w:anchor="_Toc236927772" w:history="1">
+          <w:hyperlink w:anchor="_Toc237742503" w:history="1">
             <w:r>
               <w:rPr>
                 <w:rStyle w:val="Hipervnculo"/>
@@ -714,7 +715,7 @@
                 <w:noProof/>
                 <w:webHidden/>
               </w:rPr>
-              <w:instrText xml:space="preserve"> PAGEREF _Toc236927772 \h </w:instrText>
+              <w:instrText xml:space="preserve"> PAGEREF _Toc237742503 \h </w:instrText>
             </w:r>
             <w:r>
               <w:rPr>
@@ -734,7 +735,7 @@
                 <w:noProof/>
                 <w:webHidden/>
               </w:rPr>
-              <w:t>20</w:t>
+              <w:t>21</w:t>
             </w:r>
             <w:r>
               <w:rPr>
@@ -760,7 +761,7 @@
               <w14:ligatures w14:val="standardContextual"/>
             </w:rPr>
           </w:pPr>
-          <w:hyperlink w:anchor="_Toc236927773" w:history="1">
+          <w:hyperlink w:anchor="_Toc237742504" w:history="1">
             <w:r>
               <w:rPr>
                 <w:rStyle w:val="Hipervnculo"/>
@@ -788,7 +789,7 @@
                 <w:noProof/>
                 <w:webHidden/>
               </w:rPr>
-              <w:instrText xml:space="preserve"> PAGEREF _Toc236927773 \h </w:instrText>
+              <w:instrText xml:space="preserve"> PAGEREF _Toc237742504 \h </w:instrText>
             </w:r>
             <w:r>
               <w:rPr>
@@ -834,7 +835,7 @@
               <w14:ligatures w14:val="standardContextual"/>
             </w:rPr>
           </w:pPr>
-          <w:hyperlink w:anchor="_Toc236927774" w:history="1">
+          <w:hyperlink w:anchor="_Toc237742505" w:history="1">
             <w:r>
               <w:rPr>
                 <w:rStyle w:val="Hipervnculo"/>
@@ -862,7 +863,7 @@
                 <w:noProof/>
                 <w:webHidden/>
               </w:rPr>
-              <w:instrText xml:space="preserve"> PAGEREF _Toc236927774 \h </w:instrText>
+              <w:instrText xml:space="preserve"> PAGEREF _Toc237742505 \h </w:instrText>
             </w:r>
             <w:r>
               <w:rPr>
@@ -908,7 +909,7 @@
               <w14:ligatures w14:val="standardContextual"/>
             </w:rPr>
           </w:pPr>
-          <w:hyperlink w:anchor="_Toc236927775" w:history="1">
+          <w:hyperlink w:anchor="_Toc237742506" w:history="1">
             <w:r>
               <w:rPr>
                 <w:rStyle w:val="Hipervnculo"/>
@@ -936,7 +937,7 @@
                 <w:noProof/>
                 <w:webHidden/>
               </w:rPr>
-              <w:instrText xml:space="preserve"> PAGEREF _Toc236927775 \h </w:instrText>
+              <w:instrText xml:space="preserve"> PAGEREF _Toc237742506 \h </w:instrText>
             </w:r>
             <w:r>
               <w:rPr>
@@ -979,6 +980,8 @@
         </w:p>
       </w:sdtContent>
     </w:sdt>
+    <w:p/>
+    <w:p/>
     <w:p/>
     <w:p/>
     <w:p/>
@@ -1014,6 +1017,7 @@
           <w:b/>
           <w:bCs/>
         </w:rPr>
+        <w:lastRenderedPageBreak/>
         <w:t>HISTORIAS DE USUARIOS</w:t>
       </w:r>
     </w:p>
@@ -1032,9 +1036,8 @@
       <w:pPr>
         <w:pStyle w:val="Ttulo1"/>
       </w:pPr>
-      <w:bookmarkStart w:id="0" w:name="_Toc236927769"/>
+      <w:bookmarkStart w:id="0" w:name="_Toc237742500"/>
       <w:r>
-        <w:lastRenderedPageBreak/>
         <w:t>USUARIOS</w:t>
       </w:r>
       <w:bookmarkEnd w:id="0"/>
@@ -1337,7 +1340,28 @@
                 <w:rFonts w:ascii="Times New Roman" w:eastAsia="Times New Roman" w:hAnsi="Times New Roman" w:cs="Times New Roman"/>
                 <w:color w:val="000000"/>
               </w:rPr>
-              <w:t>El sistema debe permitir el registro de clientes con nombre completo, email, teléfono, fecha de nacimiento, documento, ciudad, dirección y contraseña.</w:t>
+              <w:t xml:space="preserve">El sistema debe permitir el registro de clientes con nombre completo, email, teléfono, fecha de nacimiento, documento, ciudad, dirección y </w:t>
+            </w:r>
+            <w:r>
+              <w:rPr>
+                <w:rFonts w:ascii="Times New Roman" w:eastAsia="Times New Roman" w:hAnsi="Times New Roman" w:cs="Times New Roman"/>
+                <w:color w:val="000000"/>
+              </w:rPr>
+              <w:t>contraseña</w:t>
+            </w:r>
+            <w:r>
+              <w:rPr>
+                <w:rFonts w:ascii="Times New Roman" w:eastAsia="Times New Roman" w:hAnsi="Times New Roman" w:cs="Times New Roman"/>
+                <w:color w:val="000000"/>
+              </w:rPr>
+              <w:t xml:space="preserve"> (campos obligatorios)</w:t>
+            </w:r>
+            <w:r>
+              <w:rPr>
+                <w:rFonts w:ascii="Times New Roman" w:eastAsia="Times New Roman" w:hAnsi="Times New Roman" w:cs="Times New Roman"/>
+                <w:color w:val="000000"/>
+              </w:rPr>
+              <w:t>.</w:t>
             </w:r>
           </w:p>
           <w:p>
@@ -2015,6 +2039,7 @@
               <w:rPr>
                 <w:rFonts w:ascii="Times New Roman" w:eastAsia="Times New Roman" w:hAnsi="Times New Roman" w:cs="Times New Roman"/>
               </w:rPr>
+              <w:lastRenderedPageBreak/>
               <w:t>REQUISITOS ASOCIADOS</w:t>
             </w:r>
           </w:p>
@@ -2094,7 +2119,6 @@
               <w:rPr>
                 <w:rFonts w:ascii="Times New Roman" w:eastAsia="Times New Roman" w:hAnsi="Times New Roman" w:cs="Times New Roman"/>
               </w:rPr>
-              <w:lastRenderedPageBreak/>
               <w:t>IDENTIFICADOR</w:t>
             </w:r>
           </w:p>
@@ -2242,7 +2266,49 @@
               <w:rPr>
                 <w:rFonts w:ascii="Times New Roman" w:eastAsia="Times New Roman" w:hAnsi="Times New Roman" w:cs="Times New Roman"/>
               </w:rPr>
-              <w:t>Como usuario registrado, quiero iniciar sesión con mi correo y contraseña, para acceder a mi cuenta y realizar compras.</w:t>
+              <w:t>Como cliente registrado, quiero iniciar sesión con mi correo y contraseña, para acceder a mi cuenta y realizar compras.</w:t>
+            </w:r>
+          </w:p>
+          <w:p>
+            <w:pPr>
+              <w:ind w:firstLine="720"/>
+              <w:jc w:val="center"/>
+              <w:rPr>
+                <w:rFonts w:ascii="Times New Roman" w:eastAsia="Times New Roman" w:hAnsi="Times New Roman" w:cs="Times New Roman"/>
+              </w:rPr>
+            </w:pPr>
+            <w:r>
+              <w:rPr>
+                <w:rFonts w:ascii="Times New Roman" w:eastAsia="Times New Roman" w:hAnsi="Times New Roman" w:cs="Times New Roman"/>
+              </w:rPr>
+              <w:t xml:space="preserve">Como administrador registrado, quiero iniciar sesión con mi correo y contraseña, para acceder a mi cuenta y realizar </w:t>
+            </w:r>
+            <w:r>
+              <w:rPr>
+                <w:rFonts w:ascii="Times New Roman" w:eastAsia="Times New Roman" w:hAnsi="Times New Roman" w:cs="Times New Roman"/>
+              </w:rPr>
+              <w:t>gestión</w:t>
+            </w:r>
+            <w:r>
+              <w:rPr>
+                <w:rFonts w:ascii="Times New Roman" w:eastAsia="Times New Roman" w:hAnsi="Times New Roman" w:cs="Times New Roman"/>
+              </w:rPr>
+              <w:t xml:space="preserve"> de pedidos entre otras cosas.</w:t>
+            </w:r>
+          </w:p>
+          <w:p>
+            <w:pPr>
+              <w:ind w:firstLine="720"/>
+              <w:jc w:val="center"/>
+              <w:rPr>
+                <w:rFonts w:ascii="Times New Roman" w:eastAsia="Times New Roman" w:hAnsi="Times New Roman" w:cs="Times New Roman"/>
+              </w:rPr>
+            </w:pPr>
+            <w:r>
+              <w:rPr>
+                <w:rFonts w:ascii="Times New Roman" w:eastAsia="Times New Roman" w:hAnsi="Times New Roman" w:cs="Times New Roman"/>
+              </w:rPr>
+              <w:t>Como repartidor registrado, quiero iniciar sesión con mi correo y contraseña, para acceder a mi cuenta y realizar las distribuciones que se me asignan.</w:t>
             </w:r>
           </w:p>
         </w:tc>
@@ -2728,13 +2794,37 @@
               <w:rPr>
                 <w:rFonts w:ascii="Times New Roman" w:eastAsia="Times New Roman" w:hAnsi="Times New Roman" w:cs="Times New Roman"/>
               </w:rPr>
-              <w:t>Como usuario autenticado, quiero cerrar sesión de forma segura, para proteger mi cuenta cuando termine de usar la plataforma</w:t>
-            </w:r>
-            <w:r>
-              <w:rPr>
-                <w:rFonts w:ascii="Times New Roman" w:eastAsia="Times New Roman" w:hAnsi="Times New Roman" w:cs="Times New Roman"/>
-              </w:rPr>
-              <w:t>.</w:t>
+              <w:t xml:space="preserve"> Como cliente autenticado, quiero cerrar sesión de forma segura, para proteger mi cuenta cuando termine de usar la plataforma.</w:t>
+            </w:r>
+          </w:p>
+          <w:p>
+            <w:pPr>
+              <w:spacing w:after="0"/>
+              <w:jc w:val="center"/>
+              <w:rPr>
+                <w:rFonts w:ascii="Times New Roman" w:eastAsia="Times New Roman" w:hAnsi="Times New Roman" w:cs="Times New Roman"/>
+              </w:rPr>
+            </w:pPr>
+            <w:r>
+              <w:rPr>
+                <w:rFonts w:ascii="Times New Roman" w:eastAsia="Times New Roman" w:hAnsi="Times New Roman" w:cs="Times New Roman"/>
+              </w:rPr>
+              <w:t>Como administrador autenticado, quiero cerrar sesión de forma segura, para proteger mi cuenta cuando termine de usar la plataforma.</w:t>
+            </w:r>
+          </w:p>
+          <w:p>
+            <w:pPr>
+              <w:spacing w:after="0"/>
+              <w:jc w:val="center"/>
+              <w:rPr>
+                <w:rFonts w:ascii="Times New Roman" w:eastAsia="Times New Roman" w:hAnsi="Times New Roman" w:cs="Times New Roman"/>
+              </w:rPr>
+            </w:pPr>
+            <w:r>
+              <w:rPr>
+                <w:rFonts w:ascii="Times New Roman" w:eastAsia="Times New Roman" w:hAnsi="Times New Roman" w:cs="Times New Roman"/>
+              </w:rPr>
+              <w:t>Como repartidor autenticado, quiero cerrar sesión de forma segura, para proteger mi cuenta cuando termine de usar la plataforma.</w:t>
             </w:r>
           </w:p>
         </w:tc>
@@ -3109,7 +3199,35 @@
               <w:rPr>
                 <w:rFonts w:ascii="Times New Roman" w:eastAsia="Times New Roman" w:hAnsi="Times New Roman" w:cs="Times New Roman"/>
               </w:rPr>
-              <w:t>Como usuario registrado, quiero recuperar mi contraseña mediante un enlace enviado a mi correo, para poder acceder a mi cuenta si olvido mis credenciales.</w:t>
+              <w:t>Como cliente registrado, quiero recuperar mi contraseña mediante un enlace enviado a mi correo, para poder acceder a mi cuenta si olvido mis credenciales.</w:t>
+            </w:r>
+          </w:p>
+          <w:p>
+            <w:pPr>
+              <w:jc w:val="center"/>
+              <w:rPr>
+                <w:rFonts w:ascii="Times New Roman" w:eastAsia="Times New Roman" w:hAnsi="Times New Roman" w:cs="Times New Roman"/>
+              </w:rPr>
+            </w:pPr>
+            <w:r>
+              <w:rPr>
+                <w:rFonts w:ascii="Times New Roman" w:eastAsia="Times New Roman" w:hAnsi="Times New Roman" w:cs="Times New Roman"/>
+              </w:rPr>
+              <w:t>Como administrador registrado, quiero recuperar mi contraseña mediante un enlace enviado a mi correo, para poder acceder a mi cuenta si olvido mis credenciales.</w:t>
+            </w:r>
+          </w:p>
+          <w:p>
+            <w:pPr>
+              <w:jc w:val="center"/>
+              <w:rPr>
+                <w:rFonts w:ascii="Times New Roman" w:eastAsia="Times New Roman" w:hAnsi="Times New Roman" w:cs="Times New Roman"/>
+              </w:rPr>
+            </w:pPr>
+            <w:r>
+              <w:rPr>
+                <w:rFonts w:ascii="Times New Roman" w:eastAsia="Times New Roman" w:hAnsi="Times New Roman" w:cs="Times New Roman"/>
+              </w:rPr>
+              <w:t>Como repartidor registrado, quiero recuperar mi contraseña mediante un enlace enviado a mi correo, para poder acceder a mi cuenta si olvido mis credenciales.</w:t>
             </w:r>
           </w:p>
         </w:tc>
@@ -3140,7 +3258,6 @@
               <w:rPr>
                 <w:rFonts w:ascii="Times New Roman" w:eastAsia="Times New Roman" w:hAnsi="Times New Roman" w:cs="Times New Roman"/>
               </w:rPr>
-              <w:lastRenderedPageBreak/>
               <w:t>CRITERIOS DE ACEPTACIÓN</w:t>
             </w:r>
           </w:p>
@@ -3729,6 +3846,7 @@
               <w:rPr>
                 <w:rFonts w:ascii="Times New Roman" w:eastAsia="Times New Roman" w:hAnsi="Times New Roman" w:cs="Times New Roman"/>
               </w:rPr>
+              <w:lastRenderedPageBreak/>
               <w:t>REQUISITOS ASOCIADOS</w:t>
             </w:r>
           </w:p>
@@ -4199,7 +4317,6 @@
               <w:rPr>
                 <w:rFonts w:ascii="Times New Roman" w:eastAsia="Times New Roman" w:hAnsi="Times New Roman" w:cs="Times New Roman"/>
               </w:rPr>
-              <w:lastRenderedPageBreak/>
               <w:t>IDENTIFICADOR</w:t>
             </w:r>
           </w:p>
@@ -5213,7 +5330,6 @@
               <w:rPr>
                 <w:rFonts w:ascii="Times New Roman" w:eastAsia="Times New Roman" w:hAnsi="Times New Roman" w:cs="Times New Roman"/>
               </w:rPr>
-              <w:lastRenderedPageBreak/>
               <w:t>DESCRIPCIÓN</w:t>
             </w:r>
           </w:p>
@@ -5863,6 +5979,7 @@
               <w:rPr>
                 <w:rFonts w:ascii="Times New Roman" w:eastAsia="Times New Roman" w:hAnsi="Times New Roman" w:cs="Times New Roman"/>
               </w:rPr>
+              <w:lastRenderedPageBreak/>
               <w:t>Solo administradores pueden acceder.</w:t>
             </w:r>
           </w:p>
@@ -5895,6 +6012,7 @@
               <w:rPr>
                 <w:rFonts w:ascii="Times New Roman" w:eastAsia="Times New Roman" w:hAnsi="Times New Roman" w:cs="Times New Roman"/>
               </w:rPr>
+              <w:lastRenderedPageBreak/>
               <w:t>REQUISITOS ASOCIADOS</w:t>
             </w:r>
           </w:p>
@@ -6146,7 +6264,37 @@
               <w:rPr>
                 <w:rFonts w:ascii="Times New Roman" w:eastAsia="Times New Roman" w:hAnsi="Times New Roman" w:cs="Times New Roman"/>
               </w:rPr>
-              <w:t>Como usuario autenticado, quiero ver mi perfil, para conocer mi información personal registrada.</w:t>
+              <w:t>Como cliente autenticado, quiero ver mi perfil, para conocer mi información personal registrada.</w:t>
+            </w:r>
+          </w:p>
+          <w:p>
+            <w:pPr>
+              <w:spacing w:after="0"/>
+              <w:jc w:val="center"/>
+              <w:rPr>
+                <w:rFonts w:ascii="Times New Roman" w:eastAsia="Times New Roman" w:hAnsi="Times New Roman" w:cs="Times New Roman"/>
+              </w:rPr>
+            </w:pPr>
+            <w:r>
+              <w:rPr>
+                <w:rFonts w:ascii="Times New Roman" w:eastAsia="Times New Roman" w:hAnsi="Times New Roman" w:cs="Times New Roman"/>
+              </w:rPr>
+              <w:t>Como administrador autenticado, quiero ver mi perfil, para conocer mi información personal registrada.</w:t>
+            </w:r>
+          </w:p>
+          <w:p>
+            <w:pPr>
+              <w:spacing w:after="0"/>
+              <w:jc w:val="center"/>
+              <w:rPr>
+                <w:rFonts w:ascii="Times New Roman" w:eastAsia="Times New Roman" w:hAnsi="Times New Roman" w:cs="Times New Roman"/>
+              </w:rPr>
+            </w:pPr>
+            <w:r>
+              <w:rPr>
+                <w:rFonts w:ascii="Times New Roman" w:eastAsia="Times New Roman" w:hAnsi="Times New Roman" w:cs="Times New Roman"/>
+              </w:rPr>
+              <w:t>Como repartidor autenticado, quiero ver mi perfil, para conocer mi información personal registrada.</w:t>
             </w:r>
           </w:p>
         </w:tc>
@@ -6230,7 +6378,37 @@
               <w:rPr>
                 <w:rFonts w:ascii="Times New Roman" w:eastAsia="Times New Roman" w:hAnsi="Times New Roman" w:cs="Times New Roman"/>
               </w:rPr>
-              <w:t xml:space="preserve">El sistema debe mostrar los datos del perfil (nombre, email, teléfono, dirección, ciudad, documento, fecha de nacimiento, estado, roles). </w:t>
+              <w:t>El sistema debe mostrar los datos del perfil (nombre, email, teléfono, dirección, ciudad, documento, fecha de nacimiento, estado, roles</w:t>
+            </w:r>
+            <w:r>
+              <w:rPr>
+                <w:rFonts w:ascii="Times New Roman" w:eastAsia="Times New Roman" w:hAnsi="Times New Roman" w:cs="Times New Roman"/>
+              </w:rPr>
+              <w:t xml:space="preserve"> </w:t>
+            </w:r>
+            <w:r>
+              <w:rPr>
+                <w:rFonts w:ascii="Times New Roman" w:eastAsia="Times New Roman" w:hAnsi="Times New Roman" w:cs="Times New Roman"/>
+              </w:rPr>
+              <w:t xml:space="preserve">y datos del </w:t>
+            </w:r>
+            <w:r>
+              <w:rPr>
+                <w:rFonts w:ascii="Times New Roman" w:eastAsia="Times New Roman" w:hAnsi="Times New Roman" w:cs="Times New Roman"/>
+              </w:rPr>
+              <w:t>vehículo</w:t>
+            </w:r>
+            <w:r>
+              <w:rPr>
+                <w:rFonts w:ascii="Times New Roman" w:eastAsia="Times New Roman" w:hAnsi="Times New Roman" w:cs="Times New Roman"/>
+              </w:rPr>
+              <w:t xml:space="preserve"> solamente para el rol de repartidor</w:t>
+            </w:r>
+            <w:r>
+              <w:rPr>
+                <w:rFonts w:ascii="Times New Roman" w:eastAsia="Times New Roman" w:hAnsi="Times New Roman" w:cs="Times New Roman"/>
+              </w:rPr>
+              <w:t xml:space="preserve">). </w:t>
             </w:r>
           </w:p>
           <w:p>
@@ -6281,7 +6459,6 @@
               <w:rPr>
                 <w:rFonts w:ascii="Times New Roman" w:eastAsia="Times New Roman" w:hAnsi="Times New Roman" w:cs="Times New Roman"/>
               </w:rPr>
-              <w:lastRenderedPageBreak/>
               <w:t>REQUISITOS ASOCIADOS</w:t>
             </w:r>
           </w:p>
@@ -6737,6 +6914,7 @@
               <w:rPr>
                 <w:rFonts w:ascii="Times New Roman" w:eastAsia="Times New Roman" w:hAnsi="Times New Roman" w:cs="Times New Roman"/>
               </w:rPr>
+              <w:lastRenderedPageBreak/>
               <w:t>REQUISITOS ASOCIADOS</w:t>
             </w:r>
           </w:p>
@@ -6856,13 +7034,7 @@
               <w:rPr>
                 <w:rFonts w:ascii="Times New Roman" w:eastAsia="Times New Roman" w:hAnsi="Times New Roman" w:cs="Times New Roman"/>
               </w:rPr>
-              <w:t>HU0</w:t>
-            </w:r>
-            <w:r>
-              <w:rPr>
-                <w:rFonts w:ascii="Times New Roman" w:eastAsia="Times New Roman" w:hAnsi="Times New Roman" w:cs="Times New Roman"/>
-              </w:rPr>
-              <w:t>14</w:t>
+              <w:t>HU014</w:t>
             </w:r>
           </w:p>
         </w:tc>
@@ -7203,7 +7375,6 @@
                 <w:bCs w:val="0"/>
                 <w:color w:val="0F1115"/>
               </w:rPr>
-              <w:lastRenderedPageBreak/>
               <w:t>REQUISITOS ASOCIADOS</w:t>
             </w:r>
           </w:p>
@@ -7314,13 +7485,7 @@
               <w:rPr>
                 <w:rFonts w:ascii="Times New Roman" w:eastAsia="Times New Roman" w:hAnsi="Times New Roman" w:cs="Times New Roman"/>
               </w:rPr>
-              <w:t>HU0</w:t>
-            </w:r>
-            <w:r>
-              <w:rPr>
-                <w:rFonts w:ascii="Times New Roman" w:eastAsia="Times New Roman" w:hAnsi="Times New Roman" w:cs="Times New Roman"/>
-              </w:rPr>
-              <w:t>15</w:t>
+              <w:t>HU015</w:t>
             </w:r>
           </w:p>
         </w:tc>
@@ -7661,6 +7826,7 @@
               <w:rPr>
                 <w:rFonts w:ascii="Times New Roman" w:eastAsia="Times New Roman" w:hAnsi="Times New Roman" w:cs="Times New Roman"/>
               </w:rPr>
+              <w:lastRenderedPageBreak/>
               <w:t>IDENTIFICADOR</w:t>
             </w:r>
           </w:p>
@@ -7687,13 +7853,7 @@
               <w:rPr>
                 <w:rFonts w:ascii="Times New Roman" w:eastAsia="Times New Roman" w:hAnsi="Times New Roman" w:cs="Times New Roman"/>
               </w:rPr>
-              <w:t>HU0</w:t>
-            </w:r>
-            <w:r>
-              <w:rPr>
-                <w:rFonts w:ascii="Times New Roman" w:eastAsia="Times New Roman" w:hAnsi="Times New Roman" w:cs="Times New Roman"/>
-              </w:rPr>
-              <w:t>16</w:t>
+              <w:t>HU016</w:t>
             </w:r>
           </w:p>
         </w:tc>
@@ -8016,13 +8176,7 @@
               <w:rPr>
                 <w:rFonts w:ascii="Times New Roman" w:eastAsia="Times New Roman" w:hAnsi="Times New Roman" w:cs="Times New Roman"/>
               </w:rPr>
-              <w:t>HU0</w:t>
-            </w:r>
-            <w:r>
-              <w:rPr>
-                <w:rFonts w:ascii="Times New Roman" w:eastAsia="Times New Roman" w:hAnsi="Times New Roman" w:cs="Times New Roman"/>
-              </w:rPr>
-              <w:t>17</w:t>
+              <w:t>HU017</w:t>
             </w:r>
           </w:p>
         </w:tc>
@@ -8169,7 +8323,6 @@
               <w:rPr>
                 <w:rFonts w:ascii="Times New Roman" w:eastAsia="Times New Roman" w:hAnsi="Times New Roman" w:cs="Times New Roman"/>
               </w:rPr>
-              <w:lastRenderedPageBreak/>
               <w:t>CRITERIOS DE ACEPTACIÓN</w:t>
             </w:r>
           </w:p>
@@ -8365,13 +8518,7 @@
               <w:rPr>
                 <w:rFonts w:ascii="Times New Roman" w:eastAsia="Times New Roman" w:hAnsi="Times New Roman" w:cs="Times New Roman"/>
               </w:rPr>
-              <w:t>HU0</w:t>
-            </w:r>
-            <w:r>
-              <w:rPr>
-                <w:rFonts w:ascii="Times New Roman" w:eastAsia="Times New Roman" w:hAnsi="Times New Roman" w:cs="Times New Roman"/>
-              </w:rPr>
-              <w:t>18</w:t>
+              <w:t>HU018</w:t>
             </w:r>
           </w:p>
         </w:tc>
@@ -8493,15 +8640,31 @@
             <w:pPr>
               <w:jc w:val="center"/>
               <w:rPr>
-                <w:rFonts w:ascii="Times New Roman" w:eastAsia="Times New Roman" w:hAnsi="Times New Roman" w:cs="Times New Roman"/>
-              </w:rPr>
-            </w:pPr>
-            <w:r>
-              <w:rPr>
                 <w:rFonts w:ascii="Times New Roman" w:hAnsi="Times New Roman" w:cs="Times New Roman"/>
                 <w:color w:val="0F1115"/>
               </w:rPr>
-              <w:t>Como usuario, quiero ver el detalle de una fórmula específica, para conocer toda su información.</w:t>
+            </w:pPr>
+            <w:r>
+              <w:rPr>
+                <w:rFonts w:ascii="Times New Roman" w:hAnsi="Times New Roman" w:cs="Times New Roman"/>
+                <w:color w:val="0F1115"/>
+              </w:rPr>
+              <w:t>Como cliente, quiero ver el detalle de una fórmula específica, para conocer toda su información.</w:t>
+            </w:r>
+          </w:p>
+          <w:p>
+            <w:pPr>
+              <w:jc w:val="center"/>
+              <w:rPr>
+                <w:rFonts w:ascii="Times New Roman" w:eastAsia="Times New Roman" w:hAnsi="Times New Roman" w:cs="Times New Roman"/>
+              </w:rPr>
+            </w:pPr>
+            <w:r>
+              <w:rPr>
+                <w:rFonts w:ascii="Times New Roman" w:hAnsi="Times New Roman" w:cs="Times New Roman"/>
+                <w:color w:val="0F1115"/>
+              </w:rPr>
+              <w:t>Como administrador, quiero ver el detalle de una fórmula específica, para conocer toda su información.</w:t>
             </w:r>
           </w:p>
         </w:tc>
@@ -8648,6 +8811,7 @@
                 <w:bCs w:val="0"/>
                 <w:color w:val="0F1115"/>
               </w:rPr>
+              <w:lastRenderedPageBreak/>
               <w:t>REQUISITOS ASOCIADOS</w:t>
             </w:r>
           </w:p>
@@ -8758,13 +8922,7 @@
               <w:rPr>
                 <w:rFonts w:ascii="Times New Roman" w:eastAsia="Times New Roman" w:hAnsi="Times New Roman" w:cs="Times New Roman"/>
               </w:rPr>
-              <w:t>HU0</w:t>
-            </w:r>
-            <w:r>
-              <w:rPr>
-                <w:rFonts w:ascii="Times New Roman" w:eastAsia="Times New Roman" w:hAnsi="Times New Roman" w:cs="Times New Roman"/>
-              </w:rPr>
-              <w:t>19</w:t>
+              <w:t>HU019</w:t>
             </w:r>
           </w:p>
         </w:tc>
@@ -9137,13 +9295,7 @@
               <w:rPr>
                 <w:rFonts w:ascii="Times New Roman" w:eastAsia="Times New Roman" w:hAnsi="Times New Roman" w:cs="Times New Roman"/>
               </w:rPr>
-              <w:t>HU0</w:t>
-            </w:r>
-            <w:r>
-              <w:rPr>
-                <w:rFonts w:ascii="Times New Roman" w:eastAsia="Times New Roman" w:hAnsi="Times New Roman" w:cs="Times New Roman"/>
-              </w:rPr>
-              <w:t>20</w:t>
+              <w:t>HU020</w:t>
             </w:r>
           </w:p>
         </w:tc>
@@ -9174,7 +9326,6 @@
               <w:rPr>
                 <w:rFonts w:ascii="Times New Roman" w:eastAsia="Times New Roman" w:hAnsi="Times New Roman" w:cs="Times New Roman"/>
               </w:rPr>
-              <w:lastRenderedPageBreak/>
               <w:t>NOMBRE</w:t>
             </w:r>
           </w:p>
@@ -9516,13 +9667,7 @@
               <w:rPr>
                 <w:rFonts w:ascii="Times New Roman" w:eastAsia="Times New Roman" w:hAnsi="Times New Roman" w:cs="Times New Roman"/>
               </w:rPr>
-              <w:t>HU0</w:t>
-            </w:r>
-            <w:r>
-              <w:rPr>
-                <w:rFonts w:ascii="Times New Roman" w:eastAsia="Times New Roman" w:hAnsi="Times New Roman" w:cs="Times New Roman"/>
-              </w:rPr>
-              <w:t>21</w:t>
+              <w:t>HU021</w:t>
             </w:r>
           </w:p>
         </w:tc>
@@ -9681,6 +9826,7 @@
               <w:rPr>
                 <w:rFonts w:ascii="Times New Roman" w:eastAsia="Times New Roman" w:hAnsi="Times New Roman" w:cs="Times New Roman"/>
               </w:rPr>
+              <w:lastRenderedPageBreak/>
               <w:t>CRITERIOS DE ACEPTACIÓN</w:t>
             </w:r>
           </w:p>
@@ -9951,13 +10097,7 @@
               <w:rPr>
                 <w:rFonts w:ascii="Times New Roman" w:eastAsia="Times New Roman" w:hAnsi="Times New Roman" w:cs="Times New Roman"/>
               </w:rPr>
-              <w:t>HU0</w:t>
-            </w:r>
-            <w:r>
-              <w:rPr>
-                <w:rFonts w:ascii="Times New Roman" w:eastAsia="Times New Roman" w:hAnsi="Times New Roman" w:cs="Times New Roman"/>
-              </w:rPr>
-              <w:t>22</w:t>
+              <w:t>HU022</w:t>
             </w:r>
           </w:p>
         </w:tc>
@@ -10212,7 +10352,6 @@
                 <w:rFonts w:ascii="Times New Roman" w:eastAsia="Times New Roman" w:hAnsi="Times New Roman" w:cs="Times New Roman"/>
                 <w:color w:val="000000"/>
               </w:rPr>
-              <w:lastRenderedPageBreak/>
               <w:t>El sistema debe confirmar la acción con notificación.</w:t>
             </w:r>
           </w:p>
@@ -10248,7 +10387,6 @@
                 <w:bCs w:val="0"/>
                 <w:color w:val="0F1115"/>
               </w:rPr>
-              <w:lastRenderedPageBreak/>
               <w:t>REQUISITOS ASOCIADOS</w:t>
             </w:r>
           </w:p>
@@ -10358,13 +10496,7 @@
               <w:rPr>
                 <w:rFonts w:ascii="Times New Roman" w:eastAsia="Times New Roman" w:hAnsi="Times New Roman" w:cs="Times New Roman"/>
               </w:rPr>
-              <w:t>HU0</w:t>
-            </w:r>
-            <w:r>
-              <w:rPr>
-                <w:rFonts w:ascii="Times New Roman" w:eastAsia="Times New Roman" w:hAnsi="Times New Roman" w:cs="Times New Roman"/>
-              </w:rPr>
-              <w:t>23</w:t>
+              <w:t>HU023</w:t>
             </w:r>
           </w:p>
         </w:tc>
@@ -10475,7 +10607,7 @@
               <w:rPr>
                 <w:rFonts w:ascii="Times New Roman" w:eastAsia="Times New Roman" w:hAnsi="Times New Roman" w:cs="Times New Roman"/>
               </w:rPr>
-              <w:t xml:space="preserve">Como usuario, quiero enviar un mensaje de contacto al equipo de Óptica </w:t>
+              <w:t xml:space="preserve">Como cliente, quiero enviar un mensaje de contacto al equipo de Óptica </w:t>
             </w:r>
             <w:proofErr w:type="spellStart"/>
             <w:r>
@@ -10620,6 +10752,7 @@
                 <w:bCs w:val="0"/>
                 <w:color w:val="0F1115"/>
               </w:rPr>
+              <w:lastRenderedPageBreak/>
               <w:t>REQUISITOS ASOCIADOS</w:t>
             </w:r>
           </w:p>
@@ -10672,7 +10805,7 @@
           <w:lang w:val="en-US"/>
         </w:rPr>
       </w:pPr>
-      <w:bookmarkStart w:id="1" w:name="_Toc236927770"/>
+      <w:bookmarkStart w:id="1" w:name="_Toc237742501"/>
       <w:r>
         <w:rPr>
           <w:lang w:val="en-US"/>
@@ -10866,6 +10999,20 @@
               <w:t>Como cliente, quiero listar todos los productos del catálogo, para ver todo el inventario disponible.</w:t>
             </w:r>
           </w:p>
+          <w:p>
+            <w:pPr>
+              <w:jc w:val="center"/>
+              <w:rPr>
+                <w:rFonts w:ascii="Times New Roman" w:eastAsia="Times New Roman" w:hAnsi="Times New Roman" w:cs="Times New Roman"/>
+              </w:rPr>
+            </w:pPr>
+            <w:r>
+              <w:rPr>
+                <w:rFonts w:ascii="Times New Roman" w:eastAsia="Times New Roman" w:hAnsi="Times New Roman" w:cs="Times New Roman"/>
+              </w:rPr>
+              <w:t>Como administrador, quiero listar todos los productos del catálogo, para ver todo el inventario disponible.</w:t>
+            </w:r>
+          </w:p>
         </w:tc>
       </w:tr>
       <w:tr>
@@ -10934,30 +11081,7 @@
                 <w:rFonts w:ascii="Times New Roman" w:eastAsia="Times New Roman" w:hAnsi="Times New Roman" w:cs="Times New Roman"/>
                 <w:color w:val="000000"/>
               </w:rPr>
-              <w:t>El sistema debe mostrar productos con imagen, nombre, precio, marca, material, color</w:t>
-            </w:r>
-            <w:r>
-              <w:rPr>
-                <w:rFonts w:ascii="Times New Roman" w:eastAsia="Times New Roman" w:hAnsi="Times New Roman" w:cs="Times New Roman"/>
-                <w:color w:val="000000"/>
-              </w:rPr>
-              <w:t xml:space="preserve">, </w:t>
-            </w:r>
-            <w:proofErr w:type="spellStart"/>
-            <w:r>
-              <w:rPr>
-                <w:rFonts w:ascii="Times New Roman" w:eastAsia="Times New Roman" w:hAnsi="Times New Roman" w:cs="Times New Roman"/>
-                <w:color w:val="000000"/>
-              </w:rPr>
-              <w:t>descripcion</w:t>
-            </w:r>
-            <w:proofErr w:type="spellEnd"/>
-            <w:r>
-              <w:rPr>
-                <w:rFonts w:ascii="Times New Roman" w:eastAsia="Times New Roman" w:hAnsi="Times New Roman" w:cs="Times New Roman"/>
-                <w:color w:val="000000"/>
-              </w:rPr>
-              <w:t xml:space="preserve"> y categoría.</w:t>
+              <w:t>El sistema debe mostrar la lista de todos los productos con su imagen, nombre, precio y categoría.</w:t>
             </w:r>
           </w:p>
         </w:tc>
@@ -11158,7 +11282,6 @@
               <w:rPr>
                 <w:rFonts w:ascii="Times New Roman" w:eastAsia="Times New Roman" w:hAnsi="Times New Roman" w:cs="Times New Roman"/>
               </w:rPr>
-              <w:lastRenderedPageBreak/>
               <w:t>NOMBRE</w:t>
             </w:r>
           </w:p>
@@ -11574,6 +11697,26 @@
               <w:t>Como cliente, quiero ver el detalle de un producto específico, para conocer toda su información antes de comprar.</w:t>
             </w:r>
           </w:p>
+          <w:p>
+            <w:pPr>
+              <w:jc w:val="center"/>
+              <w:rPr>
+                <w:rFonts w:ascii="Times New Roman" w:eastAsia="Times New Roman" w:hAnsi="Times New Roman" w:cs="Times New Roman"/>
+              </w:rPr>
+            </w:pPr>
+            <w:r>
+              <w:rPr>
+                <w:rFonts w:ascii="Times New Roman" w:eastAsia="Times New Roman" w:hAnsi="Times New Roman" w:cs="Times New Roman"/>
+              </w:rPr>
+              <w:t>Como administrador, quiero ver el detalle de un producto específico, para poder editarlo si es necesario</w:t>
+            </w:r>
+            <w:r>
+              <w:rPr>
+                <w:rFonts w:ascii="Times New Roman" w:eastAsia="Times New Roman" w:hAnsi="Times New Roman" w:cs="Times New Roman"/>
+              </w:rPr>
+              <w:t>.</w:t>
+            </w:r>
+          </w:p>
         </w:tc>
       </w:tr>
       <w:tr>
@@ -11602,6 +11745,7 @@
               <w:rPr>
                 <w:rFonts w:ascii="Times New Roman" w:eastAsia="Times New Roman" w:hAnsi="Times New Roman" w:cs="Times New Roman"/>
               </w:rPr>
+              <w:lastRenderedPageBreak/>
               <w:t>CRITERIOS DE ACEPTACIÓN</w:t>
             </w:r>
           </w:p>
@@ -11905,6 +12049,20 @@
               <w:t>Como cliente, quiero buscar productos por nombre o marca, para encontrar rápidamente lo que necesito.</w:t>
             </w:r>
           </w:p>
+          <w:p>
+            <w:pPr>
+              <w:jc w:val="center"/>
+              <w:rPr>
+                <w:rFonts w:ascii="Times New Roman" w:eastAsia="Times New Roman" w:hAnsi="Times New Roman" w:cs="Times New Roman"/>
+              </w:rPr>
+            </w:pPr>
+            <w:r>
+              <w:rPr>
+                <w:rFonts w:ascii="Times New Roman" w:eastAsia="Times New Roman" w:hAnsi="Times New Roman" w:cs="Times New Roman"/>
+              </w:rPr>
+              <w:t>Como administrador, quiero buscar productos por nombre o marca, para encontrar rápidamente lo que necesito.</w:t>
+            </w:r>
+          </w:p>
         </w:tc>
       </w:tr>
       <w:tr>
@@ -12151,7 +12309,6 @@
               <w:rPr>
                 <w:rFonts w:ascii="Times New Roman" w:eastAsia="Times New Roman" w:hAnsi="Times New Roman" w:cs="Times New Roman"/>
               </w:rPr>
-              <w:lastRenderedPageBreak/>
               <w:t>NOMBRE</w:t>
             </w:r>
           </w:p>
@@ -12235,6 +12392,20 @@
                 <w:rFonts w:ascii="Times New Roman" w:eastAsia="Times New Roman" w:hAnsi="Times New Roman" w:cs="Times New Roman"/>
               </w:rPr>
               <w:t>Como cliente, quiero filtrar productos por precio, marca, color, material y categoría, para encontrar productos que se ajusten a mis preferencias.</w:t>
+            </w:r>
+          </w:p>
+          <w:p>
+            <w:pPr>
+              <w:jc w:val="center"/>
+              <w:rPr>
+                <w:rFonts w:ascii="Times New Roman" w:eastAsia="Times New Roman" w:hAnsi="Times New Roman" w:cs="Times New Roman"/>
+              </w:rPr>
+            </w:pPr>
+            <w:r>
+              <w:rPr>
+                <w:rFonts w:ascii="Times New Roman" w:eastAsia="Times New Roman" w:hAnsi="Times New Roman" w:cs="Times New Roman"/>
+              </w:rPr>
+              <w:t>Como administrador, quiero filtrar productos por precio, marca, color, material y categoría, para encontrar productos que se ajusten a mis preferencias.</w:t>
             </w:r>
           </w:p>
         </w:tc>
@@ -12539,6 +12710,7 @@
               <w:rPr>
                 <w:rFonts w:ascii="Times New Roman" w:eastAsia="Times New Roman" w:hAnsi="Times New Roman" w:cs="Times New Roman"/>
               </w:rPr>
+              <w:lastRenderedPageBreak/>
               <w:t>DESCRIPCIÓN</w:t>
             </w:r>
           </w:p>
@@ -12566,6 +12738,20 @@
                 <w:rFonts w:ascii="Times New Roman" w:eastAsia="Times New Roman" w:hAnsi="Times New Roman" w:cs="Times New Roman"/>
               </w:rPr>
               <w:t>Como cliente, quiero listar productos de una categoría específica, para explorar productos similares.</w:t>
+            </w:r>
+          </w:p>
+          <w:p>
+            <w:pPr>
+              <w:jc w:val="center"/>
+              <w:rPr>
+                <w:rFonts w:ascii="Times New Roman" w:eastAsia="Times New Roman" w:hAnsi="Times New Roman" w:cs="Times New Roman"/>
+              </w:rPr>
+            </w:pPr>
+            <w:r>
+              <w:rPr>
+                <w:rFonts w:ascii="Times New Roman" w:eastAsia="Times New Roman" w:hAnsi="Times New Roman" w:cs="Times New Roman"/>
+              </w:rPr>
+              <w:t>Como administrador, quiero listar productos de una categoría específica, para explorar productos similares.</w:t>
             </w:r>
           </w:p>
         </w:tc>
@@ -12899,6 +13085,20 @@
               <w:t>Como cliente, quiero listar productos de una marca específica, para ver productos de esa marca.</w:t>
             </w:r>
           </w:p>
+          <w:p>
+            <w:pPr>
+              <w:jc w:val="center"/>
+              <w:rPr>
+                <w:rFonts w:ascii="Times New Roman" w:eastAsia="Times New Roman" w:hAnsi="Times New Roman" w:cs="Times New Roman"/>
+              </w:rPr>
+            </w:pPr>
+            <w:r>
+              <w:rPr>
+                <w:rFonts w:ascii="Times New Roman" w:eastAsia="Times New Roman" w:hAnsi="Times New Roman" w:cs="Times New Roman"/>
+              </w:rPr>
+              <w:t>Como administrador, quiero listar productos de una marca específica, para ver productos de esa marca.</w:t>
+            </w:r>
+          </w:p>
         </w:tc>
       </w:tr>
       <w:tr>
@@ -13145,7 +13345,6 @@
               <w:rPr>
                 <w:rFonts w:ascii="Times New Roman" w:eastAsia="Times New Roman" w:hAnsi="Times New Roman" w:cs="Times New Roman"/>
               </w:rPr>
-              <w:lastRenderedPageBreak/>
               <w:t>NOMBRE</w:t>
             </w:r>
           </w:p>
@@ -13229,6 +13428,20 @@
                 <w:rFonts w:ascii="Times New Roman" w:eastAsia="Times New Roman" w:hAnsi="Times New Roman" w:cs="Times New Roman"/>
               </w:rPr>
               <w:t>Como cliente, quiero ver todas las marcas disponibles en el catálogo, para conocer las opciones de marcas.</w:t>
+            </w:r>
+          </w:p>
+          <w:p>
+            <w:pPr>
+              <w:jc w:val="center"/>
+              <w:rPr>
+                <w:rFonts w:ascii="Times New Roman" w:eastAsia="Times New Roman" w:hAnsi="Times New Roman" w:cs="Times New Roman"/>
+              </w:rPr>
+            </w:pPr>
+            <w:r>
+              <w:rPr>
+                <w:rFonts w:ascii="Times New Roman" w:eastAsia="Times New Roman" w:hAnsi="Times New Roman" w:cs="Times New Roman"/>
+              </w:rPr>
+              <w:t>Como administrador, quiero ver todas las marcas disponibles en el catálogo, para conocer las opciones de marcas.</w:t>
             </w:r>
           </w:p>
         </w:tc>
@@ -13300,337 +13513,6 @@
                 <w:color w:val="000000"/>
               </w:rPr>
               <w:t>El sistema debe mostrar todas las marcas únicas de productos disponibles.</w:t>
-            </w:r>
-          </w:p>
-        </w:tc>
-      </w:tr>
-      <w:tr>
-        <w:trPr>
-          <w:trHeight w:val="500"/>
-        </w:trPr>
-        <w:tc>
-          <w:tcPr>
-            <w:tcW w:w="3099" w:type="dxa"/>
-            <w:tcBorders>
-              <w:top w:val="single" w:sz="8" w:space="0" w:color="000000"/>
-              <w:left w:val="single" w:sz="8" w:space="0" w:color="000000"/>
-              <w:bottom w:val="single" w:sz="8" w:space="0" w:color="000000"/>
-              <w:right w:val="single" w:sz="8" w:space="0" w:color="000000"/>
-            </w:tcBorders>
-            <w:vAlign w:val="center"/>
-          </w:tcPr>
-          <w:p>
-            <w:pPr>
-              <w:jc w:val="center"/>
-              <w:rPr>
-                <w:rFonts w:ascii="Times New Roman" w:eastAsia="Times New Roman" w:hAnsi="Times New Roman" w:cs="Times New Roman"/>
-              </w:rPr>
-            </w:pPr>
-            <w:r>
-              <w:rPr>
-                <w:rFonts w:ascii="Times New Roman" w:eastAsia="Times New Roman" w:hAnsi="Times New Roman" w:cs="Times New Roman"/>
-              </w:rPr>
-              <w:t>REQUISITOS ASOCIADOS</w:t>
-            </w:r>
-          </w:p>
-        </w:tc>
-        <w:tc>
-          <w:tcPr>
-            <w:tcW w:w="5953" w:type="dxa"/>
-            <w:tcBorders>
-              <w:top w:val="single" w:sz="8" w:space="0" w:color="000000"/>
-              <w:left w:val="single" w:sz="8" w:space="0" w:color="000000"/>
-              <w:bottom w:val="single" w:sz="8" w:space="0" w:color="000000"/>
-              <w:right w:val="single" w:sz="8" w:space="0" w:color="000000"/>
-            </w:tcBorders>
-            <w:vAlign w:val="center"/>
-          </w:tcPr>
-          <w:p>
-            <w:pPr>
-              <w:ind w:left="720"/>
-              <w:jc w:val="center"/>
-              <w:rPr>
-                <w:rFonts w:ascii="Times New Roman" w:eastAsia="Times New Roman" w:hAnsi="Times New Roman" w:cs="Times New Roman"/>
-                <w:lang w:val="en-US"/>
-              </w:rPr>
-            </w:pPr>
-            <w:r>
-              <w:rPr>
-                <w:rFonts w:ascii="Times New Roman" w:eastAsia="Times New Roman" w:hAnsi="Times New Roman" w:cs="Times New Roman"/>
-                <w:color w:val="000000"/>
-                <w:lang w:val="en-US"/>
-              </w:rPr>
-              <w:t>RF05, RNF01, RNF05, RNF06, RNF07, RNF12</w:t>
-            </w:r>
-          </w:p>
-        </w:tc>
-      </w:tr>
-    </w:tbl>
-    <w:p>
-      <w:pPr>
-        <w:spacing w:after="0"/>
-        <w:ind w:left="720"/>
-        <w:jc w:val="both"/>
-        <w:rPr>
-          <w:rFonts w:ascii="Times New Roman" w:eastAsia="Times New Roman" w:hAnsi="Times New Roman" w:cs="Times New Roman"/>
-          <w:lang w:val="en-US"/>
-        </w:rPr>
-      </w:pPr>
-    </w:p>
-    <w:tbl>
-      <w:tblPr>
-        <w:tblStyle w:val="a3"/>
-        <w:tblW w:w="9052" w:type="dxa"/>
-        <w:tblInd w:w="10" w:type="dxa"/>
-        <w:tblLayout w:type="fixed"/>
-        <w:tblLook w:val="0400" w:firstRow="0" w:lastRow="0" w:firstColumn="0" w:lastColumn="0" w:noHBand="0" w:noVBand="1"/>
-      </w:tblPr>
-      <w:tblGrid>
-        <w:gridCol w:w="3099"/>
-        <w:gridCol w:w="5953"/>
-      </w:tblGrid>
-      <w:tr>
-        <w:trPr>
-          <w:trHeight w:val="375"/>
-        </w:trPr>
-        <w:tc>
-          <w:tcPr>
-            <w:tcW w:w="3099" w:type="dxa"/>
-            <w:tcBorders>
-              <w:top w:val="single" w:sz="8" w:space="0" w:color="000000"/>
-              <w:left w:val="single" w:sz="8" w:space="0" w:color="000000"/>
-              <w:bottom w:val="single" w:sz="8" w:space="0" w:color="000000"/>
-              <w:right w:val="single" w:sz="8" w:space="0" w:color="000000"/>
-            </w:tcBorders>
-            <w:vAlign w:val="center"/>
-          </w:tcPr>
-          <w:p>
-            <w:pPr>
-              <w:jc w:val="center"/>
-              <w:rPr>
-                <w:rFonts w:ascii="Times New Roman" w:eastAsia="Times New Roman" w:hAnsi="Times New Roman" w:cs="Times New Roman"/>
-              </w:rPr>
-            </w:pPr>
-            <w:r>
-              <w:rPr>
-                <w:rFonts w:ascii="Times New Roman" w:eastAsia="Times New Roman" w:hAnsi="Times New Roman" w:cs="Times New Roman"/>
-              </w:rPr>
-              <w:t>IDENTIFICADOR</w:t>
-            </w:r>
-          </w:p>
-        </w:tc>
-        <w:tc>
-          <w:tcPr>
-            <w:tcW w:w="5953" w:type="dxa"/>
-            <w:tcBorders>
-              <w:top w:val="single" w:sz="8" w:space="0" w:color="000000"/>
-              <w:left w:val="single" w:sz="8" w:space="0" w:color="000000"/>
-              <w:bottom w:val="single" w:sz="8" w:space="0" w:color="000000"/>
-              <w:right w:val="single" w:sz="8" w:space="0" w:color="000000"/>
-            </w:tcBorders>
-          </w:tcPr>
-          <w:p>
-            <w:pPr>
-              <w:ind w:left="666"/>
-              <w:jc w:val="center"/>
-              <w:rPr>
-                <w:rFonts w:ascii="Times New Roman" w:eastAsia="Times New Roman" w:hAnsi="Times New Roman" w:cs="Times New Roman"/>
-              </w:rPr>
-            </w:pPr>
-            <w:r>
-              <w:rPr>
-                <w:rFonts w:ascii="Times New Roman" w:eastAsia="Times New Roman" w:hAnsi="Times New Roman" w:cs="Times New Roman"/>
-              </w:rPr>
-              <w:t>HU0</w:t>
-            </w:r>
-            <w:r>
-              <w:rPr>
-                <w:rFonts w:ascii="Times New Roman" w:eastAsia="Times New Roman" w:hAnsi="Times New Roman" w:cs="Times New Roman"/>
-              </w:rPr>
-              <w:t>32</w:t>
-            </w:r>
-          </w:p>
-        </w:tc>
-      </w:tr>
-      <w:tr>
-        <w:trPr>
-          <w:trHeight w:val="385"/>
-        </w:trPr>
-        <w:tc>
-          <w:tcPr>
-            <w:tcW w:w="3099" w:type="dxa"/>
-            <w:tcBorders>
-              <w:top w:val="single" w:sz="8" w:space="0" w:color="000000"/>
-              <w:left w:val="single" w:sz="8" w:space="0" w:color="000000"/>
-              <w:bottom w:val="single" w:sz="8" w:space="0" w:color="000000"/>
-              <w:right w:val="single" w:sz="8" w:space="0" w:color="000000"/>
-            </w:tcBorders>
-          </w:tcPr>
-          <w:p>
-            <w:pPr>
-              <w:jc w:val="center"/>
-              <w:rPr>
-                <w:rFonts w:ascii="Times New Roman" w:eastAsia="Times New Roman" w:hAnsi="Times New Roman" w:cs="Times New Roman"/>
-              </w:rPr>
-            </w:pPr>
-            <w:r>
-              <w:rPr>
-                <w:rFonts w:ascii="Times New Roman" w:eastAsia="Times New Roman" w:hAnsi="Times New Roman" w:cs="Times New Roman"/>
-              </w:rPr>
-              <w:t>NOMBRE</w:t>
-            </w:r>
-          </w:p>
-        </w:tc>
-        <w:tc>
-          <w:tcPr>
-            <w:tcW w:w="5953" w:type="dxa"/>
-            <w:tcBorders>
-              <w:top w:val="single" w:sz="8" w:space="0" w:color="000000"/>
-              <w:left w:val="single" w:sz="8" w:space="0" w:color="000000"/>
-              <w:bottom w:val="single" w:sz="8" w:space="0" w:color="000000"/>
-              <w:right w:val="single" w:sz="8" w:space="0" w:color="000000"/>
-            </w:tcBorders>
-          </w:tcPr>
-          <w:p>
-            <w:pPr>
-              <w:ind w:left="720"/>
-              <w:jc w:val="center"/>
-              <w:rPr>
-                <w:rFonts w:ascii="Times New Roman" w:eastAsia="Times New Roman" w:hAnsi="Times New Roman" w:cs="Times New Roman"/>
-              </w:rPr>
-            </w:pPr>
-            <w:r>
-              <w:rPr>
-                <w:rFonts w:ascii="Times New Roman" w:eastAsia="Times New Roman" w:hAnsi="Times New Roman" w:cs="Times New Roman"/>
-              </w:rPr>
-              <w:t>Listar colores disponibles</w:t>
-            </w:r>
-          </w:p>
-        </w:tc>
-      </w:tr>
-      <w:tr>
-        <w:trPr>
-          <w:trHeight w:val="1060"/>
-        </w:trPr>
-        <w:tc>
-          <w:tcPr>
-            <w:tcW w:w="3099" w:type="dxa"/>
-            <w:tcBorders>
-              <w:top w:val="single" w:sz="8" w:space="0" w:color="000000"/>
-              <w:left w:val="single" w:sz="8" w:space="0" w:color="000000"/>
-              <w:bottom w:val="single" w:sz="8" w:space="0" w:color="000000"/>
-              <w:right w:val="single" w:sz="8" w:space="0" w:color="000000"/>
-            </w:tcBorders>
-          </w:tcPr>
-          <w:p>
-            <w:pPr>
-              <w:jc w:val="center"/>
-              <w:rPr>
-                <w:rFonts w:ascii="Times New Roman" w:eastAsia="Times New Roman" w:hAnsi="Times New Roman" w:cs="Times New Roman"/>
-              </w:rPr>
-            </w:pPr>
-            <w:r>
-              <w:rPr>
-                <w:rFonts w:ascii="Times New Roman" w:eastAsia="Times New Roman" w:hAnsi="Times New Roman" w:cs="Times New Roman"/>
-              </w:rPr>
-              <w:t>DESCRIPCIÓN</w:t>
-            </w:r>
-          </w:p>
-        </w:tc>
-        <w:tc>
-          <w:tcPr>
-            <w:tcW w:w="5953" w:type="dxa"/>
-            <w:tcBorders>
-              <w:top w:val="single" w:sz="8" w:space="0" w:color="000000"/>
-              <w:left w:val="single" w:sz="8" w:space="0" w:color="000000"/>
-              <w:bottom w:val="single" w:sz="8" w:space="0" w:color="000000"/>
-              <w:right w:val="single" w:sz="8" w:space="0" w:color="000000"/>
-            </w:tcBorders>
-            <w:vAlign w:val="center"/>
-          </w:tcPr>
-          <w:p>
-            <w:pPr>
-              <w:jc w:val="center"/>
-              <w:rPr>
-                <w:rFonts w:ascii="Times New Roman" w:eastAsia="Times New Roman" w:hAnsi="Times New Roman" w:cs="Times New Roman"/>
-              </w:rPr>
-            </w:pPr>
-            <w:r>
-              <w:rPr>
-                <w:rFonts w:ascii="Times New Roman" w:eastAsia="Times New Roman" w:hAnsi="Times New Roman" w:cs="Times New Roman"/>
-              </w:rPr>
-              <w:t>Como cliente, quiero ver todos los colores disponibles en el catálogo, para conocer las opciones de colores.</w:t>
-            </w:r>
-          </w:p>
-        </w:tc>
-      </w:tr>
-      <w:tr>
-        <w:trPr>
-          <w:trHeight w:val="780"/>
-        </w:trPr>
-        <w:tc>
-          <w:tcPr>
-            <w:tcW w:w="3099" w:type="dxa"/>
-            <w:tcBorders>
-              <w:top w:val="single" w:sz="8" w:space="0" w:color="000000"/>
-              <w:left w:val="single" w:sz="8" w:space="0" w:color="000000"/>
-              <w:bottom w:val="single" w:sz="8" w:space="0" w:color="000000"/>
-              <w:right w:val="single" w:sz="8" w:space="0" w:color="000000"/>
-            </w:tcBorders>
-            <w:vAlign w:val="center"/>
-          </w:tcPr>
-          <w:p>
-            <w:pPr>
-              <w:jc w:val="center"/>
-              <w:rPr>
-                <w:rFonts w:ascii="Times New Roman" w:eastAsia="Times New Roman" w:hAnsi="Times New Roman" w:cs="Times New Roman"/>
-              </w:rPr>
-            </w:pPr>
-            <w:r>
-              <w:rPr>
-                <w:rFonts w:ascii="Times New Roman" w:eastAsia="Times New Roman" w:hAnsi="Times New Roman" w:cs="Times New Roman"/>
-              </w:rPr>
-              <w:t>CRITERIOS DE ACEPTACIÓN</w:t>
-            </w:r>
-          </w:p>
-        </w:tc>
-        <w:tc>
-          <w:tcPr>
-            <w:tcW w:w="5953" w:type="dxa"/>
-            <w:tcBorders>
-              <w:top w:val="single" w:sz="8" w:space="0" w:color="000000"/>
-              <w:left w:val="single" w:sz="8" w:space="0" w:color="000000"/>
-              <w:bottom w:val="single" w:sz="8" w:space="0" w:color="000000"/>
-              <w:right w:val="single" w:sz="8" w:space="0" w:color="000000"/>
-            </w:tcBorders>
-            <w:vAlign w:val="center"/>
-          </w:tcPr>
-          <w:p>
-            <w:pPr>
-              <w:numPr>
-                <w:ilvl w:val="0"/>
-                <w:numId w:val="11"/>
-              </w:numPr>
-              <w:pBdr>
-                <w:top w:val="nil"/>
-                <w:left w:val="nil"/>
-                <w:bottom w:val="nil"/>
-                <w:right w:val="nil"/>
-                <w:between w:val="nil"/>
-              </w:pBdr>
-              <w:spacing w:after="160" w:line="259" w:lineRule="auto"/>
-              <w:jc w:val="center"/>
-              <w:rPr>
-                <w:rFonts w:ascii="Times New Roman" w:eastAsia="Times New Roman" w:hAnsi="Times New Roman" w:cs="Times New Roman"/>
-                <w:color w:val="000000"/>
-              </w:rPr>
-            </w:pPr>
-            <w:r>
-              <w:rPr>
-                <w:rFonts w:ascii="Times New Roman" w:eastAsia="Times New Roman" w:hAnsi="Times New Roman" w:cs="Times New Roman"/>
-                <w:color w:val="000000"/>
-              </w:rPr>
-              <w:t>El sistema debe mostrar todos los colores únicos de productos disponibles.</w:t>
             </w:r>
           </w:p>
         </w:tc>
@@ -13779,7 +13661,14 @@
                 <w:rFonts w:ascii="Times New Roman" w:hAnsi="Times New Roman" w:cs="Times New Roman"/>
                 <w:color w:val="000000"/>
               </w:rPr>
-              <w:t>33</w:t>
+              <w:t>3</w:t>
+            </w:r>
+            <w:r>
+              <w:rPr>
+                <w:rFonts w:ascii="Times New Roman" w:hAnsi="Times New Roman" w:cs="Times New Roman"/>
+                <w:color w:val="000000"/>
+              </w:rPr>
+              <w:t>2</w:t>
             </w:r>
           </w:p>
         </w:tc>
@@ -13867,6 +13756,7 @@
               <w:rPr>
                 <w:rFonts w:ascii="Times New Roman" w:eastAsia="Times New Roman" w:hAnsi="Times New Roman" w:cs="Times New Roman"/>
               </w:rPr>
+              <w:lastRenderedPageBreak/>
               <w:t>DESCRIPCIÓN</w:t>
             </w:r>
           </w:p>
@@ -14084,7 +13974,6 @@
                 <w:sz w:val="22"/>
                 <w:szCs w:val="22"/>
               </w:rPr>
-              <w:lastRenderedPageBreak/>
               <w:t>El sistema debe confirmar la creación con una notificación.</w:t>
             </w:r>
           </w:p>
@@ -14150,7 +14039,6 @@
                 <w:bCs w:val="0"/>
                 <w:color w:val="0F1115"/>
               </w:rPr>
-              <w:lastRenderedPageBreak/>
               <w:t>REQUISITOS ASOCIADOS</w:t>
             </w:r>
           </w:p>
@@ -14299,7 +14187,13 @@
               <w:rPr>
                 <w:rFonts w:ascii="Times New Roman" w:eastAsia="Times New Roman" w:hAnsi="Times New Roman" w:cs="Times New Roman"/>
               </w:rPr>
-              <w:t>34</w:t>
+              <w:t>3</w:t>
+            </w:r>
+            <w:r>
+              <w:rPr>
+                <w:rFonts w:ascii="Times New Roman" w:eastAsia="Times New Roman" w:hAnsi="Times New Roman" w:cs="Times New Roman"/>
+              </w:rPr>
+              <w:t>3</w:t>
             </w:r>
           </w:p>
         </w:tc>
@@ -14805,7 +14699,13 @@
               <w:rPr>
                 <w:rFonts w:ascii="Times New Roman" w:eastAsia="Times New Roman" w:hAnsi="Times New Roman" w:cs="Times New Roman"/>
               </w:rPr>
-              <w:t>35</w:t>
+              <w:t>3</w:t>
+            </w:r>
+            <w:r>
+              <w:rPr>
+                <w:rFonts w:ascii="Times New Roman" w:eastAsia="Times New Roman" w:hAnsi="Times New Roman" w:cs="Times New Roman"/>
+              </w:rPr>
+              <w:t>4</w:t>
             </w:r>
           </w:p>
         </w:tc>
@@ -14973,6 +14873,7 @@
               <w:rPr>
                 <w:rFonts w:ascii="Times New Roman" w:eastAsia="Times New Roman" w:hAnsi="Times New Roman" w:cs="Times New Roman"/>
               </w:rPr>
+              <w:lastRenderedPageBreak/>
               <w:br/>
             </w:r>
             <w:r>
@@ -15188,26 +15089,6 @@
         </w:tc>
       </w:tr>
     </w:tbl>
-    <w:p>
-      <w:pPr>
-        <w:spacing w:after="0"/>
-        <w:jc w:val="both"/>
-        <w:rPr>
-          <w:rFonts w:ascii="Times New Roman" w:eastAsia="Times New Roman" w:hAnsi="Times New Roman" w:cs="Times New Roman"/>
-          <w:lang w:val="en-US"/>
-        </w:rPr>
-      </w:pPr>
-    </w:p>
-    <w:p>
-      <w:pPr>
-        <w:spacing w:after="0"/>
-        <w:jc w:val="both"/>
-        <w:rPr>
-          <w:rFonts w:ascii="Times New Roman" w:eastAsia="Times New Roman" w:hAnsi="Times New Roman" w:cs="Times New Roman"/>
-          <w:lang w:val="en-US"/>
-        </w:rPr>
-      </w:pPr>
-    </w:p>
     <w:p>
       <w:pPr>
         <w:spacing w:after="0"/>
@@ -15256,7 +15137,6 @@
               <w:rPr>
                 <w:rFonts w:ascii="Times New Roman" w:eastAsia="Times New Roman" w:hAnsi="Times New Roman" w:cs="Times New Roman"/>
               </w:rPr>
-              <w:lastRenderedPageBreak/>
               <w:t>IDENTIFICADOR</w:t>
             </w:r>
           </w:p>
@@ -15289,7 +15169,13 @@
               <w:rPr>
                 <w:rFonts w:ascii="Times New Roman" w:eastAsia="Times New Roman" w:hAnsi="Times New Roman" w:cs="Times New Roman"/>
               </w:rPr>
-              <w:t>36</w:t>
+              <w:t>3</w:t>
+            </w:r>
+            <w:r>
+              <w:rPr>
+                <w:rFonts w:ascii="Times New Roman" w:eastAsia="Times New Roman" w:hAnsi="Times New Roman" w:cs="Times New Roman"/>
+              </w:rPr>
+              <w:t>5</w:t>
             </w:r>
           </w:p>
         </w:tc>
@@ -15413,6 +15299,30 @@
               </w:rPr>
               <w:t>Como cliente, quiero listar todas las categorías de productos disponibles, para conocer las opciones de clasificación.</w:t>
             </w:r>
+          </w:p>
+          <w:p>
+            <w:pPr>
+              <w:ind w:firstLine="720"/>
+              <w:jc w:val="center"/>
+              <w:rPr>
+                <w:rFonts w:ascii="Times New Roman" w:eastAsia="Times New Roman" w:hAnsi="Times New Roman" w:cs="Times New Roman"/>
+              </w:rPr>
+            </w:pPr>
+            <w:r>
+              <w:rPr>
+                <w:rFonts w:ascii="Times New Roman" w:eastAsia="Times New Roman" w:hAnsi="Times New Roman" w:cs="Times New Roman"/>
+              </w:rPr>
+              <w:t>Como administrador, quiero listar todas las categorías de productos disponibles, para conocer las opciones de clasificación.</w:t>
+            </w:r>
+          </w:p>
+          <w:p>
+            <w:pPr>
+              <w:ind w:firstLine="720"/>
+              <w:jc w:val="center"/>
+              <w:rPr>
+                <w:rFonts w:ascii="Times New Roman" w:eastAsia="Times New Roman" w:hAnsi="Times New Roman" w:cs="Times New Roman"/>
+              </w:rPr>
+            </w:pPr>
           </w:p>
         </w:tc>
       </w:tr>
@@ -15648,7 +15558,14 @@
                 <w:rFonts w:ascii="Times New Roman" w:hAnsi="Times New Roman" w:cs="Times New Roman"/>
                 <w:color w:val="000000"/>
               </w:rPr>
-              <w:t>37</w:t>
+              <w:t>3</w:t>
+            </w:r>
+            <w:r>
+              <w:rPr>
+                <w:rFonts w:ascii="Times New Roman" w:hAnsi="Times New Roman" w:cs="Times New Roman"/>
+                <w:color w:val="000000"/>
+              </w:rPr>
+              <w:t>6</w:t>
             </w:r>
           </w:p>
         </w:tc>
@@ -15980,6 +15897,7 @@
                 <w:bCs w:val="0"/>
                 <w:color w:val="0F1115"/>
               </w:rPr>
+              <w:lastRenderedPageBreak/>
               <w:t>REQUISITOS ASOCIADOS</w:t>
             </w:r>
           </w:p>
@@ -16125,7 +16043,13 @@
               <w:rPr>
                 <w:rFonts w:ascii="Times New Roman" w:eastAsia="Times New Roman" w:hAnsi="Times New Roman" w:cs="Times New Roman"/>
               </w:rPr>
-              <w:t>38</w:t>
+              <w:t>3</w:t>
+            </w:r>
+            <w:r>
+              <w:rPr>
+                <w:rFonts w:ascii="Times New Roman" w:eastAsia="Times New Roman" w:hAnsi="Times New Roman" w:cs="Times New Roman"/>
+              </w:rPr>
+              <w:t>7</w:t>
             </w:r>
           </w:p>
         </w:tc>
@@ -16572,7 +16496,7 @@
               <w:rPr>
                 <w:rFonts w:ascii="Times New Roman" w:eastAsia="Times New Roman" w:hAnsi="Times New Roman" w:cs="Times New Roman"/>
               </w:rPr>
-              <w:t>9</w:t>
+              <w:t>8</w:t>
             </w:r>
           </w:p>
         </w:tc>
@@ -16927,11 +16851,12 @@
           <w:lang w:val="en-US"/>
         </w:rPr>
       </w:pPr>
-      <w:bookmarkStart w:id="2" w:name="_Toc236927771"/>
+      <w:bookmarkStart w:id="2" w:name="_Toc237742502"/>
       <w:r>
         <w:rPr>
           <w:lang w:val="en-US"/>
         </w:rPr>
+        <w:lastRenderedPageBreak/>
         <w:t>PAGOS</w:t>
       </w:r>
       <w:bookmarkEnd w:id="2"/>
@@ -17006,7 +16931,7 @@
               <w:rPr>
                 <w:rFonts w:ascii="Times New Roman" w:eastAsia="Times New Roman" w:hAnsi="Times New Roman" w:cs="Times New Roman"/>
               </w:rPr>
-              <w:t>40</w:t>
+              <w:t>39</w:t>
             </w:r>
           </w:p>
         </w:tc>
@@ -17219,7 +17144,6 @@
                 <w:rFonts w:ascii="Times New Roman" w:eastAsia="Times New Roman" w:hAnsi="Times New Roman" w:cs="Times New Roman"/>
                 <w:color w:val="000000"/>
               </w:rPr>
-              <w:lastRenderedPageBreak/>
               <w:t xml:space="preserve">El sistema debe crear la orden en Bold y devolver URL de pago. </w:t>
             </w:r>
           </w:p>
@@ -17395,7 +17319,6 @@
                 <w:bCs w:val="0"/>
                 <w:color w:val="0F1115"/>
               </w:rPr>
-              <w:lastRenderedPageBreak/>
               <w:t>REQUISITOS ASOCIADOS</w:t>
             </w:r>
           </w:p>
@@ -17518,7 +17441,7 @@
               <w:rPr>
                 <w:rFonts w:ascii="Times New Roman" w:eastAsia="Times New Roman" w:hAnsi="Times New Roman" w:cs="Times New Roman"/>
               </w:rPr>
-              <w:t>1</w:t>
+              <w:t>0</w:t>
             </w:r>
           </w:p>
         </w:tc>
@@ -17888,7 +17811,7 @@
               <w:rPr>
                 <w:rFonts w:ascii="Times New Roman" w:eastAsia="Times New Roman" w:hAnsi="Times New Roman" w:cs="Times New Roman"/>
               </w:rPr>
-              <w:t>2</w:t>
+              <w:t>1</w:t>
             </w:r>
           </w:p>
         </w:tc>
@@ -17977,6 +17900,7 @@
               <w:rPr>
                 <w:rFonts w:ascii="Times New Roman" w:eastAsia="Times New Roman" w:hAnsi="Times New Roman" w:cs="Times New Roman"/>
               </w:rPr>
+              <w:lastRenderedPageBreak/>
               <w:t>DESCRIPCIÓN</w:t>
             </w:r>
           </w:p>
@@ -18272,7 +18196,13 @@
               <w:rPr>
                 <w:rFonts w:ascii="Times New Roman" w:eastAsia="Times New Roman" w:hAnsi="Times New Roman" w:cs="Times New Roman"/>
               </w:rPr>
-              <w:t>43</w:t>
+              <w:t>4</w:t>
+            </w:r>
+            <w:r>
+              <w:rPr>
+                <w:rFonts w:ascii="Times New Roman" w:eastAsia="Times New Roman" w:hAnsi="Times New Roman" w:cs="Times New Roman"/>
+              </w:rPr>
+              <w:t>2</w:t>
             </w:r>
           </w:p>
         </w:tc>
@@ -18700,7 +18630,7 @@
               <w:rPr>
                 <w:rFonts w:ascii="Times New Roman" w:eastAsia="Times New Roman" w:hAnsi="Times New Roman" w:cs="Times New Roman"/>
               </w:rPr>
-              <w:t>4</w:t>
+              <w:t>3</w:t>
             </w:r>
           </w:p>
         </w:tc>
@@ -19006,6 +18936,7 @@
                 <w:bCs w:val="0"/>
                 <w:color w:val="0F1115"/>
               </w:rPr>
+              <w:lastRenderedPageBreak/>
               <w:t>REQUISITOS ASOCIADOS</w:t>
             </w:r>
           </w:p>
@@ -19059,7 +18990,7 @@
           <w:lang w:val="en-US"/>
         </w:rPr>
       </w:pPr>
-      <w:bookmarkStart w:id="3" w:name="_Toc236927772"/>
+      <w:bookmarkStart w:id="3" w:name="_Toc237742503"/>
       <w:r>
         <w:rPr>
           <w:lang w:val="en-US"/>
@@ -19180,7 +19111,13 @@
               <w:rPr>
                 <w:rFonts w:ascii="Times New Roman" w:eastAsia="Times New Roman" w:hAnsi="Times New Roman" w:cs="Times New Roman"/>
               </w:rPr>
-              <w:t>HU045</w:t>
+              <w:t>HU04</w:t>
+            </w:r>
+            <w:r>
+              <w:rPr>
+                <w:rFonts w:ascii="Times New Roman" w:eastAsia="Times New Roman" w:hAnsi="Times New Roman" w:cs="Times New Roman"/>
+              </w:rPr>
+              <w:t>4</w:t>
             </w:r>
           </w:p>
         </w:tc>
@@ -19269,7 +19206,6 @@
               <w:rPr>
                 <w:rFonts w:ascii="Times New Roman" w:eastAsia="Times New Roman" w:hAnsi="Times New Roman" w:cs="Times New Roman"/>
               </w:rPr>
-              <w:lastRenderedPageBreak/>
               <w:t>DESCRIPCIÓN</w:t>
             </w:r>
           </w:p>
@@ -19633,7 +19569,13 @@
               <w:rPr>
                 <w:rFonts w:ascii="Times New Roman" w:eastAsia="Times New Roman" w:hAnsi="Times New Roman" w:cs="Times New Roman"/>
               </w:rPr>
-              <w:t>46</w:t>
+              <w:t>4</w:t>
+            </w:r>
+            <w:r>
+              <w:rPr>
+                <w:rFonts w:ascii="Times New Roman" w:eastAsia="Times New Roman" w:hAnsi="Times New Roman" w:cs="Times New Roman"/>
+              </w:rPr>
+              <w:t>5</w:t>
             </w:r>
           </w:p>
         </w:tc>
@@ -19818,7 +19760,14 @@
                 <w:rFonts w:ascii="Times New Roman" w:eastAsia="Times New Roman" w:hAnsi="Times New Roman" w:cs="Times New Roman"/>
                 <w:color w:val="000000"/>
               </w:rPr>
-              <w:t xml:space="preserve">El sistema debe mostrar el historial de compras del cliente. </w:t>
+              <w:t xml:space="preserve">El sistema debe mostrar el historial de </w:t>
+            </w:r>
+            <w:r>
+              <w:rPr>
+                <w:rFonts w:ascii="Times New Roman" w:eastAsia="Times New Roman" w:hAnsi="Times New Roman" w:cs="Times New Roman"/>
+                <w:color w:val="000000"/>
+              </w:rPr>
+              <w:t>pedidos del cliente.</w:t>
             </w:r>
           </w:p>
           <w:p>
@@ -19909,6 +19858,7 @@
                 <w:bCs w:val="0"/>
                 <w:color w:val="0F1115"/>
               </w:rPr>
+              <w:lastRenderedPageBreak/>
               <w:t>REQUISITOS ASOCIADOS</w:t>
             </w:r>
           </w:p>
@@ -20025,7 +19975,13 @@
               <w:rPr>
                 <w:rFonts w:ascii="Times New Roman" w:eastAsia="Times New Roman" w:hAnsi="Times New Roman" w:cs="Times New Roman"/>
               </w:rPr>
-              <w:t>47</w:t>
+              <w:t>4</w:t>
+            </w:r>
+            <w:r>
+              <w:rPr>
+                <w:rFonts w:ascii="Times New Roman" w:eastAsia="Times New Roman" w:hAnsi="Times New Roman" w:cs="Times New Roman"/>
+              </w:rPr>
+              <w:t>6</w:t>
             </w:r>
           </w:p>
         </w:tc>
@@ -20151,7 +20107,21 @@
               <w:rPr>
                 <w:rFonts w:ascii="Times New Roman" w:eastAsia="Times New Roman" w:hAnsi="Times New Roman" w:cs="Times New Roman"/>
               </w:rPr>
-              <w:t>Como usuario, quiero ver el detalle de un pedido específico, para conocer toda la información de la compra.</w:t>
+              <w:t>Como administrador, quiero ver el detalle de un pedido específico, para conocer toda la información de la compra.</w:t>
+            </w:r>
+          </w:p>
+          <w:p>
+            <w:pPr>
+              <w:jc w:val="center"/>
+              <w:rPr>
+                <w:rFonts w:ascii="Times New Roman" w:eastAsia="Times New Roman" w:hAnsi="Times New Roman" w:cs="Times New Roman"/>
+              </w:rPr>
+            </w:pPr>
+            <w:r>
+              <w:rPr>
+                <w:rFonts w:ascii="Times New Roman" w:eastAsia="Times New Roman" w:hAnsi="Times New Roman" w:cs="Times New Roman"/>
+              </w:rPr>
+              <w:t>Como cliente, quiero ver el detalle de un pedido específico, para conocer toda la información de la compra.</w:t>
             </w:r>
           </w:p>
         </w:tc>
@@ -20182,7 +20152,6 @@
               <w:rPr>
                 <w:rFonts w:ascii="Times New Roman" w:eastAsia="Times New Roman" w:hAnsi="Times New Roman" w:cs="Times New Roman"/>
               </w:rPr>
-              <w:lastRenderedPageBreak/>
               <w:t>CRITERIOS DE ACEPTACIÓN</w:t>
             </w:r>
           </w:p>
@@ -20547,7 +20516,13 @@
               <w:rPr>
                 <w:rFonts w:ascii="Times New Roman" w:eastAsia="Times New Roman" w:hAnsi="Times New Roman" w:cs="Times New Roman"/>
               </w:rPr>
-              <w:t>48</w:t>
+              <w:t>4</w:t>
+            </w:r>
+            <w:r>
+              <w:rPr>
+                <w:rFonts w:ascii="Times New Roman" w:eastAsia="Times New Roman" w:hAnsi="Times New Roman" w:cs="Times New Roman"/>
+              </w:rPr>
+              <w:t>7</w:t>
             </w:r>
           </w:p>
         </w:tc>
@@ -20945,7 +20920,13 @@
               <w:rPr>
                 <w:rFonts w:ascii="Times New Roman" w:eastAsia="Times New Roman" w:hAnsi="Times New Roman" w:cs="Times New Roman"/>
               </w:rPr>
-              <w:t>49</w:t>
+              <w:t>4</w:t>
+            </w:r>
+            <w:r>
+              <w:rPr>
+                <w:rFonts w:ascii="Times New Roman" w:eastAsia="Times New Roman" w:hAnsi="Times New Roman" w:cs="Times New Roman"/>
+              </w:rPr>
+              <w:t>8</w:t>
             </w:r>
           </w:p>
         </w:tc>
@@ -21090,7 +21071,6 @@
               <w:rPr>
                 <w:rFonts w:ascii="Times New Roman" w:eastAsia="Times New Roman" w:hAnsi="Times New Roman" w:cs="Times New Roman"/>
               </w:rPr>
-              <w:lastRenderedPageBreak/>
               <w:t>CRITERIOS DE ACEPTACIÓN</w:t>
             </w:r>
           </w:p>
@@ -21465,7 +21445,7 @@
               <w:rPr>
                 <w:rFonts w:ascii="Times New Roman" w:eastAsia="Times New Roman" w:hAnsi="Times New Roman" w:cs="Times New Roman"/>
               </w:rPr>
-              <w:t>50</w:t>
+              <w:t>49</w:t>
             </w:r>
           </w:p>
         </w:tc>
@@ -21831,6 +21811,7 @@
               <w:rPr>
                 <w:rFonts w:ascii="Times New Roman" w:eastAsia="Times New Roman" w:hAnsi="Times New Roman" w:cs="Times New Roman"/>
               </w:rPr>
+              <w:lastRenderedPageBreak/>
               <w:t>IDENTIFICADOR</w:t>
             </w:r>
           </w:p>
@@ -21863,7 +21844,13 @@
               <w:rPr>
                 <w:rFonts w:ascii="Times New Roman" w:eastAsia="Times New Roman" w:hAnsi="Times New Roman" w:cs="Times New Roman"/>
               </w:rPr>
-              <w:t>51</w:t>
+              <w:t>5</w:t>
+            </w:r>
+            <w:r>
+              <w:rPr>
+                <w:rFonts w:ascii="Times New Roman" w:eastAsia="Times New Roman" w:hAnsi="Times New Roman" w:cs="Times New Roman"/>
+              </w:rPr>
+              <w:t>0</w:t>
             </w:r>
           </w:p>
         </w:tc>
@@ -22008,7 +21995,6 @@
               <w:rPr>
                 <w:rFonts w:ascii="Times New Roman" w:eastAsia="Times New Roman" w:hAnsi="Times New Roman" w:cs="Times New Roman"/>
               </w:rPr>
-              <w:lastRenderedPageBreak/>
               <w:t>CRITERIOS DE ACEPTACIÓN</w:t>
             </w:r>
           </w:p>
@@ -22238,7 +22224,21 @@
                 <w:rFonts w:ascii="Times New Roman" w:eastAsia="Times New Roman" w:hAnsi="Times New Roman" w:cs="Times New Roman"/>
                 <w:color w:val="000000"/>
               </w:rPr>
-              <w:t xml:space="preserve">El sistema debe validar que la dirección sea obligatoria y que haya al menos un producto. </w:t>
+              <w:t>El sistema debe validar que la dirección</w:t>
+            </w:r>
+            <w:r>
+              <w:rPr>
+                <w:rFonts w:ascii="Times New Roman" w:eastAsia="Times New Roman" w:hAnsi="Times New Roman" w:cs="Times New Roman"/>
+                <w:color w:val="000000"/>
+              </w:rPr>
+              <w:t xml:space="preserve"> de entrega y ciudad envió</w:t>
+            </w:r>
+            <w:r>
+              <w:rPr>
+                <w:rFonts w:ascii="Times New Roman" w:eastAsia="Times New Roman" w:hAnsi="Times New Roman" w:cs="Times New Roman"/>
+                <w:color w:val="000000"/>
+              </w:rPr>
+              <w:t xml:space="preserve"> sea obligatoria y que haya al menos un producto. </w:t>
             </w:r>
           </w:p>
           <w:p>
@@ -22423,7 +22423,13 @@
               <w:rPr>
                 <w:rFonts w:ascii="Times New Roman" w:eastAsia="Times New Roman" w:hAnsi="Times New Roman" w:cs="Times New Roman"/>
               </w:rPr>
-              <w:t>52</w:t>
+              <w:t>5</w:t>
+            </w:r>
+            <w:r>
+              <w:rPr>
+                <w:rFonts w:ascii="Times New Roman" w:eastAsia="Times New Roman" w:hAnsi="Times New Roman" w:cs="Times New Roman"/>
+              </w:rPr>
+              <w:t>1</w:t>
             </w:r>
           </w:p>
         </w:tc>
@@ -22699,6 +22705,7 @@
                 <w:bCs w:val="0"/>
                 <w:color w:val="0F1115"/>
               </w:rPr>
+              <w:lastRenderedPageBreak/>
               <w:t>REQUISITOS ASOCIADOS</w:t>
             </w:r>
           </w:p>
@@ -22821,7 +22828,13 @@
               <w:rPr>
                 <w:rFonts w:ascii="Times New Roman" w:eastAsia="Times New Roman" w:hAnsi="Times New Roman" w:cs="Times New Roman"/>
               </w:rPr>
-              <w:t>53</w:t>
+              <w:t>5</w:t>
+            </w:r>
+            <w:r>
+              <w:rPr>
+                <w:rFonts w:ascii="Times New Roman" w:eastAsia="Times New Roman" w:hAnsi="Times New Roman" w:cs="Times New Roman"/>
+              </w:rPr>
+              <w:t>2</w:t>
             </w:r>
           </w:p>
         </w:tc>
@@ -22910,7 +22923,6 @@
               <w:rPr>
                 <w:rFonts w:ascii="Times New Roman" w:eastAsia="Times New Roman" w:hAnsi="Times New Roman" w:cs="Times New Roman"/>
               </w:rPr>
-              <w:lastRenderedPageBreak/>
               <w:t>DESCRIPCIÓN</w:t>
             </w:r>
           </w:p>
@@ -23276,7 +23288,13 @@
               <w:rPr>
                 <w:rFonts w:ascii="Times New Roman" w:eastAsia="Times New Roman" w:hAnsi="Times New Roman" w:cs="Times New Roman"/>
               </w:rPr>
-              <w:t>54</w:t>
+              <w:t>5</w:t>
+            </w:r>
+            <w:r>
+              <w:rPr>
+                <w:rFonts w:ascii="Times New Roman" w:eastAsia="Times New Roman" w:hAnsi="Times New Roman" w:cs="Times New Roman"/>
+              </w:rPr>
+              <w:t>3</w:t>
             </w:r>
           </w:p>
         </w:tc>
@@ -23670,6 +23688,7 @@
               <w:rPr>
                 <w:rFonts w:ascii="Times New Roman" w:eastAsia="Times New Roman" w:hAnsi="Times New Roman" w:cs="Times New Roman"/>
               </w:rPr>
+              <w:lastRenderedPageBreak/>
               <w:t>IDENTIFICADOR</w:t>
             </w:r>
           </w:p>
@@ -23702,7 +23721,13 @@
               <w:rPr>
                 <w:rFonts w:ascii="Times New Roman" w:eastAsia="Times New Roman" w:hAnsi="Times New Roman" w:cs="Times New Roman"/>
               </w:rPr>
-              <w:t>55</w:t>
+              <w:t>5</w:t>
+            </w:r>
+            <w:r>
+              <w:rPr>
+                <w:rFonts w:ascii="Times New Roman" w:eastAsia="Times New Roman" w:hAnsi="Times New Roman" w:cs="Times New Roman"/>
+              </w:rPr>
+              <w:t>4</w:t>
             </w:r>
           </w:p>
         </w:tc>
@@ -23847,7 +23872,6 @@
               <w:rPr>
                 <w:rFonts w:ascii="Times New Roman" w:eastAsia="Times New Roman" w:hAnsi="Times New Roman" w:cs="Times New Roman"/>
               </w:rPr>
-              <w:lastRenderedPageBreak/>
               <w:t>CRITERIOS DE ACEPTACIÓN</w:t>
             </w:r>
           </w:p>
@@ -23980,7 +24004,7 @@
           <w:lang w:val="en-US"/>
         </w:rPr>
       </w:pPr>
-      <w:bookmarkStart w:id="4" w:name="_Toc236927773"/>
+      <w:bookmarkStart w:id="4" w:name="_Toc237742504"/>
       <w:r>
         <w:rPr>
           <w:lang w:val="en-US"/>
@@ -24076,7 +24100,13 @@
               <w:rPr>
                 <w:rFonts w:ascii="Times New Roman" w:eastAsia="Times New Roman" w:hAnsi="Times New Roman" w:cs="Times New Roman"/>
               </w:rPr>
-              <w:t>56</w:t>
+              <w:t>5</w:t>
+            </w:r>
+            <w:r>
+              <w:rPr>
+                <w:rFonts w:ascii="Times New Roman" w:eastAsia="Times New Roman" w:hAnsi="Times New Roman" w:cs="Times New Roman"/>
+              </w:rPr>
+              <w:t>5</w:t>
             </w:r>
           </w:p>
         </w:tc>
@@ -24581,7 +24611,13 @@
               <w:rPr>
                 <w:rFonts w:ascii="Times New Roman" w:eastAsia="Times New Roman" w:hAnsi="Times New Roman" w:cs="Times New Roman"/>
               </w:rPr>
-              <w:t>HU057</w:t>
+              <w:t>HU05</w:t>
+            </w:r>
+            <w:r>
+              <w:rPr>
+                <w:rFonts w:ascii="Times New Roman" w:eastAsia="Times New Roman" w:hAnsi="Times New Roman" w:cs="Times New Roman"/>
+              </w:rPr>
+              <w:t>6</w:t>
             </w:r>
           </w:p>
         </w:tc>
@@ -24809,6 +24845,7 @@
               <w:rPr>
                 <w:rFonts w:ascii="Times New Roman" w:eastAsia="Times New Roman" w:hAnsi="Times New Roman" w:cs="Times New Roman"/>
               </w:rPr>
+              <w:lastRenderedPageBreak/>
               <w:t xml:space="preserve">Al hacer clic en un botón, el sistema debe enviar el mensaje correspondiente al </w:t>
             </w:r>
             <w:proofErr w:type="spellStart"/>
@@ -24858,6 +24895,7 @@
                 <w:bCs w:val="0"/>
                 <w:color w:val="0F1115"/>
               </w:rPr>
+              <w:lastRenderedPageBreak/>
               <w:t>REQUISITOS ASOCIADOS</w:t>
             </w:r>
           </w:p>
@@ -24903,28 +24941,6 @@
         </w:tc>
       </w:tr>
     </w:tbl>
-    <w:p>
-      <w:pPr>
-        <w:spacing w:after="252"/>
-        <w:rPr>
-          <w:rFonts w:ascii="Times New Roman" w:eastAsia="Times New Roman" w:hAnsi="Times New Roman" w:cs="Times New Roman"/>
-          <w:b/>
-          <w:bCs/>
-          <w:lang w:val="en-US"/>
-        </w:rPr>
-      </w:pPr>
-    </w:p>
-    <w:p>
-      <w:pPr>
-        <w:spacing w:after="252"/>
-        <w:rPr>
-          <w:rFonts w:ascii="Times New Roman" w:eastAsia="Times New Roman" w:hAnsi="Times New Roman" w:cs="Times New Roman"/>
-          <w:b/>
-          <w:bCs/>
-          <w:lang w:val="en-US"/>
-        </w:rPr>
-      </w:pPr>
-    </w:p>
     <w:p>
       <w:pPr>
         <w:spacing w:after="252"/>
@@ -24943,7 +24959,7 @@
           <w:lang w:val="en-US"/>
         </w:rPr>
       </w:pPr>
-      <w:bookmarkStart w:id="5" w:name="_Toc236927774"/>
+      <w:bookmarkStart w:id="5" w:name="_Toc237742505"/>
       <w:r>
         <w:rPr>
           <w:lang w:val="en-US"/>
@@ -25033,7 +25049,7 @@
               <w:rPr>
                 <w:rFonts w:ascii="Times New Roman" w:eastAsia="Times New Roman" w:hAnsi="Times New Roman" w:cs="Times New Roman"/>
               </w:rPr>
-              <w:t>8</w:t>
+              <w:t>7</w:t>
             </w:r>
           </w:p>
         </w:tc>
@@ -25088,7 +25104,21 @@
               <w:rPr>
                 <w:rFonts w:ascii="Times New Roman" w:eastAsia="Times New Roman" w:hAnsi="Times New Roman" w:cs="Times New Roman"/>
               </w:rPr>
-              <w:t>Asignar pedido a repartidor (Admin)</w:t>
+              <w:t>Asignar pedido (</w:t>
+            </w:r>
+            <w:proofErr w:type="spellStart"/>
+            <w:r>
+              <w:rPr>
+                <w:rFonts w:ascii="Times New Roman" w:eastAsia="Times New Roman" w:hAnsi="Times New Roman" w:cs="Times New Roman"/>
+              </w:rPr>
+              <w:t>Admin</w:t>
+            </w:r>
+            <w:proofErr w:type="spellEnd"/>
+            <w:r>
+              <w:rPr>
+                <w:rFonts w:ascii="Times New Roman" w:eastAsia="Times New Roman" w:hAnsi="Times New Roman" w:cs="Times New Roman"/>
+              </w:rPr>
+              <w:t>)</w:t>
             </w:r>
           </w:p>
         </w:tc>
@@ -25191,6 +25221,167 @@
               <w:right w:val="single" w:sz="8" w:space="0" w:color="000000"/>
             </w:tcBorders>
           </w:tcPr>
+          <w:p>
+            <w:pPr>
+              <w:numPr>
+                <w:ilvl w:val="0"/>
+                <w:numId w:val="7"/>
+              </w:numPr>
+              <w:tabs>
+                <w:tab w:val="num" w:pos="720"/>
+              </w:tabs>
+              <w:spacing w:after="160" w:line="259" w:lineRule="auto"/>
+              <w:ind w:right="60"/>
+              <w:jc w:val="center"/>
+              <w:rPr>
+                <w:rFonts w:ascii="Times New Roman" w:eastAsia="Times New Roman" w:hAnsi="Times New Roman" w:cs="Times New Roman"/>
+              </w:rPr>
+            </w:pPr>
+            <w:r>
+              <w:rPr>
+                <w:rFonts w:ascii="Times New Roman" w:eastAsia="Times New Roman" w:hAnsi="Times New Roman" w:cs="Times New Roman"/>
+              </w:rPr>
+              <w:t>El sistema debe permitir asignar pedidos a repartidores o administrador si el pedido está en estado PAGADO.</w:t>
+            </w:r>
+          </w:p>
+          <w:p>
+            <w:pPr>
+              <w:numPr>
+                <w:ilvl w:val="0"/>
+                <w:numId w:val="7"/>
+              </w:numPr>
+              <w:tabs>
+                <w:tab w:val="num" w:pos="720"/>
+              </w:tabs>
+              <w:spacing w:after="160" w:line="259" w:lineRule="auto"/>
+              <w:ind w:right="60"/>
+              <w:jc w:val="center"/>
+              <w:rPr>
+                <w:rFonts w:ascii="Times New Roman" w:eastAsia="Times New Roman" w:hAnsi="Times New Roman" w:cs="Times New Roman"/>
+              </w:rPr>
+            </w:pPr>
+            <w:r>
+              <w:rPr>
+                <w:rFonts w:ascii="Times New Roman" w:eastAsia="Times New Roman" w:hAnsi="Times New Roman" w:cs="Times New Roman"/>
+              </w:rPr>
+              <w:t>El sistema debe validar que el repartidor o administrador exista y esté en estado ACTIVO.</w:t>
+            </w:r>
+          </w:p>
+          <w:p>
+            <w:pPr>
+              <w:numPr>
+                <w:ilvl w:val="0"/>
+                <w:numId w:val="7"/>
+              </w:numPr>
+              <w:tabs>
+                <w:tab w:val="num" w:pos="720"/>
+              </w:tabs>
+              <w:spacing w:after="160" w:line="259" w:lineRule="auto"/>
+              <w:ind w:right="60"/>
+              <w:jc w:val="center"/>
+              <w:rPr>
+                <w:rFonts w:ascii="Times New Roman" w:eastAsia="Times New Roman" w:hAnsi="Times New Roman" w:cs="Times New Roman"/>
+              </w:rPr>
+            </w:pPr>
+            <w:r>
+              <w:rPr>
+                <w:rFonts w:ascii="Times New Roman" w:eastAsia="Times New Roman" w:hAnsi="Times New Roman" w:cs="Times New Roman"/>
+              </w:rPr>
+              <w:t>Si ciudad = Bogotá → se asigna al repartidor seleccionado.</w:t>
+            </w:r>
+          </w:p>
+          <w:p>
+            <w:pPr>
+              <w:numPr>
+                <w:ilvl w:val="0"/>
+                <w:numId w:val="7"/>
+              </w:numPr>
+              <w:tabs>
+                <w:tab w:val="num" w:pos="720"/>
+              </w:tabs>
+              <w:spacing w:after="160" w:line="259" w:lineRule="auto"/>
+              <w:ind w:right="60"/>
+              <w:jc w:val="center"/>
+              <w:rPr>
+                <w:rFonts w:ascii="Times New Roman" w:eastAsia="Times New Roman" w:hAnsi="Times New Roman" w:cs="Times New Roman"/>
+              </w:rPr>
+            </w:pPr>
+            <w:r>
+              <w:rPr>
+                <w:rFonts w:ascii="Times New Roman" w:eastAsia="Times New Roman" w:hAnsi="Times New Roman" w:cs="Times New Roman"/>
+              </w:rPr>
+              <w:t>Si ciudad fuera de Bogotá → se asigna automáticamente a distribuidora externa (ADMIN).</w:t>
+            </w:r>
+          </w:p>
+          <w:p>
+            <w:pPr>
+              <w:numPr>
+                <w:ilvl w:val="0"/>
+                <w:numId w:val="7"/>
+              </w:numPr>
+              <w:tabs>
+                <w:tab w:val="num" w:pos="720"/>
+              </w:tabs>
+              <w:spacing w:after="160" w:line="259" w:lineRule="auto"/>
+              <w:ind w:right="60"/>
+              <w:jc w:val="center"/>
+              <w:rPr>
+                <w:rFonts w:ascii="Times New Roman" w:eastAsia="Times New Roman" w:hAnsi="Times New Roman" w:cs="Times New Roman"/>
+              </w:rPr>
+            </w:pPr>
+            <w:r>
+              <w:rPr>
+                <w:rFonts w:ascii="Times New Roman" w:eastAsia="Times New Roman" w:hAnsi="Times New Roman" w:cs="Times New Roman"/>
+              </w:rPr>
+              <w:t>El sistema debe crear la distribución con estado PENDIENTE y actualizar el pedido a EN PROCESO.</w:t>
+            </w:r>
+          </w:p>
+          <w:p>
+            <w:pPr>
+              <w:numPr>
+                <w:ilvl w:val="0"/>
+                <w:numId w:val="7"/>
+              </w:numPr>
+              <w:tabs>
+                <w:tab w:val="num" w:pos="720"/>
+              </w:tabs>
+              <w:spacing w:after="160" w:line="259" w:lineRule="auto"/>
+              <w:ind w:right="60"/>
+              <w:jc w:val="center"/>
+              <w:rPr>
+                <w:rFonts w:ascii="Times New Roman" w:eastAsia="Times New Roman" w:hAnsi="Times New Roman" w:cs="Times New Roman"/>
+              </w:rPr>
+            </w:pPr>
+            <w:r>
+              <w:rPr>
+                <w:rFonts w:ascii="Times New Roman" w:eastAsia="Times New Roman" w:hAnsi="Times New Roman" w:cs="Times New Roman"/>
+              </w:rPr>
+              <w:t>El sistema no debe permitir asignar más de una distribución activa al mismo pedido.</w:t>
+            </w:r>
+          </w:p>
+          <w:p>
+            <w:pPr>
+              <w:numPr>
+                <w:ilvl w:val="0"/>
+                <w:numId w:val="7"/>
+              </w:numPr>
+              <w:tabs>
+                <w:tab w:val="num" w:pos="720"/>
+              </w:tabs>
+              <w:spacing w:after="160" w:line="259" w:lineRule="auto"/>
+              <w:ind w:right="60"/>
+              <w:jc w:val="center"/>
+              <w:rPr>
+                <w:rFonts w:ascii="Times New Roman" w:eastAsia="Times New Roman" w:hAnsi="Times New Roman" w:cs="Times New Roman"/>
+              </w:rPr>
+            </w:pPr>
+            <w:r>
+              <w:rPr>
+                <w:rFonts w:ascii="Times New Roman" w:eastAsia="Times New Roman" w:hAnsi="Times New Roman" w:cs="Times New Roman"/>
+              </w:rPr>
+              <w:t>El sistema debe confirmar la acción con notificación.</w:t>
+            </w:r>
+          </w:p>
           <w:p>
             <w:pPr>
               <w:numPr>
@@ -25208,171 +25399,7 @@
               <w:rPr>
                 <w:rFonts w:ascii="Times New Roman" w:eastAsia="Times New Roman" w:hAnsi="Times New Roman" w:cs="Times New Roman"/>
               </w:rPr>
-              <w:t>El sistema debe permitir asignar pedidos a repartidores</w:t>
-            </w:r>
-            <w:r>
-              <w:rPr>
-                <w:rFonts w:ascii="Times New Roman" w:eastAsia="Times New Roman" w:hAnsi="Times New Roman" w:cs="Times New Roman"/>
-              </w:rPr>
-              <w:t xml:space="preserve"> </w:t>
-            </w:r>
-            <w:r>
-              <w:rPr>
-                <w:rFonts w:ascii="Times New Roman" w:eastAsia="Times New Roman" w:hAnsi="Times New Roman" w:cs="Times New Roman"/>
-              </w:rPr>
-              <w:t>si el pedido está en estado PAGADO</w:t>
-            </w:r>
-            <w:r>
-              <w:rPr>
-                <w:rFonts w:ascii="Times New Roman" w:eastAsia="Times New Roman" w:hAnsi="Times New Roman" w:cs="Times New Roman"/>
-              </w:rPr>
-              <w:t>.</w:t>
-            </w:r>
-          </w:p>
-          <w:p>
-            <w:pPr>
-              <w:numPr>
-                <w:ilvl w:val="0"/>
-                <w:numId w:val="7"/>
-              </w:numPr>
-              <w:spacing w:after="160" w:line="259" w:lineRule="auto"/>
-              <w:ind w:right="60"/>
-              <w:jc w:val="center"/>
-              <w:rPr>
-                <w:rFonts w:ascii="Times New Roman" w:eastAsia="Times New Roman" w:hAnsi="Times New Roman" w:cs="Times New Roman"/>
-              </w:rPr>
-            </w:pPr>
-            <w:r>
-              <w:rPr>
-                <w:rFonts w:ascii="Times New Roman" w:eastAsia="Times New Roman" w:hAnsi="Times New Roman" w:cs="Times New Roman"/>
-              </w:rPr>
-              <w:t>El sistema debe validar que el repartidor exista y esté en estado ACTIVO.</w:t>
-            </w:r>
-          </w:p>
-          <w:p>
-            <w:pPr>
-              <w:numPr>
-                <w:ilvl w:val="0"/>
-                <w:numId w:val="7"/>
-              </w:numPr>
-              <w:spacing w:after="160" w:line="259" w:lineRule="auto"/>
-              <w:ind w:right="60"/>
-              <w:jc w:val="center"/>
-              <w:rPr>
-                <w:rFonts w:ascii="Times New Roman" w:eastAsia="Times New Roman" w:hAnsi="Times New Roman" w:cs="Times New Roman"/>
-              </w:rPr>
-            </w:pPr>
-            <w:r>
-              <w:rPr>
-                <w:rFonts w:ascii="Times New Roman" w:eastAsia="Times New Roman" w:hAnsi="Times New Roman" w:cs="Times New Roman"/>
-              </w:rPr>
-              <w:t>Si ciudad = Bogotá → se asigna al repartidor seleccionado.</w:t>
-            </w:r>
-          </w:p>
-          <w:p>
-            <w:pPr>
-              <w:numPr>
-                <w:ilvl w:val="0"/>
-                <w:numId w:val="7"/>
-              </w:numPr>
-              <w:spacing w:after="160" w:line="259" w:lineRule="auto"/>
-              <w:ind w:right="60"/>
-              <w:jc w:val="center"/>
-              <w:rPr>
-                <w:rFonts w:ascii="Times New Roman" w:eastAsia="Times New Roman" w:hAnsi="Times New Roman" w:cs="Times New Roman"/>
-              </w:rPr>
-            </w:pPr>
-            <w:r>
-              <w:rPr>
-                <w:rFonts w:ascii="Times New Roman" w:eastAsia="Times New Roman" w:hAnsi="Times New Roman" w:cs="Times New Roman"/>
-              </w:rPr>
-              <w:t>Si ciudad fuera de Bogotá → se asigna automáticamente a distribuidora externa (ADMIN).</w:t>
-            </w:r>
-          </w:p>
-          <w:p>
-            <w:pPr>
-              <w:numPr>
-                <w:ilvl w:val="0"/>
-                <w:numId w:val="7"/>
-              </w:numPr>
-              <w:spacing w:after="160" w:line="259" w:lineRule="auto"/>
-              <w:ind w:right="60"/>
-              <w:jc w:val="center"/>
-              <w:rPr>
-                <w:rFonts w:ascii="Times New Roman" w:eastAsia="Times New Roman" w:hAnsi="Times New Roman" w:cs="Times New Roman"/>
-              </w:rPr>
-            </w:pPr>
-            <w:r>
-              <w:rPr>
-                <w:rFonts w:ascii="Times New Roman" w:eastAsia="Times New Roman" w:hAnsi="Times New Roman" w:cs="Times New Roman"/>
-              </w:rPr>
-              <w:t>El sistema debe crear la distribución con estado PENDIENTE y actualizar el pedido a EN PROCESO.</w:t>
-            </w:r>
-          </w:p>
-          <w:p>
-            <w:pPr>
-              <w:numPr>
-                <w:ilvl w:val="0"/>
-                <w:numId w:val="7"/>
-              </w:numPr>
-              <w:spacing w:after="160" w:line="259" w:lineRule="auto"/>
-              <w:ind w:right="60"/>
-              <w:jc w:val="center"/>
-              <w:rPr>
-                <w:rFonts w:ascii="Times New Roman" w:eastAsia="Times New Roman" w:hAnsi="Times New Roman" w:cs="Times New Roman"/>
-              </w:rPr>
-            </w:pPr>
-            <w:r>
-              <w:rPr>
-                <w:rFonts w:ascii="Times New Roman" w:eastAsia="Times New Roman" w:hAnsi="Times New Roman" w:cs="Times New Roman"/>
-              </w:rPr>
-              <w:t>El sistema no debe permitir asignar más de una distribución activa al mismo pedido.</w:t>
-            </w:r>
-          </w:p>
-          <w:p>
-            <w:pPr>
-              <w:numPr>
-                <w:ilvl w:val="0"/>
-                <w:numId w:val="7"/>
-              </w:numPr>
-              <w:spacing w:after="160" w:line="259" w:lineRule="auto"/>
-              <w:ind w:right="60"/>
-              <w:jc w:val="center"/>
-              <w:rPr>
-                <w:rFonts w:ascii="Times New Roman" w:eastAsia="Times New Roman" w:hAnsi="Times New Roman" w:cs="Times New Roman"/>
-              </w:rPr>
-            </w:pPr>
-            <w:r>
-              <w:rPr>
-                <w:rFonts w:ascii="Times New Roman" w:eastAsia="Times New Roman" w:hAnsi="Times New Roman" w:cs="Times New Roman"/>
-              </w:rPr>
-              <w:t>El sistema debe confirmar la acción con notificación.</w:t>
-            </w:r>
-          </w:p>
-          <w:p>
-            <w:pPr>
-              <w:numPr>
-                <w:ilvl w:val="0"/>
-                <w:numId w:val="7"/>
-              </w:numPr>
-              <w:spacing w:after="160" w:line="259" w:lineRule="auto"/>
-              <w:ind w:right="60"/>
-              <w:jc w:val="center"/>
-              <w:rPr>
-                <w:rFonts w:ascii="Times New Roman" w:eastAsia="Times New Roman" w:hAnsi="Times New Roman" w:cs="Times New Roman"/>
-              </w:rPr>
-            </w:pPr>
-            <w:r>
-              <w:rPr>
-                <w:rFonts w:ascii="Times New Roman" w:eastAsia="Times New Roman" w:hAnsi="Times New Roman" w:cs="Times New Roman"/>
-              </w:rPr>
-              <w:t>Debe mostrar</w:t>
-            </w:r>
-            <w:r>
-              <w:rPr>
-                <w:rFonts w:ascii="Times New Roman" w:eastAsia="Times New Roman" w:hAnsi="Times New Roman" w:cs="Times New Roman"/>
-              </w:rPr>
-              <w:t xml:space="preserve"> el nombre del repartidor para asignar</w:t>
+              <w:t>Debe mostrar el nombre del repartidor o administrador para asignar.</w:t>
             </w:r>
           </w:p>
         </w:tc>
@@ -25561,7 +25588,7 @@
               <w:rPr>
                 <w:rFonts w:ascii="Times New Roman" w:eastAsia="Times New Roman" w:hAnsi="Times New Roman" w:cs="Times New Roman"/>
               </w:rPr>
-              <w:t>9</w:t>
+              <w:t>8</w:t>
             </w:r>
           </w:p>
         </w:tc>
@@ -25647,6 +25674,7 @@
               <w:rPr>
                 <w:rFonts w:ascii="Times New Roman" w:eastAsia="Times New Roman" w:hAnsi="Times New Roman" w:cs="Times New Roman"/>
               </w:rPr>
+              <w:lastRenderedPageBreak/>
               <w:t>DESCRIPCIÓN</w:t>
             </w:r>
           </w:p>
@@ -25736,7 +25764,81 @@
               <w:rPr>
                 <w:rFonts w:ascii="Times New Roman" w:eastAsia="Times New Roman" w:hAnsi="Times New Roman" w:cs="Times New Roman"/>
               </w:rPr>
-              <w:t>El sistema debe mostrar todas las distribuciones con datos del pedido y del repartidor asignado.</w:t>
+              <w:t xml:space="preserve">El sistema debe mostrar todas las distribuciones con los nombres del cliente, ciudad </w:t>
+            </w:r>
+            <w:r>
+              <w:rPr>
+                <w:rFonts w:ascii="Times New Roman" w:eastAsia="Times New Roman" w:hAnsi="Times New Roman" w:cs="Times New Roman"/>
+              </w:rPr>
+              <w:t>envió</w:t>
+            </w:r>
+            <w:r>
+              <w:rPr>
+                <w:rFonts w:ascii="Times New Roman" w:eastAsia="Times New Roman" w:hAnsi="Times New Roman" w:cs="Times New Roman"/>
+              </w:rPr>
+              <w:t xml:space="preserve">, nombre y </w:t>
+            </w:r>
+            <w:r>
+              <w:rPr>
+                <w:rFonts w:ascii="Times New Roman" w:eastAsia="Times New Roman" w:hAnsi="Times New Roman" w:cs="Times New Roman"/>
+              </w:rPr>
+              <w:t>vehículo</w:t>
+            </w:r>
+            <w:r>
+              <w:rPr>
+                <w:rFonts w:ascii="Times New Roman" w:eastAsia="Times New Roman" w:hAnsi="Times New Roman" w:cs="Times New Roman"/>
+              </w:rPr>
+              <w:t xml:space="preserve"> a la persona </w:t>
+            </w:r>
+            <w:r>
+              <w:rPr>
+                <w:rFonts w:ascii="Times New Roman" w:eastAsia="Times New Roman" w:hAnsi="Times New Roman" w:cs="Times New Roman"/>
+              </w:rPr>
+              <w:t>asignada (</w:t>
+            </w:r>
+            <w:r>
+              <w:rPr>
+                <w:rFonts w:ascii="Times New Roman" w:eastAsia="Times New Roman" w:hAnsi="Times New Roman" w:cs="Times New Roman"/>
+              </w:rPr>
+              <w:t xml:space="preserve">si es </w:t>
+            </w:r>
+            <w:proofErr w:type="spellStart"/>
+            <w:r>
+              <w:rPr>
+                <w:rFonts w:ascii="Times New Roman" w:eastAsia="Times New Roman" w:hAnsi="Times New Roman" w:cs="Times New Roman"/>
+              </w:rPr>
+              <w:t>admin</w:t>
+            </w:r>
+            <w:proofErr w:type="spellEnd"/>
+            <w:r>
+              <w:rPr>
+                <w:rFonts w:ascii="Times New Roman" w:eastAsia="Times New Roman" w:hAnsi="Times New Roman" w:cs="Times New Roman"/>
+              </w:rPr>
+              <w:t xml:space="preserve"> en </w:t>
+            </w:r>
+            <w:r>
+              <w:rPr>
+                <w:rFonts w:ascii="Times New Roman" w:eastAsia="Times New Roman" w:hAnsi="Times New Roman" w:cs="Times New Roman"/>
+              </w:rPr>
+              <w:t>vehículo</w:t>
+            </w:r>
+            <w:r>
+              <w:rPr>
+                <w:rFonts w:ascii="Times New Roman" w:eastAsia="Times New Roman" w:hAnsi="Times New Roman" w:cs="Times New Roman"/>
+              </w:rPr>
+              <w:t xml:space="preserve"> decir N/A) y estado de la </w:t>
+            </w:r>
+            <w:r>
+              <w:rPr>
+                <w:rFonts w:ascii="Times New Roman" w:eastAsia="Times New Roman" w:hAnsi="Times New Roman" w:cs="Times New Roman"/>
+              </w:rPr>
+              <w:t>distribución</w:t>
+            </w:r>
+            <w:r>
+              <w:rPr>
+                <w:rFonts w:ascii="Times New Roman" w:eastAsia="Times New Roman" w:hAnsi="Times New Roman" w:cs="Times New Roman"/>
+              </w:rPr>
+              <w:t>.</w:t>
             </w:r>
           </w:p>
         </w:tc>
@@ -25772,7 +25874,6 @@
                 <w:bCs w:val="0"/>
                 <w:color w:val="0F1115"/>
               </w:rPr>
-              <w:lastRenderedPageBreak/>
               <w:t>REQUISITOS ASOCIADOS</w:t>
             </w:r>
           </w:p>
@@ -25889,7 +25990,13 @@
               <w:rPr>
                 <w:rFonts w:ascii="Times New Roman" w:eastAsia="Times New Roman" w:hAnsi="Times New Roman" w:cs="Times New Roman"/>
               </w:rPr>
-              <w:t>060</w:t>
+              <w:t>0</w:t>
+            </w:r>
+            <w:r>
+              <w:rPr>
+                <w:rFonts w:ascii="Times New Roman" w:eastAsia="Times New Roman" w:hAnsi="Times New Roman" w:cs="Times New Roman"/>
+              </w:rPr>
+              <w:t>59</w:t>
             </w:r>
           </w:p>
         </w:tc>
@@ -26084,7 +26191,105 @@
               <w:rPr>
                 <w:rFonts w:ascii="Times New Roman" w:eastAsia="Times New Roman" w:hAnsi="Times New Roman" w:cs="Times New Roman"/>
               </w:rPr>
-              <w:t>Debe mostrar los datos del cliente y la ciudad.</w:t>
+              <w:t>D</w:t>
+            </w:r>
+            <w:r>
+              <w:rPr>
+                <w:rFonts w:ascii="Times New Roman" w:eastAsia="Times New Roman" w:hAnsi="Times New Roman" w:cs="Times New Roman"/>
+              </w:rPr>
+              <w:t xml:space="preserve">ebe mostrar </w:t>
+            </w:r>
+            <w:r>
+              <w:rPr>
+                <w:rFonts w:ascii="Times New Roman" w:eastAsia="Times New Roman" w:hAnsi="Times New Roman" w:cs="Times New Roman"/>
+              </w:rPr>
+              <w:t>los nombres</w:t>
+            </w:r>
+            <w:r>
+              <w:rPr>
+                <w:rFonts w:ascii="Times New Roman" w:eastAsia="Times New Roman" w:hAnsi="Times New Roman" w:cs="Times New Roman"/>
+              </w:rPr>
+              <w:t xml:space="preserve"> del cliente, ciudad </w:t>
+            </w:r>
+            <w:r>
+              <w:rPr>
+                <w:rFonts w:ascii="Times New Roman" w:eastAsia="Times New Roman" w:hAnsi="Times New Roman" w:cs="Times New Roman"/>
+              </w:rPr>
+              <w:t>envió</w:t>
+            </w:r>
+            <w:r>
+              <w:rPr>
+                <w:rFonts w:ascii="Times New Roman" w:eastAsia="Times New Roman" w:hAnsi="Times New Roman" w:cs="Times New Roman"/>
+              </w:rPr>
+              <w:t xml:space="preserve">, nombre y </w:t>
+            </w:r>
+            <w:r>
+              <w:rPr>
+                <w:rFonts w:ascii="Times New Roman" w:eastAsia="Times New Roman" w:hAnsi="Times New Roman" w:cs="Times New Roman"/>
+              </w:rPr>
+              <w:t>vehículo</w:t>
+            </w:r>
+            <w:r>
+              <w:rPr>
+                <w:rFonts w:ascii="Times New Roman" w:eastAsia="Times New Roman" w:hAnsi="Times New Roman" w:cs="Times New Roman"/>
+              </w:rPr>
+              <w:t xml:space="preserve"> a la persona </w:t>
+            </w:r>
+            <w:r>
+              <w:rPr>
+                <w:rFonts w:ascii="Times New Roman" w:eastAsia="Times New Roman" w:hAnsi="Times New Roman" w:cs="Times New Roman"/>
+              </w:rPr>
+              <w:t>asignada</w:t>
+            </w:r>
+            <w:r>
+              <w:rPr>
+                <w:rFonts w:ascii="Times New Roman" w:eastAsia="Times New Roman" w:hAnsi="Times New Roman" w:cs="Times New Roman"/>
+              </w:rPr>
+              <w:t xml:space="preserve"> </w:t>
+            </w:r>
+            <w:r>
+              <w:rPr>
+                <w:rFonts w:ascii="Times New Roman" w:eastAsia="Times New Roman" w:hAnsi="Times New Roman" w:cs="Times New Roman"/>
+              </w:rPr>
+              <w:t xml:space="preserve">(si es </w:t>
+            </w:r>
+            <w:proofErr w:type="spellStart"/>
+            <w:r>
+              <w:rPr>
+                <w:rFonts w:ascii="Times New Roman" w:eastAsia="Times New Roman" w:hAnsi="Times New Roman" w:cs="Times New Roman"/>
+              </w:rPr>
+              <w:t>admin</w:t>
+            </w:r>
+            <w:proofErr w:type="spellEnd"/>
+            <w:r>
+              <w:rPr>
+                <w:rFonts w:ascii="Times New Roman" w:eastAsia="Times New Roman" w:hAnsi="Times New Roman" w:cs="Times New Roman"/>
+              </w:rPr>
+              <w:t xml:space="preserve"> en </w:t>
+            </w:r>
+            <w:r>
+              <w:rPr>
+                <w:rFonts w:ascii="Times New Roman" w:eastAsia="Times New Roman" w:hAnsi="Times New Roman" w:cs="Times New Roman"/>
+              </w:rPr>
+              <w:t>vehículo</w:t>
+            </w:r>
+            <w:r>
+              <w:rPr>
+                <w:rFonts w:ascii="Times New Roman" w:eastAsia="Times New Roman" w:hAnsi="Times New Roman" w:cs="Times New Roman"/>
+              </w:rPr>
+              <w:t xml:space="preserve"> decir N/A) y estado de la </w:t>
+            </w:r>
+            <w:r>
+              <w:rPr>
+                <w:rFonts w:ascii="Times New Roman" w:eastAsia="Times New Roman" w:hAnsi="Times New Roman" w:cs="Times New Roman"/>
+              </w:rPr>
+              <w:t>distribución</w:t>
+            </w:r>
+            <w:r>
+              <w:rPr>
+                <w:rFonts w:ascii="Times New Roman" w:eastAsia="Times New Roman" w:hAnsi="Times New Roman" w:cs="Times New Roman"/>
+              </w:rPr>
+              <w:t>.</w:t>
             </w:r>
           </w:p>
         </w:tc>
@@ -26248,7 +26453,7 @@
               <w:rPr>
                 <w:rFonts w:ascii="Times New Roman" w:eastAsia="Times New Roman" w:hAnsi="Times New Roman" w:cs="Times New Roman"/>
               </w:rPr>
-              <w:t>1</w:t>
+              <w:t>0</w:t>
             </w:r>
           </w:p>
         </w:tc>
@@ -26423,7 +26628,7 @@
               <w:rPr>
                 <w:rFonts w:ascii="Times New Roman" w:eastAsia="Times New Roman" w:hAnsi="Times New Roman" w:cs="Times New Roman"/>
               </w:rPr>
-              <w:t xml:space="preserve">El sistema debe permitir cancelar una entrega activa (PENDIENTE o EN_ENTREGA). </w:t>
+              <w:t xml:space="preserve">El sistema debe permitir cancelar una entrega activa (PENDIENTE). </w:t>
             </w:r>
           </w:p>
           <w:p>
@@ -26495,6 +26700,7 @@
               <w:rPr>
                 <w:rFonts w:ascii="Times New Roman" w:eastAsia="Times New Roman" w:hAnsi="Times New Roman" w:cs="Times New Roman"/>
               </w:rPr>
+              <w:lastRenderedPageBreak/>
               <w:t>El sistema debe confirmar la acción con notificación.</w:t>
             </w:r>
           </w:p>
@@ -26531,6 +26737,7 @@
                 <w:bCs w:val="0"/>
                 <w:color w:val="0F1115"/>
               </w:rPr>
+              <w:lastRenderedPageBreak/>
               <w:t>REQUISITOS ASOCIADOS</w:t>
             </w:r>
           </w:p>
@@ -26659,7 +26866,7 @@
               <w:rPr>
                 <w:rFonts w:ascii="Times New Roman" w:eastAsia="Times New Roman" w:hAnsi="Times New Roman" w:cs="Times New Roman"/>
               </w:rPr>
-              <w:t>2</w:t>
+              <w:t>1</w:t>
             </w:r>
           </w:p>
         </w:tc>
@@ -26745,7 +26952,6 @@
               <w:rPr>
                 <w:rFonts w:ascii="Times New Roman" w:eastAsia="Times New Roman" w:hAnsi="Times New Roman" w:cs="Times New Roman"/>
               </w:rPr>
-              <w:lastRenderedPageBreak/>
               <w:t>DESCRIPCIÓN</w:t>
             </w:r>
           </w:p>
@@ -26764,16 +26970,32 @@
           <w:p>
             <w:pPr>
               <w:jc w:val="center"/>
-              <w:rPr>
-                <w:rFonts w:ascii="Times New Roman" w:eastAsia="Times New Roman" w:hAnsi="Times New Roman" w:cs="Times New Roman"/>
-              </w:rPr>
-            </w:pPr>
-            <w:r>
               <w:rPr>
                 <w:rFonts w:ascii="Times New Roman" w:hAnsi="Times New Roman" w:cs="Times New Roman"/>
                 <w:color w:val="0F1115"/>
               </w:rPr>
-              <w:t>Como repartidor, quiero ver mis pedidos pendientes, para saber qué entregas debo realizar. Como administrador, quiero ver los pedidos pendientes de las distribuciones externas que gestiono.</w:t>
+            </w:pPr>
+            <w:r>
+              <w:rPr>
+                <w:rFonts w:ascii="Times New Roman" w:hAnsi="Times New Roman" w:cs="Times New Roman"/>
+                <w:color w:val="0F1115"/>
+              </w:rPr>
+              <w:t xml:space="preserve">Como repartidor, quiero ver mis pedidos pendientes, para saber qué entregas debo realizar. </w:t>
+            </w:r>
+          </w:p>
+          <w:p>
+            <w:pPr>
+              <w:jc w:val="center"/>
+              <w:rPr>
+                <w:rFonts w:ascii="Times New Roman" w:eastAsia="Times New Roman" w:hAnsi="Times New Roman" w:cs="Times New Roman"/>
+              </w:rPr>
+            </w:pPr>
+            <w:r>
+              <w:rPr>
+                <w:rFonts w:ascii="Times New Roman" w:hAnsi="Times New Roman" w:cs="Times New Roman"/>
+                <w:color w:val="0F1115"/>
+              </w:rPr>
+              <w:t>Como administrador, quiero ver los pedidos pendientes de las distribuciones externas que gestiono.</w:t>
             </w:r>
           </w:p>
         </w:tc>
@@ -27095,7 +27317,7 @@
               <w:rPr>
                 <w:rFonts w:ascii="Times New Roman" w:eastAsia="Times New Roman" w:hAnsi="Times New Roman" w:cs="Times New Roman"/>
               </w:rPr>
-              <w:t>3</w:t>
+              <w:t>2</w:t>
             </w:r>
           </w:p>
         </w:tc>
@@ -27200,15 +27422,31 @@
             <w:pPr>
               <w:jc w:val="center"/>
               <w:rPr>
-                <w:rFonts w:ascii="Times New Roman" w:eastAsia="Times New Roman" w:hAnsi="Times New Roman" w:cs="Times New Roman"/>
-              </w:rPr>
-            </w:pPr>
-            <w:r>
-              <w:rPr>
                 <w:rFonts w:ascii="Times New Roman" w:hAnsi="Times New Roman" w:cs="Times New Roman"/>
                 <w:color w:val="0F1115"/>
               </w:rPr>
-              <w:t>Como repartidor, quiero ver mis pedidos que están en proceso de entrega, para hacer seguimiento de las entregas activas. Como administrador, quiero ver los pedidos en entrega de las distribuciones externas que gestiono.</w:t>
+            </w:pPr>
+            <w:r>
+              <w:rPr>
+                <w:rFonts w:ascii="Times New Roman" w:hAnsi="Times New Roman" w:cs="Times New Roman"/>
+                <w:color w:val="0F1115"/>
+              </w:rPr>
+              <w:t xml:space="preserve">Como repartidor, quiero ver mis pedidos que están en proceso de entrega, para hacer seguimiento de las entregas activas. </w:t>
+            </w:r>
+          </w:p>
+          <w:p>
+            <w:pPr>
+              <w:jc w:val="center"/>
+              <w:rPr>
+                <w:rFonts w:ascii="Times New Roman" w:eastAsia="Times New Roman" w:hAnsi="Times New Roman" w:cs="Times New Roman"/>
+              </w:rPr>
+            </w:pPr>
+            <w:r>
+              <w:rPr>
+                <w:rFonts w:ascii="Times New Roman" w:hAnsi="Times New Roman" w:cs="Times New Roman"/>
+                <w:color w:val="0F1115"/>
+              </w:rPr>
+              <w:t>Como administrador, quiero ver los pedidos en entrega de las distribuciones externas que gestiono.</w:t>
             </w:r>
           </w:p>
         </w:tc>
@@ -27330,6 +27568,7 @@
               <w:rPr>
                 <w:rFonts w:ascii="Times New Roman" w:eastAsia="Times New Roman" w:hAnsi="Times New Roman" w:cs="Times New Roman"/>
               </w:rPr>
+              <w:lastRenderedPageBreak/>
               <w:t>Debe mostrar la dirección de entrega,</w:t>
             </w:r>
             <w:r>
@@ -27396,6 +27635,7 @@
                 <w:bCs w:val="0"/>
                 <w:color w:val="0F1115"/>
               </w:rPr>
+              <w:lastRenderedPageBreak/>
               <w:t>REQUISITOS ASOCIADOS</w:t>
             </w:r>
           </w:p>
@@ -27524,7 +27764,7 @@
               <w:rPr>
                 <w:rFonts w:ascii="Times New Roman" w:eastAsia="Times New Roman" w:hAnsi="Times New Roman" w:cs="Times New Roman"/>
               </w:rPr>
-              <w:t>4</w:t>
+              <w:t>3</w:t>
             </w:r>
           </w:p>
         </w:tc>
@@ -27629,15 +27869,31 @@
             <w:pPr>
               <w:jc w:val="center"/>
               <w:rPr>
-                <w:rFonts w:ascii="Times New Roman" w:eastAsia="Times New Roman" w:hAnsi="Times New Roman" w:cs="Times New Roman"/>
-              </w:rPr>
-            </w:pPr>
-            <w:r>
-              <w:rPr>
                 <w:rFonts w:ascii="Times New Roman" w:hAnsi="Times New Roman" w:cs="Times New Roman"/>
                 <w:color w:val="0F1115"/>
               </w:rPr>
-              <w:t>Como usuario, quiero ver el detalle de una distribución específica, para conocer toda su información.</w:t>
+            </w:pPr>
+            <w:r>
+              <w:rPr>
+                <w:rFonts w:ascii="Times New Roman" w:hAnsi="Times New Roman" w:cs="Times New Roman"/>
+                <w:color w:val="0F1115"/>
+              </w:rPr>
+              <w:t>Como repartidor, quiero ver el detalle de una distribución específica, para conocer toda su información.</w:t>
+            </w:r>
+          </w:p>
+          <w:p>
+            <w:pPr>
+              <w:jc w:val="center"/>
+              <w:rPr>
+                <w:rFonts w:ascii="Times New Roman" w:eastAsia="Times New Roman" w:hAnsi="Times New Roman" w:cs="Times New Roman"/>
+              </w:rPr>
+            </w:pPr>
+            <w:r>
+              <w:rPr>
+                <w:rFonts w:ascii="Times New Roman" w:hAnsi="Times New Roman" w:cs="Times New Roman"/>
+                <w:color w:val="0F1115"/>
+              </w:rPr>
+              <w:t>Como administrador, quiero ver el detalle de una distribución específica, para conocer toda su información.</w:t>
             </w:r>
           </w:p>
         </w:tc>
@@ -27668,7 +27924,6 @@
               <w:rPr>
                 <w:rFonts w:ascii="Times New Roman" w:eastAsia="Times New Roman" w:hAnsi="Times New Roman" w:cs="Times New Roman"/>
               </w:rPr>
-              <w:lastRenderedPageBreak/>
               <w:t>CRITERIOS DE ACEPTACIÓN</w:t>
             </w:r>
           </w:p>
@@ -27683,6 +27938,114 @@
               <w:right w:val="single" w:sz="8" w:space="0" w:color="000000"/>
             </w:tcBorders>
           </w:tcPr>
+          <w:p>
+            <w:pPr>
+              <w:numPr>
+                <w:ilvl w:val="0"/>
+                <w:numId w:val="7"/>
+              </w:numPr>
+              <w:tabs>
+                <w:tab w:val="num" w:pos="720"/>
+              </w:tabs>
+              <w:spacing w:after="160" w:line="259" w:lineRule="auto"/>
+              <w:ind w:right="60"/>
+              <w:jc w:val="center"/>
+              <w:rPr>
+                <w:rFonts w:ascii="Times New Roman" w:eastAsia="Times New Roman" w:hAnsi="Times New Roman" w:cs="Times New Roman"/>
+              </w:rPr>
+            </w:pPr>
+            <w:r>
+              <w:rPr>
+                <w:rFonts w:ascii="Times New Roman" w:eastAsia="Times New Roman" w:hAnsi="Times New Roman" w:cs="Times New Roman"/>
+              </w:rPr>
+              <w:t xml:space="preserve">El sistema debe mostrar el detalle completo de una distribución incluyendo: datos del pedido (dirección de entrega, ciudad envió, total, fecha estimada) datos del repartidor o </w:t>
+            </w:r>
+            <w:r>
+              <w:rPr>
+                <w:rFonts w:ascii="Times New Roman" w:eastAsia="Times New Roman" w:hAnsi="Times New Roman" w:cs="Times New Roman"/>
+              </w:rPr>
+              <w:t>administrador (</w:t>
+            </w:r>
+            <w:r>
+              <w:rPr>
+                <w:rFonts w:ascii="Times New Roman" w:eastAsia="Times New Roman" w:hAnsi="Times New Roman" w:cs="Times New Roman"/>
+              </w:rPr>
+              <w:t xml:space="preserve">nombre y </w:t>
+            </w:r>
+            <w:r>
+              <w:rPr>
+                <w:rFonts w:ascii="Times New Roman" w:eastAsia="Times New Roman" w:hAnsi="Times New Roman" w:cs="Times New Roman"/>
+              </w:rPr>
+              <w:t>vehículo</w:t>
+            </w:r>
+            <w:r>
+              <w:rPr>
+                <w:rFonts w:ascii="Times New Roman" w:eastAsia="Times New Roman" w:hAnsi="Times New Roman" w:cs="Times New Roman"/>
+              </w:rPr>
+              <w:t xml:space="preserve">, </w:t>
+            </w:r>
+            <w:proofErr w:type="spellStart"/>
+            <w:r>
+              <w:rPr>
+                <w:rFonts w:ascii="Times New Roman" w:eastAsia="Times New Roman" w:hAnsi="Times New Roman" w:cs="Times New Roman"/>
+              </w:rPr>
+              <w:t>admin</w:t>
+            </w:r>
+            <w:proofErr w:type="spellEnd"/>
+            <w:r>
+              <w:rPr>
+                <w:rFonts w:ascii="Times New Roman" w:eastAsia="Times New Roman" w:hAnsi="Times New Roman" w:cs="Times New Roman"/>
+              </w:rPr>
+              <w:t xml:space="preserve"> N/A en </w:t>
+            </w:r>
+            <w:r>
+              <w:rPr>
+                <w:rFonts w:ascii="Times New Roman" w:eastAsia="Times New Roman" w:hAnsi="Times New Roman" w:cs="Times New Roman"/>
+              </w:rPr>
+              <w:t>vehículo</w:t>
+            </w:r>
+            <w:r>
+              <w:rPr>
+                <w:rFonts w:ascii="Times New Roman" w:eastAsia="Times New Roman" w:hAnsi="Times New Roman" w:cs="Times New Roman"/>
+              </w:rPr>
+              <w:t xml:space="preserve">), estado de la distribución y datos del </w:t>
+            </w:r>
+            <w:r>
+              <w:rPr>
+                <w:rFonts w:ascii="Times New Roman" w:eastAsia="Times New Roman" w:hAnsi="Times New Roman" w:cs="Times New Roman"/>
+              </w:rPr>
+              <w:t>cliente (</w:t>
+            </w:r>
+            <w:r>
+              <w:rPr>
+                <w:rFonts w:ascii="Times New Roman" w:eastAsia="Times New Roman" w:hAnsi="Times New Roman" w:cs="Times New Roman"/>
+              </w:rPr>
+              <w:t>nombre y teléfono).</w:t>
+            </w:r>
+          </w:p>
+          <w:p>
+            <w:pPr>
+              <w:numPr>
+                <w:ilvl w:val="0"/>
+                <w:numId w:val="7"/>
+              </w:numPr>
+              <w:tabs>
+                <w:tab w:val="num" w:pos="720"/>
+              </w:tabs>
+              <w:spacing w:after="160" w:line="259" w:lineRule="auto"/>
+              <w:ind w:right="60"/>
+              <w:jc w:val="center"/>
+              <w:rPr>
+                <w:rFonts w:ascii="Times New Roman" w:eastAsia="Times New Roman" w:hAnsi="Times New Roman" w:cs="Times New Roman"/>
+              </w:rPr>
+            </w:pPr>
+            <w:r>
+              <w:rPr>
+                <w:rFonts w:ascii="Times New Roman" w:eastAsia="Times New Roman" w:hAnsi="Times New Roman" w:cs="Times New Roman"/>
+              </w:rPr>
+              <w:t>El repartidor solo puede ver sus propias distribuciones.</w:t>
+            </w:r>
+          </w:p>
           <w:p>
             <w:pPr>
               <w:numPr>
@@ -27700,121 +28063,19 @@
               <w:rPr>
                 <w:rFonts w:ascii="Times New Roman" w:eastAsia="Times New Roman" w:hAnsi="Times New Roman" w:cs="Times New Roman"/>
               </w:rPr>
-              <w:t>El sistema debe mostrar el detalle completo de una distribución incluyendo: datos del pedido (dirección</w:t>
-            </w:r>
-            <w:r>
-              <w:rPr>
-                <w:rFonts w:ascii="Times New Roman" w:eastAsia="Times New Roman" w:hAnsi="Times New Roman" w:cs="Times New Roman"/>
-              </w:rPr>
-              <w:t xml:space="preserve"> de entrega</w:t>
-            </w:r>
-            <w:r>
-              <w:rPr>
-                <w:rFonts w:ascii="Times New Roman" w:eastAsia="Times New Roman" w:hAnsi="Times New Roman" w:cs="Times New Roman"/>
-              </w:rPr>
-              <w:t>,</w:t>
-            </w:r>
-            <w:r>
-              <w:rPr>
-                <w:rFonts w:ascii="Times New Roman" w:eastAsia="Times New Roman" w:hAnsi="Times New Roman" w:cs="Times New Roman"/>
-              </w:rPr>
-              <w:t xml:space="preserve"> ciudad</w:t>
-            </w:r>
-            <w:r>
-              <w:rPr>
-                <w:rFonts w:ascii="Times New Roman" w:eastAsia="Times New Roman" w:hAnsi="Times New Roman" w:cs="Times New Roman"/>
-              </w:rPr>
-              <w:t xml:space="preserve"> </w:t>
-            </w:r>
-            <w:r>
-              <w:rPr>
-                <w:rFonts w:ascii="Times New Roman" w:eastAsia="Times New Roman" w:hAnsi="Times New Roman" w:cs="Times New Roman"/>
-              </w:rPr>
-              <w:t>envió</w:t>
-            </w:r>
-            <w:r>
-              <w:rPr>
-                <w:rFonts w:ascii="Times New Roman" w:eastAsia="Times New Roman" w:hAnsi="Times New Roman" w:cs="Times New Roman"/>
-              </w:rPr>
-              <w:t>,</w:t>
-            </w:r>
-            <w:r>
-              <w:rPr>
-                <w:rFonts w:ascii="Times New Roman" w:eastAsia="Times New Roman" w:hAnsi="Times New Roman" w:cs="Times New Roman"/>
-              </w:rPr>
-              <w:t xml:space="preserve"> total, fecha estimada) datos del repartidor</w:t>
-            </w:r>
-            <w:r>
-              <w:rPr>
-                <w:rFonts w:ascii="Times New Roman" w:eastAsia="Times New Roman" w:hAnsi="Times New Roman" w:cs="Times New Roman"/>
-              </w:rPr>
-              <w:t xml:space="preserve"> y estado de la distribución</w:t>
-            </w:r>
-            <w:r>
-              <w:rPr>
-                <w:rFonts w:ascii="Times New Roman" w:eastAsia="Times New Roman" w:hAnsi="Times New Roman" w:cs="Times New Roman"/>
-              </w:rPr>
-              <w:t xml:space="preserve"> y datos del </w:t>
-            </w:r>
-            <w:proofErr w:type="gramStart"/>
-            <w:r>
-              <w:rPr>
-                <w:rFonts w:ascii="Times New Roman" w:eastAsia="Times New Roman" w:hAnsi="Times New Roman" w:cs="Times New Roman"/>
-              </w:rPr>
-              <w:t>cliente(</w:t>
-            </w:r>
-            <w:proofErr w:type="gramEnd"/>
-            <w:r>
-              <w:rPr>
-                <w:rFonts w:ascii="Times New Roman" w:eastAsia="Times New Roman" w:hAnsi="Times New Roman" w:cs="Times New Roman"/>
-              </w:rPr>
-              <w:t>nombre y teléfono)</w:t>
-            </w:r>
-            <w:r>
-              <w:rPr>
-                <w:rFonts w:ascii="Times New Roman" w:eastAsia="Times New Roman" w:hAnsi="Times New Roman" w:cs="Times New Roman"/>
-              </w:rPr>
-              <w:t xml:space="preserve">. </w:t>
-            </w:r>
-          </w:p>
-          <w:p>
-            <w:pPr>
-              <w:numPr>
-                <w:ilvl w:val="0"/>
-                <w:numId w:val="7"/>
-              </w:numPr>
-              <w:spacing w:after="160" w:line="259" w:lineRule="auto"/>
-              <w:ind w:right="60"/>
-              <w:jc w:val="center"/>
-              <w:rPr>
-                <w:rFonts w:ascii="Times New Roman" w:eastAsia="Times New Roman" w:hAnsi="Times New Roman" w:cs="Times New Roman"/>
-              </w:rPr>
-            </w:pPr>
-            <w:r>
-              <w:rPr>
-                <w:rFonts w:ascii="Times New Roman" w:eastAsia="Times New Roman" w:hAnsi="Times New Roman" w:cs="Times New Roman"/>
-              </w:rPr>
-              <w:t>El repartidor solo puede ver sus propias distribuciones.</w:t>
-            </w:r>
-          </w:p>
-          <w:p>
-            <w:pPr>
-              <w:numPr>
-                <w:ilvl w:val="0"/>
-                <w:numId w:val="7"/>
-              </w:numPr>
-              <w:spacing w:after="160" w:line="259" w:lineRule="auto"/>
-              <w:ind w:right="60"/>
-              <w:jc w:val="center"/>
-              <w:rPr>
-                <w:rFonts w:ascii="Times New Roman" w:eastAsia="Times New Roman" w:hAnsi="Times New Roman" w:cs="Times New Roman"/>
-              </w:rPr>
-            </w:pPr>
-            <w:r>
-              <w:rPr>
-                <w:rFonts w:ascii="Times New Roman" w:eastAsia="Times New Roman" w:hAnsi="Times New Roman" w:cs="Times New Roman"/>
-              </w:rPr>
-              <w:t xml:space="preserve"> El administrador puede ver cualquier distribución.</w:t>
+              <w:t xml:space="preserve">El administrador puede ver cualquier </w:t>
+            </w:r>
+            <w:r>
+              <w:rPr>
+                <w:rFonts w:ascii="Times New Roman" w:eastAsia="Times New Roman" w:hAnsi="Times New Roman" w:cs="Times New Roman"/>
+              </w:rPr>
+              <w:t>distribución</w:t>
+            </w:r>
+            <w:r>
+              <w:rPr>
+                <w:rFonts w:ascii="Times New Roman" w:eastAsia="Times New Roman" w:hAnsi="Times New Roman" w:cs="Times New Roman"/>
+              </w:rPr>
+              <w:t xml:space="preserve"> y las externas.</w:t>
             </w:r>
           </w:p>
         </w:tc>
@@ -27978,7 +28239,7 @@
               <w:rPr>
                 <w:rFonts w:ascii="Times New Roman" w:eastAsia="Times New Roman" w:hAnsi="Times New Roman" w:cs="Times New Roman"/>
               </w:rPr>
-              <w:t>5</w:t>
+              <w:t>4</w:t>
             </w:r>
           </w:p>
         </w:tc>
@@ -28083,15 +28344,59 @@
             <w:pPr>
               <w:jc w:val="center"/>
               <w:rPr>
-                <w:rFonts w:ascii="Times New Roman" w:eastAsia="Times New Roman" w:hAnsi="Times New Roman" w:cs="Times New Roman"/>
-              </w:rPr>
-            </w:pPr>
-            <w:r>
-              <w:rPr>
                 <w:rFonts w:ascii="Times New Roman" w:hAnsi="Times New Roman" w:cs="Times New Roman"/>
                 <w:color w:val="0F1115"/>
               </w:rPr>
-              <w:t>Como repartidor o administrador, quiero iniciar una entrega, para indicar que estoy en camino a entregar el pedido.</w:t>
+            </w:pPr>
+            <w:r>
+              <w:rPr>
+                <w:rFonts w:ascii="Times New Roman" w:hAnsi="Times New Roman" w:cs="Times New Roman"/>
+                <w:color w:val="0F1115"/>
+              </w:rPr>
+              <w:t xml:space="preserve">Como </w:t>
+            </w:r>
+            <w:r>
+              <w:rPr>
+                <w:rFonts w:ascii="Times New Roman" w:hAnsi="Times New Roman" w:cs="Times New Roman"/>
+                <w:color w:val="0F1115"/>
+              </w:rPr>
+              <w:t>repartidor,</w:t>
+            </w:r>
+            <w:r>
+              <w:rPr>
+                <w:rFonts w:ascii="Times New Roman" w:hAnsi="Times New Roman" w:cs="Times New Roman"/>
+                <w:color w:val="0F1115"/>
+              </w:rPr>
+              <w:t xml:space="preserve"> quiero iniciar una entrega, para indicar que estoy en camino a entregar el pedido.</w:t>
+            </w:r>
+          </w:p>
+          <w:p>
+            <w:pPr>
+              <w:jc w:val="center"/>
+              <w:rPr>
+                <w:rFonts w:ascii="Times New Roman" w:eastAsia="Times New Roman" w:hAnsi="Times New Roman" w:cs="Times New Roman"/>
+              </w:rPr>
+            </w:pPr>
+            <w:r>
+              <w:rPr>
+                <w:rFonts w:ascii="Times New Roman" w:hAnsi="Times New Roman" w:cs="Times New Roman"/>
+                <w:color w:val="0F1115"/>
+              </w:rPr>
+              <w:t xml:space="preserve">Como </w:t>
+            </w:r>
+            <w:r>
+              <w:rPr>
+                <w:rFonts w:ascii="Times New Roman" w:hAnsi="Times New Roman" w:cs="Times New Roman"/>
+                <w:color w:val="0F1115"/>
+              </w:rPr>
+              <w:t>administrador,</w:t>
+            </w:r>
+            <w:r>
+              <w:rPr>
+                <w:rFonts w:ascii="Times New Roman" w:hAnsi="Times New Roman" w:cs="Times New Roman"/>
+                <w:color w:val="0F1115"/>
+              </w:rPr>
+              <w:t xml:space="preserve"> quiero iniciar una entrega, para indicar que estoy en camino a entregar el pedido.</w:t>
             </w:r>
           </w:p>
         </w:tc>
@@ -28193,6 +28498,7 @@
               <w:rPr>
                 <w:rFonts w:ascii="Times New Roman" w:eastAsia="Times New Roman" w:hAnsi="Times New Roman" w:cs="Times New Roman"/>
               </w:rPr>
+              <w:lastRenderedPageBreak/>
               <w:t>El sistema debe validar que el estado sea PENDIENTE.</w:t>
             </w:r>
           </w:p>
@@ -28281,6 +28587,7 @@
                 <w:bCs w:val="0"/>
                 <w:color w:val="0F1115"/>
               </w:rPr>
+              <w:lastRenderedPageBreak/>
               <w:t>REQUISITOS ASOCIADOS</w:t>
             </w:r>
           </w:p>
@@ -28421,7 +28728,7 @@
               <w:rPr>
                 <w:rFonts w:ascii="Times New Roman" w:eastAsia="Times New Roman" w:hAnsi="Times New Roman" w:cs="Times New Roman"/>
               </w:rPr>
-              <w:t>6</w:t>
+              <w:t>5</w:t>
             </w:r>
           </w:p>
         </w:tc>
@@ -28526,15 +28833,31 @@
             <w:pPr>
               <w:jc w:val="center"/>
               <w:rPr>
-                <w:rFonts w:ascii="Times New Roman" w:eastAsia="Times New Roman" w:hAnsi="Times New Roman" w:cs="Times New Roman"/>
-              </w:rPr>
-            </w:pPr>
-            <w:r>
-              <w:rPr>
                 <w:rFonts w:ascii="Times New Roman" w:hAnsi="Times New Roman" w:cs="Times New Roman"/>
                 <w:color w:val="0F1115"/>
               </w:rPr>
+            </w:pPr>
+            <w:r>
+              <w:rPr>
+                <w:rFonts w:ascii="Times New Roman" w:hAnsi="Times New Roman" w:cs="Times New Roman"/>
+                <w:color w:val="0F1115"/>
+              </w:rPr>
               <w:t>Como repartidor, quiero marcar un pedido como entregado, para finalizar el proceso de entrega.</w:t>
+            </w:r>
+          </w:p>
+          <w:p>
+            <w:pPr>
+              <w:jc w:val="center"/>
+              <w:rPr>
+                <w:rFonts w:ascii="Times New Roman" w:eastAsia="Times New Roman" w:hAnsi="Times New Roman" w:cs="Times New Roman"/>
+              </w:rPr>
+            </w:pPr>
+            <w:r>
+              <w:rPr>
+                <w:rFonts w:ascii="Times New Roman" w:hAnsi="Times New Roman" w:cs="Times New Roman"/>
+                <w:color w:val="0F1115"/>
+              </w:rPr>
+              <w:t>Como administrador, quiero marcar un pedido como entregado, para finalizar el proceso de entrega.</w:t>
             </w:r>
           </w:p>
         </w:tc>
@@ -28565,7 +28888,6 @@
               <w:rPr>
                 <w:rFonts w:ascii="Times New Roman" w:eastAsia="Times New Roman" w:hAnsi="Times New Roman" w:cs="Times New Roman"/>
               </w:rPr>
-              <w:lastRenderedPageBreak/>
               <w:t>CRITERIOS DE ACEPTACIÓN</w:t>
             </w:r>
           </w:p>
@@ -28861,7 +29183,7 @@
               <w:rPr>
                 <w:rFonts w:ascii="Times New Roman" w:eastAsia="Times New Roman" w:hAnsi="Times New Roman" w:cs="Times New Roman"/>
               </w:rPr>
-              <w:t>7</w:t>
+              <w:t>6</w:t>
             </w:r>
           </w:p>
         </w:tc>
@@ -28947,6 +29269,7 @@
               <w:rPr>
                 <w:rFonts w:ascii="Times New Roman" w:eastAsia="Times New Roman" w:hAnsi="Times New Roman" w:cs="Times New Roman"/>
               </w:rPr>
+              <w:lastRenderedPageBreak/>
               <w:t>DESCRIPCIÓN</w:t>
             </w:r>
           </w:p>
@@ -28965,16 +29288,32 @@
           <w:p>
             <w:pPr>
               <w:jc w:val="center"/>
-              <w:rPr>
-                <w:rFonts w:ascii="Times New Roman" w:eastAsia="Times New Roman" w:hAnsi="Times New Roman" w:cs="Times New Roman"/>
-              </w:rPr>
-            </w:pPr>
-            <w:r>
               <w:rPr>
                 <w:rFonts w:ascii="Times New Roman" w:hAnsi="Times New Roman" w:cs="Times New Roman"/>
                 <w:color w:val="0F1115"/>
               </w:rPr>
-              <w:t>Como repartidor, quiero ver mi historial de entregas completadas, para hacer seguimiento de mi trabajo. Como administrador, quiero ver el historial de entregas externas que he gestionado.</w:t>
+            </w:pPr>
+            <w:r>
+              <w:rPr>
+                <w:rFonts w:ascii="Times New Roman" w:hAnsi="Times New Roman" w:cs="Times New Roman"/>
+                <w:color w:val="0F1115"/>
+              </w:rPr>
+              <w:t xml:space="preserve">Como repartidor, quiero ver mi historial de entregas completadas, para hacer seguimiento de mi trabajo. </w:t>
+            </w:r>
+          </w:p>
+          <w:p>
+            <w:pPr>
+              <w:jc w:val="center"/>
+              <w:rPr>
+                <w:rFonts w:ascii="Times New Roman" w:eastAsia="Times New Roman" w:hAnsi="Times New Roman" w:cs="Times New Roman"/>
+              </w:rPr>
+            </w:pPr>
+            <w:r>
+              <w:rPr>
+                <w:rFonts w:ascii="Times New Roman" w:hAnsi="Times New Roman" w:cs="Times New Roman"/>
+                <w:color w:val="0F1115"/>
+              </w:rPr>
+              <w:t>Como administrador, quiero ver el historial de entregas externas que he gestionado.</w:t>
             </w:r>
           </w:p>
         </w:tc>
@@ -29240,12 +29579,11 @@
           <w:lang w:val="en-US"/>
         </w:rPr>
       </w:pPr>
-      <w:bookmarkStart w:id="6" w:name="_Toc236927775"/>
+      <w:bookmarkStart w:id="6" w:name="_Toc237742506"/>
       <w:r>
         <w:rPr>
           <w:lang w:val="en-US"/>
         </w:rPr>
-        <w:lastRenderedPageBreak/>
         <w:t>REPORTES</w:t>
       </w:r>
       <w:bookmarkEnd w:id="6"/>
@@ -29325,7 +29663,7 @@
               <w:rPr>
                 <w:rFonts w:ascii="Times New Roman" w:eastAsia="Times New Roman" w:hAnsi="Times New Roman" w:cs="Times New Roman"/>
               </w:rPr>
-              <w:t>8</w:t>
+              <w:t>7</w:t>
             </w:r>
           </w:p>
         </w:tc>
@@ -29705,7 +30043,7 @@
               <w:rPr>
                 <w:rFonts w:ascii="Times New Roman" w:eastAsia="Times New Roman" w:hAnsi="Times New Roman" w:cs="Times New Roman"/>
               </w:rPr>
-              <w:t>9</w:t>
+              <w:t>8</w:t>
             </w:r>
           </w:p>
         </w:tc>
@@ -29792,6 +30130,7 @@
               <w:rPr>
                 <w:rFonts w:ascii="Times New Roman" w:eastAsia="Times New Roman" w:hAnsi="Times New Roman" w:cs="Times New Roman"/>
               </w:rPr>
+              <w:lastRenderedPageBreak/>
               <w:t>DESCRIPCIÓN</w:t>
             </w:r>
           </w:p>
@@ -30070,7 +30409,7 @@
               <w:rPr>
                 <w:rFonts w:ascii="Times New Roman" w:eastAsia="Times New Roman" w:hAnsi="Times New Roman" w:cs="Times New Roman"/>
               </w:rPr>
-              <w:t>70</w:t>
+              <w:t>69</w:t>
             </w:r>
           </w:p>
         </w:tc>
@@ -30157,7 +30496,6 @@
               <w:rPr>
                 <w:rFonts w:ascii="Times New Roman" w:eastAsia="Times New Roman" w:hAnsi="Times New Roman" w:cs="Times New Roman"/>
               </w:rPr>
-              <w:lastRenderedPageBreak/>
               <w:t>DESCRIPCIÓN</w:t>
             </w:r>
           </w:p>
@@ -30422,7 +30760,7 @@
               <w:rPr>
                 <w:rFonts w:ascii="Times New Roman" w:eastAsia="Times New Roman" w:hAnsi="Times New Roman" w:cs="Times New Roman"/>
               </w:rPr>
-              <w:t>1</w:t>
+              <w:t>0</w:t>
             </w:r>
           </w:p>
         </w:tc>
@@ -30617,6 +30955,7 @@
               <w:rPr>
                 <w:rFonts w:ascii="Times New Roman" w:eastAsia="Times New Roman" w:hAnsi="Times New Roman" w:cs="Times New Roman"/>
               </w:rPr>
+              <w:lastRenderedPageBreak/>
               <w:t>El sistema debe mostrar cantidad, monto total, promedio, mínimo y máximo por cada estado de pedido.</w:t>
             </w:r>
           </w:p>
@@ -30652,6 +30991,7 @@
                 <w:bCs w:val="0"/>
                 <w:color w:val="0F1115"/>
               </w:rPr>
+              <w:lastRenderedPageBreak/>
               <w:t>REQUISITOS ASOCIADOS</w:t>
             </w:r>
           </w:p>
@@ -30773,7 +31113,7 @@
               <w:rPr>
                 <w:rFonts w:ascii="Times New Roman" w:eastAsia="Times New Roman" w:hAnsi="Times New Roman" w:cs="Times New Roman"/>
               </w:rPr>
-              <w:t>2</w:t>
+              <w:t>1</w:t>
             </w:r>
           </w:p>
         </w:tc>
@@ -30988,7 +31328,6 @@
               <w:rPr>
                 <w:rFonts w:ascii="Times New Roman" w:eastAsia="Times New Roman" w:hAnsi="Times New Roman" w:cs="Times New Roman"/>
               </w:rPr>
-              <w:lastRenderedPageBreak/>
               <w:t>El sistema debe permitir límite de resultados y filtro por fechas.</w:t>
             </w:r>
           </w:p>
@@ -31024,7 +31363,6 @@
                 <w:bCs w:val="0"/>
                 <w:color w:val="0F1115"/>
               </w:rPr>
-              <w:lastRenderedPageBreak/>
               <w:t>REQUISITOS ASOCIADOS</w:t>
             </w:r>
           </w:p>
@@ -31146,7 +31484,7 @@
               <w:rPr>
                 <w:rFonts w:ascii="Times New Roman" w:eastAsia="Times New Roman" w:hAnsi="Times New Roman" w:cs="Times New Roman"/>
               </w:rPr>
-              <w:t>3</w:t>
+              <w:t>2</w:t>
             </w:r>
           </w:p>
         </w:tc>
@@ -31445,6 +31783,7 @@
               <w:rPr>
                 <w:rFonts w:ascii="Times New Roman" w:eastAsia="Times New Roman" w:hAnsi="Times New Roman" w:cs="Times New Roman"/>
               </w:rPr>
+              <w:lastRenderedPageBreak/>
               <w:t>IDENTIFICADOR</w:t>
             </w:r>
           </w:p>
@@ -31483,7 +31822,7 @@
               <w:rPr>
                 <w:rFonts w:ascii="Times New Roman" w:eastAsia="Times New Roman" w:hAnsi="Times New Roman" w:cs="Times New Roman"/>
               </w:rPr>
-              <w:t>4</w:t>
+              <w:t>3</w:t>
             </w:r>
           </w:p>
         </w:tc>
@@ -31814,7 +32153,7 @@
               <w:rPr>
                 <w:rFonts w:ascii="Times New Roman" w:eastAsia="Times New Roman" w:hAnsi="Times New Roman" w:cs="Times New Roman"/>
               </w:rPr>
-              <w:t>5</w:t>
+              <w:t>4</w:t>
             </w:r>
           </w:p>
         </w:tc>
@@ -31901,7 +32240,6 @@
               <w:rPr>
                 <w:rFonts w:ascii="Times New Roman" w:eastAsia="Times New Roman" w:hAnsi="Times New Roman" w:cs="Times New Roman"/>
               </w:rPr>
-              <w:lastRenderedPageBreak/>
               <w:t>DESCRIPCIÓN</w:t>
             </w:r>
           </w:p>
@@ -32186,7 +32524,7 @@
               <w:rPr>
                 <w:rFonts w:ascii="Times New Roman" w:eastAsia="Times New Roman" w:hAnsi="Times New Roman" w:cs="Times New Roman"/>
               </w:rPr>
-              <w:t>6</w:t>
+              <w:t>5</w:t>
             </w:r>
           </w:p>
         </w:tc>
@@ -32330,6 +32668,7 @@
               <w:rPr>
                 <w:rFonts w:ascii="Times New Roman" w:eastAsia="Times New Roman" w:hAnsi="Times New Roman" w:cs="Times New Roman"/>
               </w:rPr>
+              <w:lastRenderedPageBreak/>
               <w:t>CRITERIOS DE ACEPTACIÓN</w:t>
             </w:r>
           </w:p>
@@ -32573,7 +32912,7 @@
               <w:rPr>
                 <w:rFonts w:ascii="Times New Roman" w:eastAsia="Times New Roman" w:hAnsi="Times New Roman" w:cs="Times New Roman"/>
               </w:rPr>
-              <w:t>8</w:t>
+              <w:t>6</w:t>
             </w:r>
           </w:p>
         </w:tc>
@@ -32719,7 +33058,6 @@
               <w:rPr>
                 <w:rFonts w:ascii="Times New Roman" w:eastAsia="Times New Roman" w:hAnsi="Times New Roman" w:cs="Times New Roman"/>
               </w:rPr>
-              <w:lastRenderedPageBreak/>
               <w:t>CRITERIOS DE ACEPTACIÓN</w:t>
             </w:r>
           </w:p>
@@ -34036,6 +34374,155 @@
     </w:lvl>
   </w:abstractNum>
   <w:abstractNum w:abstractNumId="7" w15:restartNumberingAfterBreak="0">
+    <w:nsid w:val="260A794A"/>
+    <w:multiLevelType w:val="multilevel"/>
+    <w:tmpl w:val="DA6E39F6"/>
+    <w:lvl w:ilvl="0">
+      <w:start w:val="1"/>
+      <w:numFmt w:val="bullet"/>
+      <w:lvlText w:val=""/>
+      <w:lvlJc w:val="left"/>
+      <w:pPr>
+        <w:tabs>
+          <w:tab w:val="num" w:pos="720"/>
+        </w:tabs>
+        <w:ind w:left="720" w:hanging="360"/>
+      </w:pPr>
+      <w:rPr>
+        <w:rFonts w:ascii="Symbol" w:hAnsi="Symbol" w:hint="default"/>
+        <w:sz w:val="20"/>
+      </w:rPr>
+    </w:lvl>
+    <w:lvl w:ilvl="1" w:tentative="1">
+      <w:start w:val="1"/>
+      <w:numFmt w:val="bullet"/>
+      <w:lvlText w:val="o"/>
+      <w:lvlJc w:val="left"/>
+      <w:pPr>
+        <w:tabs>
+          <w:tab w:val="num" w:pos="1440"/>
+        </w:tabs>
+        <w:ind w:left="1440" w:hanging="360"/>
+      </w:pPr>
+      <w:rPr>
+        <w:rFonts w:ascii="Courier New" w:hAnsi="Courier New" w:hint="default"/>
+        <w:sz w:val="20"/>
+      </w:rPr>
+    </w:lvl>
+    <w:lvl w:ilvl="2" w:tentative="1">
+      <w:start w:val="1"/>
+      <w:numFmt w:val="bullet"/>
+      <w:lvlText w:val=""/>
+      <w:lvlJc w:val="left"/>
+      <w:pPr>
+        <w:tabs>
+          <w:tab w:val="num" w:pos="2160"/>
+        </w:tabs>
+        <w:ind w:left="2160" w:hanging="360"/>
+      </w:pPr>
+      <w:rPr>
+        <w:rFonts w:ascii="Wingdings" w:hAnsi="Wingdings" w:hint="default"/>
+        <w:sz w:val="20"/>
+      </w:rPr>
+    </w:lvl>
+    <w:lvl w:ilvl="3" w:tentative="1">
+      <w:start w:val="1"/>
+      <w:numFmt w:val="bullet"/>
+      <w:lvlText w:val=""/>
+      <w:lvlJc w:val="left"/>
+      <w:pPr>
+        <w:tabs>
+          <w:tab w:val="num" w:pos="2880"/>
+        </w:tabs>
+        <w:ind w:left="2880" w:hanging="360"/>
+      </w:pPr>
+      <w:rPr>
+        <w:rFonts w:ascii="Wingdings" w:hAnsi="Wingdings" w:hint="default"/>
+        <w:sz w:val="20"/>
+      </w:rPr>
+    </w:lvl>
+    <w:lvl w:ilvl="4" w:tentative="1">
+      <w:start w:val="1"/>
+      <w:numFmt w:val="bullet"/>
+      <w:lvlText w:val=""/>
+      <w:lvlJc w:val="left"/>
+      <w:pPr>
+        <w:tabs>
+          <w:tab w:val="num" w:pos="3600"/>
+        </w:tabs>
+        <w:ind w:left="3600" w:hanging="360"/>
+      </w:pPr>
+      <w:rPr>
+        <w:rFonts w:ascii="Wingdings" w:hAnsi="Wingdings" w:hint="default"/>
+        <w:sz w:val="20"/>
+      </w:rPr>
+    </w:lvl>
+    <w:lvl w:ilvl="5" w:tentative="1">
+      <w:start w:val="1"/>
+      <w:numFmt w:val="bullet"/>
+      <w:lvlText w:val=""/>
+      <w:lvlJc w:val="left"/>
+      <w:pPr>
+        <w:tabs>
+          <w:tab w:val="num" w:pos="4320"/>
+        </w:tabs>
+        <w:ind w:left="4320" w:hanging="360"/>
+      </w:pPr>
+      <w:rPr>
+        <w:rFonts w:ascii="Wingdings" w:hAnsi="Wingdings" w:hint="default"/>
+        <w:sz w:val="20"/>
+      </w:rPr>
+    </w:lvl>
+    <w:lvl w:ilvl="6" w:tentative="1">
+      <w:start w:val="1"/>
+      <w:numFmt w:val="bullet"/>
+      <w:lvlText w:val=""/>
+      <w:lvlJc w:val="left"/>
+      <w:pPr>
+        <w:tabs>
+          <w:tab w:val="num" w:pos="5040"/>
+        </w:tabs>
+        <w:ind w:left="5040" w:hanging="360"/>
+      </w:pPr>
+      <w:rPr>
+        <w:rFonts w:ascii="Wingdings" w:hAnsi="Wingdings" w:hint="default"/>
+        <w:sz w:val="20"/>
+      </w:rPr>
+    </w:lvl>
+    <w:lvl w:ilvl="7" w:tentative="1">
+      <w:start w:val="1"/>
+      <w:numFmt w:val="bullet"/>
+      <w:lvlText w:val=""/>
+      <w:lvlJc w:val="left"/>
+      <w:pPr>
+        <w:tabs>
+          <w:tab w:val="num" w:pos="5760"/>
+        </w:tabs>
+        <w:ind w:left="5760" w:hanging="360"/>
+      </w:pPr>
+      <w:rPr>
+        <w:rFonts w:ascii="Wingdings" w:hAnsi="Wingdings" w:hint="default"/>
+        <w:sz w:val="20"/>
+      </w:rPr>
+    </w:lvl>
+    <w:lvl w:ilvl="8" w:tentative="1">
+      <w:start w:val="1"/>
+      <w:numFmt w:val="bullet"/>
+      <w:lvlText w:val=""/>
+      <w:lvlJc w:val="left"/>
+      <w:pPr>
+        <w:tabs>
+          <w:tab w:val="num" w:pos="6480"/>
+        </w:tabs>
+        <w:ind w:left="6480" w:hanging="360"/>
+      </w:pPr>
+      <w:rPr>
+        <w:rFonts w:ascii="Wingdings" w:hAnsi="Wingdings" w:hint="default"/>
+        <w:sz w:val="20"/>
+      </w:rPr>
+    </w:lvl>
+  </w:abstractNum>
+  <w:abstractNum w:abstractNumId="8" w15:restartNumberingAfterBreak="0">
     <w:nsid w:val="27E95EEC"/>
     <w:multiLevelType w:val="hybridMultilevel"/>
     <w:tmpl w:val="815875AC"/>
@@ -34148,7 +34635,7 @@
       </w:rPr>
     </w:lvl>
   </w:abstractNum>
-  <w:abstractNum w:abstractNumId="8" w15:restartNumberingAfterBreak="0">
+  <w:abstractNum w:abstractNumId="9" w15:restartNumberingAfterBreak="0">
     <w:nsid w:val="2C0F68A5"/>
     <w:multiLevelType w:val="hybridMultilevel"/>
     <w:tmpl w:val="8C7CF486"/>
@@ -34261,7 +34748,7 @@
       </w:rPr>
     </w:lvl>
   </w:abstractNum>
-  <w:abstractNum w:abstractNumId="9" w15:restartNumberingAfterBreak="0">
+  <w:abstractNum w:abstractNumId="10" w15:restartNumberingAfterBreak="0">
     <w:nsid w:val="2E0B234A"/>
     <w:multiLevelType w:val="hybridMultilevel"/>
     <w:tmpl w:val="4580B6FA"/>
@@ -34374,7 +34861,7 @@
       </w:rPr>
     </w:lvl>
   </w:abstractNum>
-  <w:abstractNum w:abstractNumId="10" w15:restartNumberingAfterBreak="0">
+  <w:abstractNum w:abstractNumId="11" w15:restartNumberingAfterBreak="0">
     <w:nsid w:val="32D712D7"/>
     <w:multiLevelType w:val="multilevel"/>
     <w:tmpl w:val="CC4CF5A0"/>
@@ -34487,7 +34974,7 @@
       </w:rPr>
     </w:lvl>
   </w:abstractNum>
-  <w:abstractNum w:abstractNumId="11" w15:restartNumberingAfterBreak="0">
+  <w:abstractNum w:abstractNumId="12" w15:restartNumberingAfterBreak="0">
     <w:nsid w:val="344275D8"/>
     <w:multiLevelType w:val="multilevel"/>
     <w:tmpl w:val="6F240F7C"/>
@@ -34600,7 +35087,7 @@
       </w:rPr>
     </w:lvl>
   </w:abstractNum>
-  <w:abstractNum w:abstractNumId="12" w15:restartNumberingAfterBreak="0">
+  <w:abstractNum w:abstractNumId="13" w15:restartNumberingAfterBreak="0">
     <w:nsid w:val="4A61370D"/>
     <w:multiLevelType w:val="multilevel"/>
     <w:tmpl w:val="6B340614"/>
@@ -34713,7 +35200,7 @@
       </w:rPr>
     </w:lvl>
   </w:abstractNum>
-  <w:abstractNum w:abstractNumId="13" w15:restartNumberingAfterBreak="0">
+  <w:abstractNum w:abstractNumId="14" w15:restartNumberingAfterBreak="0">
     <w:nsid w:val="4A653E56"/>
     <w:multiLevelType w:val="multilevel"/>
     <w:tmpl w:val="79EA7ADE"/>
@@ -34826,7 +35313,7 @@
       </w:rPr>
     </w:lvl>
   </w:abstractNum>
-  <w:abstractNum w:abstractNumId="14" w15:restartNumberingAfterBreak="0">
+  <w:abstractNum w:abstractNumId="15" w15:restartNumberingAfterBreak="0">
     <w:nsid w:val="4C5E04E9"/>
     <w:multiLevelType w:val="multilevel"/>
     <w:tmpl w:val="225A5C4A"/>
@@ -34939,7 +35426,7 @@
       </w:rPr>
     </w:lvl>
   </w:abstractNum>
-  <w:abstractNum w:abstractNumId="15" w15:restartNumberingAfterBreak="0">
+  <w:abstractNum w:abstractNumId="16" w15:restartNumberingAfterBreak="0">
     <w:nsid w:val="4E12465E"/>
     <w:multiLevelType w:val="multilevel"/>
     <w:tmpl w:val="8E6E8ED0"/>
@@ -35052,7 +35539,7 @@
       </w:rPr>
     </w:lvl>
   </w:abstractNum>
-  <w:abstractNum w:abstractNumId="16" w15:restartNumberingAfterBreak="0">
+  <w:abstractNum w:abstractNumId="17" w15:restartNumberingAfterBreak="0">
     <w:nsid w:val="53FF2767"/>
     <w:multiLevelType w:val="multilevel"/>
     <w:tmpl w:val="AD6206D2"/>
@@ -35165,7 +35652,7 @@
       </w:rPr>
     </w:lvl>
   </w:abstractNum>
-  <w:abstractNum w:abstractNumId="17" w15:restartNumberingAfterBreak="0">
+  <w:abstractNum w:abstractNumId="18" w15:restartNumberingAfterBreak="0">
     <w:nsid w:val="55BB3336"/>
     <w:multiLevelType w:val="multilevel"/>
     <w:tmpl w:val="D50A70A4"/>
@@ -35278,7 +35765,7 @@
       </w:rPr>
     </w:lvl>
   </w:abstractNum>
-  <w:abstractNum w:abstractNumId="18" w15:restartNumberingAfterBreak="0">
+  <w:abstractNum w:abstractNumId="19" w15:restartNumberingAfterBreak="0">
     <w:nsid w:val="66F62A6D"/>
     <w:multiLevelType w:val="multilevel"/>
     <w:tmpl w:val="4BE045BC"/>
@@ -35427,7 +35914,7 @@
       </w:rPr>
     </w:lvl>
   </w:abstractNum>
-  <w:abstractNum w:abstractNumId="19" w15:restartNumberingAfterBreak="0">
+  <w:abstractNum w:abstractNumId="20" w15:restartNumberingAfterBreak="0">
     <w:nsid w:val="67724244"/>
     <w:multiLevelType w:val="multilevel"/>
     <w:tmpl w:val="57025728"/>
@@ -35576,7 +36063,7 @@
       </w:rPr>
     </w:lvl>
   </w:abstractNum>
-  <w:abstractNum w:abstractNumId="20" w15:restartNumberingAfterBreak="0">
+  <w:abstractNum w:abstractNumId="21" w15:restartNumberingAfterBreak="0">
     <w:nsid w:val="6AB327F3"/>
     <w:multiLevelType w:val="hybridMultilevel"/>
     <w:tmpl w:val="87E61DD8"/>
@@ -35689,7 +36176,7 @@
       </w:rPr>
     </w:lvl>
   </w:abstractNum>
-  <w:abstractNum w:abstractNumId="21" w15:restartNumberingAfterBreak="0">
+  <w:abstractNum w:abstractNumId="22" w15:restartNumberingAfterBreak="0">
     <w:nsid w:val="6CEC5AC7"/>
     <w:multiLevelType w:val="multilevel"/>
     <w:tmpl w:val="95E6FE46"/>
@@ -35802,7 +36289,7 @@
       </w:rPr>
     </w:lvl>
   </w:abstractNum>
-  <w:abstractNum w:abstractNumId="22" w15:restartNumberingAfterBreak="0">
+  <w:abstractNum w:abstractNumId="23" w15:restartNumberingAfterBreak="0">
     <w:nsid w:val="77275871"/>
     <w:multiLevelType w:val="hybridMultilevel"/>
     <w:tmpl w:val="5EFC4D4E"/>
@@ -35915,41 +36402,190 @@
       </w:rPr>
     </w:lvl>
   </w:abstractNum>
+  <w:abstractNum w:abstractNumId="24" w15:restartNumberingAfterBreak="0">
+    <w:nsid w:val="77722D13"/>
+    <w:multiLevelType w:val="multilevel"/>
+    <w:tmpl w:val="F8DE253E"/>
+    <w:lvl w:ilvl="0">
+      <w:start w:val="1"/>
+      <w:numFmt w:val="bullet"/>
+      <w:lvlText w:val=""/>
+      <w:lvlJc w:val="left"/>
+      <w:pPr>
+        <w:tabs>
+          <w:tab w:val="num" w:pos="720"/>
+        </w:tabs>
+        <w:ind w:left="720" w:hanging="360"/>
+      </w:pPr>
+      <w:rPr>
+        <w:rFonts w:ascii="Symbol" w:hAnsi="Symbol" w:hint="default"/>
+        <w:sz w:val="20"/>
+      </w:rPr>
+    </w:lvl>
+    <w:lvl w:ilvl="1" w:tentative="1">
+      <w:start w:val="1"/>
+      <w:numFmt w:val="bullet"/>
+      <w:lvlText w:val="o"/>
+      <w:lvlJc w:val="left"/>
+      <w:pPr>
+        <w:tabs>
+          <w:tab w:val="num" w:pos="1440"/>
+        </w:tabs>
+        <w:ind w:left="1440" w:hanging="360"/>
+      </w:pPr>
+      <w:rPr>
+        <w:rFonts w:ascii="Courier New" w:hAnsi="Courier New" w:hint="default"/>
+        <w:sz w:val="20"/>
+      </w:rPr>
+    </w:lvl>
+    <w:lvl w:ilvl="2" w:tentative="1">
+      <w:start w:val="1"/>
+      <w:numFmt w:val="bullet"/>
+      <w:lvlText w:val=""/>
+      <w:lvlJc w:val="left"/>
+      <w:pPr>
+        <w:tabs>
+          <w:tab w:val="num" w:pos="2160"/>
+        </w:tabs>
+        <w:ind w:left="2160" w:hanging="360"/>
+      </w:pPr>
+      <w:rPr>
+        <w:rFonts w:ascii="Wingdings" w:hAnsi="Wingdings" w:hint="default"/>
+        <w:sz w:val="20"/>
+      </w:rPr>
+    </w:lvl>
+    <w:lvl w:ilvl="3" w:tentative="1">
+      <w:start w:val="1"/>
+      <w:numFmt w:val="bullet"/>
+      <w:lvlText w:val=""/>
+      <w:lvlJc w:val="left"/>
+      <w:pPr>
+        <w:tabs>
+          <w:tab w:val="num" w:pos="2880"/>
+        </w:tabs>
+        <w:ind w:left="2880" w:hanging="360"/>
+      </w:pPr>
+      <w:rPr>
+        <w:rFonts w:ascii="Wingdings" w:hAnsi="Wingdings" w:hint="default"/>
+        <w:sz w:val="20"/>
+      </w:rPr>
+    </w:lvl>
+    <w:lvl w:ilvl="4" w:tentative="1">
+      <w:start w:val="1"/>
+      <w:numFmt w:val="bullet"/>
+      <w:lvlText w:val=""/>
+      <w:lvlJc w:val="left"/>
+      <w:pPr>
+        <w:tabs>
+          <w:tab w:val="num" w:pos="3600"/>
+        </w:tabs>
+        <w:ind w:left="3600" w:hanging="360"/>
+      </w:pPr>
+      <w:rPr>
+        <w:rFonts w:ascii="Wingdings" w:hAnsi="Wingdings" w:hint="default"/>
+        <w:sz w:val="20"/>
+      </w:rPr>
+    </w:lvl>
+    <w:lvl w:ilvl="5" w:tentative="1">
+      <w:start w:val="1"/>
+      <w:numFmt w:val="bullet"/>
+      <w:lvlText w:val=""/>
+      <w:lvlJc w:val="left"/>
+      <w:pPr>
+        <w:tabs>
+          <w:tab w:val="num" w:pos="4320"/>
+        </w:tabs>
+        <w:ind w:left="4320" w:hanging="360"/>
+      </w:pPr>
+      <w:rPr>
+        <w:rFonts w:ascii="Wingdings" w:hAnsi="Wingdings" w:hint="default"/>
+        <w:sz w:val="20"/>
+      </w:rPr>
+    </w:lvl>
+    <w:lvl w:ilvl="6" w:tentative="1">
+      <w:start w:val="1"/>
+      <w:numFmt w:val="bullet"/>
+      <w:lvlText w:val=""/>
+      <w:lvlJc w:val="left"/>
+      <w:pPr>
+        <w:tabs>
+          <w:tab w:val="num" w:pos="5040"/>
+        </w:tabs>
+        <w:ind w:left="5040" w:hanging="360"/>
+      </w:pPr>
+      <w:rPr>
+        <w:rFonts w:ascii="Wingdings" w:hAnsi="Wingdings" w:hint="default"/>
+        <w:sz w:val="20"/>
+      </w:rPr>
+    </w:lvl>
+    <w:lvl w:ilvl="7" w:tentative="1">
+      <w:start w:val="1"/>
+      <w:numFmt w:val="bullet"/>
+      <w:lvlText w:val=""/>
+      <w:lvlJc w:val="left"/>
+      <w:pPr>
+        <w:tabs>
+          <w:tab w:val="num" w:pos="5760"/>
+        </w:tabs>
+        <w:ind w:left="5760" w:hanging="360"/>
+      </w:pPr>
+      <w:rPr>
+        <w:rFonts w:ascii="Wingdings" w:hAnsi="Wingdings" w:hint="default"/>
+        <w:sz w:val="20"/>
+      </w:rPr>
+    </w:lvl>
+    <w:lvl w:ilvl="8" w:tentative="1">
+      <w:start w:val="1"/>
+      <w:numFmt w:val="bullet"/>
+      <w:lvlText w:val=""/>
+      <w:lvlJc w:val="left"/>
+      <w:pPr>
+        <w:tabs>
+          <w:tab w:val="num" w:pos="6480"/>
+        </w:tabs>
+        <w:ind w:left="6480" w:hanging="360"/>
+      </w:pPr>
+      <w:rPr>
+        <w:rFonts w:ascii="Wingdings" w:hAnsi="Wingdings" w:hint="default"/>
+        <w:sz w:val="20"/>
+      </w:rPr>
+    </w:lvl>
+  </w:abstractNum>
   <w:num w:numId="1" w16cid:durableId="1559511479">
-    <w:abstractNumId w:val="15"/>
+    <w:abstractNumId w:val="16"/>
   </w:num>
   <w:num w:numId="2" w16cid:durableId="600600326">
-    <w:abstractNumId w:val="12"/>
+    <w:abstractNumId w:val="13"/>
   </w:num>
   <w:num w:numId="3" w16cid:durableId="359937995">
     <w:abstractNumId w:val="5"/>
   </w:num>
   <w:num w:numId="4" w16cid:durableId="2070958279">
+    <w:abstractNumId w:val="12"/>
+  </w:num>
+  <w:num w:numId="5" w16cid:durableId="1228300177">
+    <w:abstractNumId w:val="14"/>
+  </w:num>
+  <w:num w:numId="6" w16cid:durableId="1748264198">
+    <w:abstractNumId w:val="17"/>
+  </w:num>
+  <w:num w:numId="7" w16cid:durableId="1039628903">
+    <w:abstractNumId w:val="15"/>
+  </w:num>
+  <w:num w:numId="8" w16cid:durableId="1503858916">
     <w:abstractNumId w:val="11"/>
   </w:num>
-  <w:num w:numId="5" w16cid:durableId="1228300177">
-    <w:abstractNumId w:val="13"/>
-  </w:num>
-  <w:num w:numId="6" w16cid:durableId="1748264198">
-    <w:abstractNumId w:val="16"/>
-  </w:num>
-  <w:num w:numId="7" w16cid:durableId="1039628903">
-    <w:abstractNumId w:val="14"/>
-  </w:num>
-  <w:num w:numId="8" w16cid:durableId="1503858916">
-    <w:abstractNumId w:val="10"/>
-  </w:num>
   <w:num w:numId="9" w16cid:durableId="2119249745">
-    <w:abstractNumId w:val="17"/>
+    <w:abstractNumId w:val="18"/>
   </w:num>
   <w:num w:numId="10" w16cid:durableId="145977717">
     <w:abstractNumId w:val="3"/>
   </w:num>
   <w:num w:numId="11" w16cid:durableId="364528054">
-    <w:abstractNumId w:val="21"/>
+    <w:abstractNumId w:val="22"/>
   </w:num>
   <w:num w:numId="12" w16cid:durableId="954360442">
-    <w:abstractNumId w:val="8"/>
+    <w:abstractNumId w:val="9"/>
   </w:num>
   <w:num w:numId="13" w16cid:durableId="1549802034">
     <w:abstractNumId w:val="4"/>
@@ -35964,25 +36600,31 @@
     <w:abstractNumId w:val="0"/>
   </w:num>
   <w:num w:numId="17" w16cid:durableId="1776706734">
-    <w:abstractNumId w:val="19"/>
+    <w:abstractNumId w:val="20"/>
   </w:num>
   <w:num w:numId="18" w16cid:durableId="951010686">
     <w:abstractNumId w:val="1"/>
   </w:num>
   <w:num w:numId="19" w16cid:durableId="1686176514">
-    <w:abstractNumId w:val="18"/>
+    <w:abstractNumId w:val="19"/>
   </w:num>
   <w:num w:numId="20" w16cid:durableId="197940348">
-    <w:abstractNumId w:val="20"/>
+    <w:abstractNumId w:val="21"/>
   </w:num>
   <w:num w:numId="21" w16cid:durableId="798763831">
+    <w:abstractNumId w:val="8"/>
+  </w:num>
+  <w:num w:numId="22" w16cid:durableId="1605763651">
+    <w:abstractNumId w:val="23"/>
+  </w:num>
+  <w:num w:numId="23" w16cid:durableId="1996836272">
+    <w:abstractNumId w:val="10"/>
+  </w:num>
+  <w:num w:numId="24" w16cid:durableId="2050378223">
     <w:abstractNumId w:val="7"/>
   </w:num>
-  <w:num w:numId="22" w16cid:durableId="1605763651">
-    <w:abstractNumId w:val="22"/>
-  </w:num>
-  <w:num w:numId="23" w16cid:durableId="1996836272">
-    <w:abstractNumId w:val="9"/>
+  <w:num w:numId="25" w16cid:durableId="261885524">
+    <w:abstractNumId w:val="24"/>
   </w:num>
   <w:numIdMacAtCleanup w:val="23"/>
 </w:numbering>
@@ -36519,7 +37161,6 @@
   <w:style w:type="character" w:default="1" w:styleId="Fuentedeprrafopredeter">
     <w:name w:val="Default Paragraph Font"/>
     <w:uiPriority w:val="1"/>
-    <w:semiHidden/>
     <w:unhideWhenUsed/>
   </w:style>
   <w:style w:type="table" w:default="1" w:styleId="Tablanormal">
@@ -37334,28 +37975,28 @@
 </file>
 
 <file path=customXml/item1.xml><?xml version="1.0" encoding="utf-8"?>
+<b:Sources xmlns:b="http://schemas.openxmlformats.org/officeDocument/2006/bibliography" xmlns="http://schemas.openxmlformats.org/officeDocument/2006/bibliography" SelectedStyle="\APASixthEditionOfficeOnline.xsl" StyleName="APA" Version="6"/>
+</file>
+
+<file path=customXml/item2.xml><?xml version="1.0" encoding="utf-8"?>
 <go:gDocsCustomXmlDataStorage xmlns:go="http://customooxmlschemas.google.com/" xmlns:r="http://schemas.openxmlformats.org/officeDocument/2006/relationships" uri="GoogleDocsCustomDataVersion2">
   <go:docsCustomData xmlns:go="http://customooxmlschemas.google.com/" roundtripDataSignature="AMtx7mhY5sSvf0476mW07LWwCNP+c2Uzqg==">CgMxLjAaHwoBMBIaChgICVIUChJ0YWJsZS5mODZkZjJkNDhmanUaJQoBMRIgCh4IB0IaCg9UaW1lcyBOZXcgUm9tYW4SB0d1bmdzdWgyDmguamZyMWRwamI4NmkzMg5oLjhzZWI5ZDI0N2VreTIOaC5zbm9ma2d6Y2F1NnMyDmguM2k1ZndycnN6aDB5OAByITFtZzNqLUFJZFlkVjdKUDVJbmJlWHk5M19XMzB2anVwMA==</go:docsCustomData>
 </go:gDocsCustomXmlDataStorage>
 </file>
 
-<file path=customXml/item2.xml><?xml version="1.0" encoding="utf-8"?>
-<b:Sources xmlns:b="http://schemas.openxmlformats.org/officeDocument/2006/bibliography" xmlns="http://schemas.openxmlformats.org/officeDocument/2006/bibliography" SelectedStyle="\APASixthEditionOfficeOnline.xsl" StyleName="APA" Version="6"/>
+<file path=customXml/itemProps1.xml><?xml version="1.0" encoding="utf-8"?>
+<ds:datastoreItem xmlns:ds="http://schemas.openxmlformats.org/officeDocument/2006/customXml" ds:itemID="{CBA92A20-CFA8-4795-A848-224E97271C67}">
+  <ds:schemaRefs>
+    <ds:schemaRef ds:uri="http://schemas.openxmlformats.org/officeDocument/2006/bibliography"/>
+  </ds:schemaRefs>
+</ds:datastoreItem>
 </file>
 
-<file path=customXml/itemProps1.xml><?xml version="1.0" encoding="utf-8"?>
+<file path=customXml/itemProps2.xml><?xml version="1.0" encoding="utf-8"?>
 <ds:datastoreItem xmlns:ds="http://schemas.openxmlformats.org/officeDocument/2006/customXml" ds:itemID="{11111111-1234-1234-1234-123412341234}">
   <ds:schemaRefs>
     <ds:schemaRef ds:uri="http://customooxmlschemas.google.com/"/>
     <ds:schemaRef ds:uri="http://schemas.openxmlformats.org/officeDocument/2006/relationships"/>
   </ds:schemaRefs>
 </ds:datastoreItem>
-</file>
-
-<file path=customXml/itemProps2.xml><?xml version="1.0" encoding="utf-8"?>
-<ds:datastoreItem xmlns:ds="http://schemas.openxmlformats.org/officeDocument/2006/customXml" ds:itemID="{CBA92A20-CFA8-4795-A848-224E97271C67}">
-  <ds:schemaRefs>
-    <ds:schemaRef ds:uri="http://schemas.openxmlformats.org/officeDocument/2006/bibliography"/>
-  </ds:schemaRefs>
-</ds:datastoreItem>
 </file>
--- a/_docs_/trim1/04_requisitos/historias de usuario.docx
+++ b/_docs_/trim1/04_requisitos/historias de usuario.docx
@@ -1473,7 +1473,23 @@
                 <w:rFonts w:ascii="Times New Roman" w:eastAsia="Times New Roman" w:hAnsi="Times New Roman" w:cs="Times New Roman"/>
                 <w:color w:val="000000"/>
               </w:rPr>
-              <w:t>Las contraseñas deben almacenarse encriptadas con bcrypt.</w:t>
+              <w:t xml:space="preserve">Las contraseñas deben almacenarse encriptadas con </w:t>
+            </w:r>
+            <w:proofErr w:type="spellStart"/>
+            <w:r>
+              <w:rPr>
+                <w:rFonts w:ascii="Times New Roman" w:eastAsia="Times New Roman" w:hAnsi="Times New Roman" w:cs="Times New Roman"/>
+                <w:color w:val="000000"/>
+              </w:rPr>
+              <w:t>bcrypt</w:t>
+            </w:r>
+            <w:proofErr w:type="spellEnd"/>
+            <w:r>
+              <w:rPr>
+                <w:rFonts w:ascii="Times New Roman" w:eastAsia="Times New Roman" w:hAnsi="Times New Roman" w:cs="Times New Roman"/>
+                <w:color w:val="000000"/>
+              </w:rPr>
+              <w:t>.</w:t>
             </w:r>
           </w:p>
           <w:p>
@@ -1991,7 +2007,21 @@
               <w:rPr>
                 <w:rFonts w:ascii="Times New Roman" w:hAnsi="Times New Roman" w:cs="Times New Roman"/>
               </w:rPr>
-              <w:t>Las contraseñas deben almacenarse encriptadas con bcrypt.</w:t>
+              <w:t xml:space="preserve">Las contraseñas deben almacenarse encriptadas con </w:t>
+            </w:r>
+            <w:proofErr w:type="spellStart"/>
+            <w:r>
+              <w:rPr>
+                <w:rFonts w:ascii="Times New Roman" w:hAnsi="Times New Roman" w:cs="Times New Roman"/>
+              </w:rPr>
+              <w:t>bcrypt</w:t>
+            </w:r>
+            <w:proofErr w:type="spellEnd"/>
+            <w:r>
+              <w:rPr>
+                <w:rFonts w:ascii="Times New Roman" w:hAnsi="Times New Roman" w:cs="Times New Roman"/>
+              </w:rPr>
+              <w:t>.</w:t>
             </w:r>
           </w:p>
           <w:p>
@@ -2281,19 +2311,7 @@
               <w:rPr>
                 <w:rFonts w:ascii="Times New Roman" w:eastAsia="Times New Roman" w:hAnsi="Times New Roman" w:cs="Times New Roman"/>
               </w:rPr>
-              <w:t xml:space="preserve">Como administrador registrado, quiero iniciar sesión con mi correo y contraseña, para acceder a mi cuenta y realizar </w:t>
-            </w:r>
-            <w:r>
-              <w:rPr>
-                <w:rFonts w:ascii="Times New Roman" w:eastAsia="Times New Roman" w:hAnsi="Times New Roman" w:cs="Times New Roman"/>
-              </w:rPr>
-              <w:t>gestión</w:t>
-            </w:r>
-            <w:r>
-              <w:rPr>
-                <w:rFonts w:ascii="Times New Roman" w:eastAsia="Times New Roman" w:hAnsi="Times New Roman" w:cs="Times New Roman"/>
-              </w:rPr>
-              <w:t xml:space="preserve"> de pedidos entre otras cosas.</w:t>
+              <w:t>Como administrador registrado, quiero iniciar sesión con mi correo y contraseña, para acceder a mi cuenta y realizar gestión de pedidos entre otras cosas.</w:t>
             </w:r>
           </w:p>
           <w:p>
@@ -3659,7 +3677,21 @@
               <w:rPr>
                 <w:rFonts w:ascii="Times New Roman" w:eastAsia="Times New Roman" w:hAnsi="Times New Roman" w:cs="Times New Roman"/>
               </w:rPr>
-              <w:t>Listar repartidores (Admin)</w:t>
+              <w:t>Listar repartidores (</w:t>
+            </w:r>
+            <w:proofErr w:type="spellStart"/>
+            <w:r>
+              <w:rPr>
+                <w:rFonts w:ascii="Times New Roman" w:eastAsia="Times New Roman" w:hAnsi="Times New Roman" w:cs="Times New Roman"/>
+              </w:rPr>
+              <w:t>Admin</w:t>
+            </w:r>
+            <w:proofErr w:type="spellEnd"/>
+            <w:r>
+              <w:rPr>
+                <w:rFonts w:ascii="Times New Roman" w:eastAsia="Times New Roman" w:hAnsi="Times New Roman" w:cs="Times New Roman"/>
+              </w:rPr>
+              <w:t>)</w:t>
             </w:r>
           </w:p>
         </w:tc>
@@ -4040,7 +4072,21 @@
               <w:rPr>
                 <w:rFonts w:ascii="Times New Roman" w:eastAsia="Times New Roman" w:hAnsi="Times New Roman" w:cs="Times New Roman"/>
               </w:rPr>
-              <w:t>Ver detalle de repartidor (Admin)</w:t>
+              <w:t>Ver detalle de repartidor (</w:t>
+            </w:r>
+            <w:proofErr w:type="spellStart"/>
+            <w:r>
+              <w:rPr>
+                <w:rFonts w:ascii="Times New Roman" w:eastAsia="Times New Roman" w:hAnsi="Times New Roman" w:cs="Times New Roman"/>
+              </w:rPr>
+              <w:t>Admin</w:t>
+            </w:r>
+            <w:proofErr w:type="spellEnd"/>
+            <w:r>
+              <w:rPr>
+                <w:rFonts w:ascii="Times New Roman" w:eastAsia="Times New Roman" w:hAnsi="Times New Roman" w:cs="Times New Roman"/>
+              </w:rPr>
+              <w:t>)</w:t>
             </w:r>
           </w:p>
         </w:tc>
@@ -4412,7 +4458,21 @@
               <w:rPr>
                 <w:rFonts w:ascii="Times New Roman" w:eastAsia="Times New Roman" w:hAnsi="Times New Roman" w:cs="Times New Roman"/>
               </w:rPr>
-              <w:t>Buscar repartidores (Admin)</w:t>
+              <w:t>Buscar repartidores (</w:t>
+            </w:r>
+            <w:proofErr w:type="spellStart"/>
+            <w:r>
+              <w:rPr>
+                <w:rFonts w:ascii="Times New Roman" w:eastAsia="Times New Roman" w:hAnsi="Times New Roman" w:cs="Times New Roman"/>
+              </w:rPr>
+              <w:t>Admin</w:t>
+            </w:r>
+            <w:proofErr w:type="spellEnd"/>
+            <w:r>
+              <w:rPr>
+                <w:rFonts w:ascii="Times New Roman" w:eastAsia="Times New Roman" w:hAnsi="Times New Roman" w:cs="Times New Roman"/>
+              </w:rPr>
+              <w:t>)</w:t>
             </w:r>
           </w:p>
         </w:tc>
@@ -4836,7 +4896,21 @@
               <w:rPr>
                 <w:rFonts w:ascii="Times New Roman" w:eastAsia="Times New Roman" w:hAnsi="Times New Roman" w:cs="Times New Roman"/>
               </w:rPr>
-              <w:t>Actualizar repartidor (Admin)</w:t>
+              <w:t>Actualizar repartidor (</w:t>
+            </w:r>
+            <w:proofErr w:type="spellStart"/>
+            <w:r>
+              <w:rPr>
+                <w:rFonts w:ascii="Times New Roman" w:eastAsia="Times New Roman" w:hAnsi="Times New Roman" w:cs="Times New Roman"/>
+              </w:rPr>
+              <w:t>Admin</w:t>
+            </w:r>
+            <w:proofErr w:type="spellEnd"/>
+            <w:r>
+              <w:rPr>
+                <w:rFonts w:ascii="Times New Roman" w:eastAsia="Times New Roman" w:hAnsi="Times New Roman" w:cs="Times New Roman"/>
+              </w:rPr>
+              <w:t>)</w:t>
             </w:r>
           </w:p>
         </w:tc>
@@ -4979,7 +5053,19 @@
               <w:rPr>
                 <w:rFonts w:ascii="Times New Roman" w:eastAsia="Times New Roman" w:hAnsi="Times New Roman" w:cs="Times New Roman"/>
               </w:rPr>
-              <w:t xml:space="preserve">El sistema debe permitir actualizar los datos personales del repartidor (nombre, teléfono, email, documento, ciudad, dirección). </w:t>
+              <w:t>El sistema debe permitir actualizar los datos personales del repartidor (nombre, teléfono, email, documento, ciudad, dirección</w:t>
+            </w:r>
+            <w:r>
+              <w:rPr>
+                <w:rFonts w:ascii="Times New Roman" w:eastAsia="Times New Roman" w:hAnsi="Times New Roman" w:cs="Times New Roman"/>
+              </w:rPr>
+              <w:t xml:space="preserve"> y fecha de nacimiento</w:t>
+            </w:r>
+            <w:r>
+              <w:rPr>
+                <w:rFonts w:ascii="Times New Roman" w:eastAsia="Times New Roman" w:hAnsi="Times New Roman" w:cs="Times New Roman"/>
+              </w:rPr>
+              <w:t xml:space="preserve">). </w:t>
             </w:r>
           </w:p>
           <w:p>
@@ -5298,7 +5384,21 @@
               <w:rPr>
                 <w:rFonts w:ascii="Times New Roman" w:eastAsia="Times New Roman" w:hAnsi="Times New Roman" w:cs="Times New Roman"/>
               </w:rPr>
-              <w:t>Cambiar estado de repartidor (Admin)</w:t>
+              <w:t>Cambiar estado de repartidor (</w:t>
+            </w:r>
+            <w:proofErr w:type="spellStart"/>
+            <w:r>
+              <w:rPr>
+                <w:rFonts w:ascii="Times New Roman" w:eastAsia="Times New Roman" w:hAnsi="Times New Roman" w:cs="Times New Roman"/>
+              </w:rPr>
+              <w:t>Admin</w:t>
+            </w:r>
+            <w:proofErr w:type="spellEnd"/>
+            <w:r>
+              <w:rPr>
+                <w:rFonts w:ascii="Times New Roman" w:eastAsia="Times New Roman" w:hAnsi="Times New Roman" w:cs="Times New Roman"/>
+              </w:rPr>
+              <w:t>)</w:t>
             </w:r>
           </w:p>
         </w:tc>
@@ -5760,7 +5860,21 @@
               <w:rPr>
                 <w:rFonts w:ascii="Times New Roman" w:eastAsia="Times New Roman" w:hAnsi="Times New Roman" w:cs="Times New Roman"/>
               </w:rPr>
-              <w:t>Eliminar repartidor (Admin)</w:t>
+              <w:t>Eliminar repartidor (</w:t>
+            </w:r>
+            <w:proofErr w:type="spellStart"/>
+            <w:r>
+              <w:rPr>
+                <w:rFonts w:ascii="Times New Roman" w:eastAsia="Times New Roman" w:hAnsi="Times New Roman" w:cs="Times New Roman"/>
+              </w:rPr>
+              <w:t>Admin</w:t>
+            </w:r>
+            <w:proofErr w:type="spellEnd"/>
+            <w:r>
+              <w:rPr>
+                <w:rFonts w:ascii="Times New Roman" w:eastAsia="Times New Roman" w:hAnsi="Times New Roman" w:cs="Times New Roman"/>
+              </w:rPr>
+              <w:t>)</w:t>
             </w:r>
           </w:p>
         </w:tc>
@@ -6390,19 +6504,7 @@
               <w:rPr>
                 <w:rFonts w:ascii="Times New Roman" w:eastAsia="Times New Roman" w:hAnsi="Times New Roman" w:cs="Times New Roman"/>
               </w:rPr>
-              <w:t xml:space="preserve">y datos del </w:t>
-            </w:r>
-            <w:r>
-              <w:rPr>
-                <w:rFonts w:ascii="Times New Roman" w:eastAsia="Times New Roman" w:hAnsi="Times New Roman" w:cs="Times New Roman"/>
-              </w:rPr>
-              <w:t>vehículo</w:t>
-            </w:r>
-            <w:r>
-              <w:rPr>
-                <w:rFonts w:ascii="Times New Roman" w:eastAsia="Times New Roman" w:hAnsi="Times New Roman" w:cs="Times New Roman"/>
-              </w:rPr>
-              <w:t xml:space="preserve"> solamente para el rol de repartidor</w:t>
+              <w:t>y datos del vehículo solamente para el rol de repartidor</w:t>
             </w:r>
             <w:r>
               <w:rPr>
@@ -6556,7 +6658,7 @@
               <w:rPr>
                 <w:rFonts w:ascii="Times New Roman" w:eastAsia="Times New Roman" w:hAnsi="Times New Roman" w:cs="Times New Roman"/>
               </w:rPr>
-              <w:t>IDENTIFICADOR</w:t>
+              <w:t>e</w:t>
             </w:r>
           </w:p>
         </w:tc>
@@ -6806,7 +6908,19 @@
               <w:rPr>
                 <w:rFonts w:ascii="Times New Roman" w:eastAsia="Times New Roman" w:hAnsi="Times New Roman" w:cs="Times New Roman"/>
               </w:rPr>
-              <w:t xml:space="preserve"> y correo. </w:t>
+              <w:t xml:space="preserve"> y correo</w:t>
+            </w:r>
+            <w:r>
+              <w:rPr>
+                <w:rFonts w:ascii="Times New Roman" w:eastAsia="Times New Roman" w:hAnsi="Times New Roman" w:cs="Times New Roman"/>
+              </w:rPr>
+              <w:t>, documento y fecha de nacimiento</w:t>
+            </w:r>
+            <w:r>
+              <w:rPr>
+                <w:rFonts w:ascii="Times New Roman" w:eastAsia="Times New Roman" w:hAnsi="Times New Roman" w:cs="Times New Roman"/>
+              </w:rPr>
+              <w:t xml:space="preserve">. </w:t>
             </w:r>
           </w:p>
           <w:p>
@@ -13725,7 +13839,23 @@
                 <w:rFonts w:ascii="Times New Roman" w:hAnsi="Times New Roman" w:cs="Times New Roman"/>
                 <w:color w:val="000000"/>
               </w:rPr>
-              <w:t>Crear producto (Admin)</w:t>
+              <w:t>Crear producto (</w:t>
+            </w:r>
+            <w:proofErr w:type="spellStart"/>
+            <w:r>
+              <w:rPr>
+                <w:rFonts w:ascii="Times New Roman" w:hAnsi="Times New Roman" w:cs="Times New Roman"/>
+                <w:color w:val="000000"/>
+              </w:rPr>
+              <w:t>Admin</w:t>
+            </w:r>
+            <w:proofErr w:type="spellEnd"/>
+            <w:r>
+              <w:rPr>
+                <w:rFonts w:ascii="Times New Roman" w:hAnsi="Times New Roman" w:cs="Times New Roman"/>
+                <w:color w:val="000000"/>
+              </w:rPr>
+              <w:t>)</w:t>
             </w:r>
           </w:p>
         </w:tc>
@@ -14270,7 +14400,21 @@
               <w:rPr>
                 <w:rFonts w:ascii="Times New Roman" w:eastAsia="Times New Roman" w:hAnsi="Times New Roman" w:cs="Times New Roman"/>
               </w:rPr>
-              <w:t>Editar producto (Admin)</w:t>
+              <w:t>Editar producto (</w:t>
+            </w:r>
+            <w:proofErr w:type="spellStart"/>
+            <w:r>
+              <w:rPr>
+                <w:rFonts w:ascii="Times New Roman" w:eastAsia="Times New Roman" w:hAnsi="Times New Roman" w:cs="Times New Roman"/>
+              </w:rPr>
+              <w:t>Admin</w:t>
+            </w:r>
+            <w:proofErr w:type="spellEnd"/>
+            <w:r>
+              <w:rPr>
+                <w:rFonts w:ascii="Times New Roman" w:eastAsia="Times New Roman" w:hAnsi="Times New Roman" w:cs="Times New Roman"/>
+              </w:rPr>
+              <w:t>)</w:t>
             </w:r>
           </w:p>
         </w:tc>
@@ -14782,7 +14926,21 @@
               <w:rPr>
                 <w:rFonts w:ascii="Times New Roman" w:eastAsia="Times New Roman" w:hAnsi="Times New Roman" w:cs="Times New Roman"/>
               </w:rPr>
-              <w:t>Eliminar producto (Admin)</w:t>
+              <w:t>Eliminar producto (</w:t>
+            </w:r>
+            <w:proofErr w:type="spellStart"/>
+            <w:r>
+              <w:rPr>
+                <w:rFonts w:ascii="Times New Roman" w:eastAsia="Times New Roman" w:hAnsi="Times New Roman" w:cs="Times New Roman"/>
+              </w:rPr>
+              <w:t>Admin</w:t>
+            </w:r>
+            <w:proofErr w:type="spellEnd"/>
+            <w:r>
+              <w:rPr>
+                <w:rFonts w:ascii="Times New Roman" w:eastAsia="Times New Roman" w:hAnsi="Times New Roman" w:cs="Times New Roman"/>
+              </w:rPr>
+              <w:t>)</w:t>
             </w:r>
           </w:p>
         </w:tc>
@@ -15395,7 +15553,19 @@
               <w:rPr>
                 <w:rFonts w:ascii="Times New Roman" w:eastAsia="Times New Roman" w:hAnsi="Times New Roman" w:cs="Times New Roman"/>
               </w:rPr>
-              <w:t>El sistema debe mostrar todas las categorías registradas. El sistema debe mostrar el ID, tipo (MONTURAS, ACCESORIOS, GAFAS DE SOL) y descripción de cada categoría.</w:t>
+              <w:t xml:space="preserve">El sistema debe mostrar todas las categorías registradas. El sistema debe mostrar </w:t>
+            </w:r>
+            <w:r>
+              <w:rPr>
+                <w:rFonts w:ascii="Times New Roman" w:eastAsia="Times New Roman" w:hAnsi="Times New Roman" w:cs="Times New Roman"/>
+              </w:rPr>
+              <w:t>tipo categoría</w:t>
+            </w:r>
+            <w:r>
+              <w:rPr>
+                <w:rFonts w:ascii="Times New Roman" w:eastAsia="Times New Roman" w:hAnsi="Times New Roman" w:cs="Times New Roman"/>
+              </w:rPr>
+              <w:t xml:space="preserve"> de cada categoría.</w:t>
             </w:r>
           </w:p>
         </w:tc>
@@ -15486,1354 +15656,6 @@
         </w:rPr>
       </w:pPr>
     </w:p>
-    <w:tbl>
-      <w:tblPr>
-        <w:tblStyle w:val="a6"/>
-        <w:tblW w:w="9052" w:type="dxa"/>
-        <w:tblInd w:w="10" w:type="dxa"/>
-        <w:tblLayout w:type="fixed"/>
-        <w:tblLook w:val="0400" w:firstRow="0" w:lastRow="0" w:firstColumn="0" w:lastColumn="0" w:noHBand="0" w:noVBand="1"/>
-      </w:tblPr>
-      <w:tblGrid>
-        <w:gridCol w:w="3099"/>
-        <w:gridCol w:w="5953"/>
-      </w:tblGrid>
-      <w:tr>
-        <w:trPr>
-          <w:trHeight w:val="429"/>
-        </w:trPr>
-        <w:tc>
-          <w:tcPr>
-            <w:tcW w:w="3099" w:type="dxa"/>
-            <w:tcBorders>
-              <w:top w:val="single" w:sz="8" w:space="0" w:color="000000"/>
-              <w:left w:val="single" w:sz="8" w:space="0" w:color="000000"/>
-              <w:bottom w:val="single" w:sz="8" w:space="0" w:color="000000"/>
-              <w:right w:val="single" w:sz="8" w:space="0" w:color="000000"/>
-            </w:tcBorders>
-            <w:vAlign w:val="center"/>
-          </w:tcPr>
-          <w:p>
-            <w:pPr>
-              <w:jc w:val="center"/>
-              <w:rPr>
-                <w:rFonts w:ascii="Times New Roman" w:eastAsia="Times New Roman" w:hAnsi="Times New Roman" w:cs="Times New Roman"/>
-              </w:rPr>
-            </w:pPr>
-            <w:r>
-              <w:rPr>
-                <w:rFonts w:ascii="Times New Roman" w:eastAsia="Times New Roman" w:hAnsi="Times New Roman" w:cs="Times New Roman"/>
-              </w:rPr>
-              <w:t>IDENTIFICADOR</w:t>
-            </w:r>
-          </w:p>
-        </w:tc>
-        <w:tc>
-          <w:tcPr>
-            <w:tcW w:w="5953" w:type="dxa"/>
-            <w:tcBorders>
-              <w:top w:val="single" w:sz="8" w:space="0" w:color="000000"/>
-              <w:left w:val="single" w:sz="8" w:space="0" w:color="000000"/>
-              <w:bottom w:val="single" w:sz="8" w:space="0" w:color="000000"/>
-              <w:right w:val="single" w:sz="8" w:space="0" w:color="000000"/>
-            </w:tcBorders>
-          </w:tcPr>
-          <w:p>
-            <w:pPr>
-              <w:ind w:left="680"/>
-              <w:jc w:val="center"/>
-              <w:rPr>
-                <w:rFonts w:ascii="Times New Roman" w:eastAsia="Times New Roman" w:hAnsi="Times New Roman" w:cs="Times New Roman"/>
-              </w:rPr>
-            </w:pPr>
-            <w:r>
-              <w:rPr>
-                <w:rFonts w:ascii="Times New Roman" w:hAnsi="Times New Roman" w:cs="Times New Roman"/>
-                <w:color w:val="000000"/>
-              </w:rPr>
-              <w:t>HU0</w:t>
-            </w:r>
-            <w:r>
-              <w:rPr>
-                <w:rFonts w:ascii="Times New Roman" w:hAnsi="Times New Roman" w:cs="Times New Roman"/>
-                <w:color w:val="000000"/>
-              </w:rPr>
-              <w:t>3</w:t>
-            </w:r>
-            <w:r>
-              <w:rPr>
-                <w:rFonts w:ascii="Times New Roman" w:hAnsi="Times New Roman" w:cs="Times New Roman"/>
-                <w:color w:val="000000"/>
-              </w:rPr>
-              <w:t>6</w:t>
-            </w:r>
-          </w:p>
-        </w:tc>
-      </w:tr>
-      <w:tr>
-        <w:trPr>
-          <w:trHeight w:val="368"/>
-        </w:trPr>
-        <w:tc>
-          <w:tcPr>
-            <w:tcW w:w="3099" w:type="dxa"/>
-            <w:tcBorders>
-              <w:top w:val="single" w:sz="8" w:space="0" w:color="000000"/>
-              <w:left w:val="single" w:sz="8" w:space="0" w:color="000000"/>
-              <w:bottom w:val="single" w:sz="8" w:space="0" w:color="000000"/>
-              <w:right w:val="single" w:sz="8" w:space="0" w:color="000000"/>
-            </w:tcBorders>
-            <w:vAlign w:val="center"/>
-          </w:tcPr>
-          <w:p>
-            <w:pPr>
-              <w:jc w:val="center"/>
-              <w:rPr>
-                <w:rFonts w:ascii="Times New Roman" w:eastAsia="Times New Roman" w:hAnsi="Times New Roman" w:cs="Times New Roman"/>
-              </w:rPr>
-            </w:pPr>
-            <w:r>
-              <w:rPr>
-                <w:rFonts w:ascii="Times New Roman" w:eastAsia="Times New Roman" w:hAnsi="Times New Roman" w:cs="Times New Roman"/>
-              </w:rPr>
-              <w:t>NOMBRE</w:t>
-            </w:r>
-          </w:p>
-        </w:tc>
-        <w:tc>
-          <w:tcPr>
-            <w:tcW w:w="5953" w:type="dxa"/>
-            <w:tcBorders>
-              <w:top w:val="single" w:sz="8" w:space="0" w:color="000000"/>
-              <w:left w:val="single" w:sz="8" w:space="0" w:color="000000"/>
-              <w:bottom w:val="single" w:sz="8" w:space="0" w:color="000000"/>
-              <w:right w:val="single" w:sz="8" w:space="0" w:color="000000"/>
-            </w:tcBorders>
-          </w:tcPr>
-          <w:p>
-            <w:pPr>
-              <w:jc w:val="center"/>
-              <w:rPr>
-                <w:rFonts w:ascii="Times New Roman" w:eastAsia="Times New Roman" w:hAnsi="Times New Roman" w:cs="Times New Roman"/>
-              </w:rPr>
-            </w:pPr>
-            <w:r>
-              <w:rPr>
-                <w:rFonts w:ascii="Times New Roman" w:hAnsi="Times New Roman" w:cs="Times New Roman"/>
-                <w:color w:val="000000"/>
-              </w:rPr>
-              <w:t>Crear categoría (Admin)</w:t>
-            </w:r>
-          </w:p>
-        </w:tc>
-      </w:tr>
-      <w:tr>
-        <w:trPr>
-          <w:trHeight w:val="659"/>
-        </w:trPr>
-        <w:tc>
-          <w:tcPr>
-            <w:tcW w:w="3099" w:type="dxa"/>
-            <w:tcBorders>
-              <w:top w:val="single" w:sz="8" w:space="0" w:color="000000"/>
-              <w:left w:val="single" w:sz="8" w:space="0" w:color="000000"/>
-              <w:bottom w:val="single" w:sz="8" w:space="0" w:color="000000"/>
-              <w:right w:val="single" w:sz="8" w:space="0" w:color="000000"/>
-            </w:tcBorders>
-          </w:tcPr>
-          <w:p>
-            <w:pPr>
-              <w:ind w:right="83"/>
-              <w:jc w:val="center"/>
-              <w:rPr>
-                <w:rFonts w:ascii="Times New Roman" w:eastAsia="Times New Roman" w:hAnsi="Times New Roman" w:cs="Times New Roman"/>
-              </w:rPr>
-            </w:pPr>
-            <w:r>
-              <w:rPr>
-                <w:rFonts w:ascii="Times New Roman" w:eastAsia="Times New Roman" w:hAnsi="Times New Roman" w:cs="Times New Roman"/>
-              </w:rPr>
-              <w:t>DESCRIPCIÓN</w:t>
-            </w:r>
-          </w:p>
-        </w:tc>
-        <w:tc>
-          <w:tcPr>
-            <w:tcW w:w="5953" w:type="dxa"/>
-            <w:tcBorders>
-              <w:top w:val="single" w:sz="8" w:space="0" w:color="000000"/>
-              <w:left w:val="single" w:sz="8" w:space="0" w:color="000000"/>
-              <w:bottom w:val="single" w:sz="8" w:space="0" w:color="000000"/>
-              <w:right w:val="single" w:sz="8" w:space="0" w:color="000000"/>
-            </w:tcBorders>
-          </w:tcPr>
-          <w:p>
-            <w:pPr>
-              <w:ind w:firstLine="720"/>
-              <w:jc w:val="center"/>
-              <w:rPr>
-                <w:rFonts w:ascii="Times New Roman" w:eastAsia="Times New Roman" w:hAnsi="Times New Roman" w:cs="Times New Roman"/>
-              </w:rPr>
-            </w:pPr>
-            <w:r>
-              <w:rPr>
-                <w:rFonts w:ascii="Times New Roman" w:hAnsi="Times New Roman" w:cs="Times New Roman"/>
-                <w:color w:val="000000"/>
-              </w:rPr>
-              <w:t>Como administrador, quiero registrar nuevas categorías de productos, para organizar el catálogo correctamente.</w:t>
-            </w:r>
-          </w:p>
-        </w:tc>
-      </w:tr>
-      <w:tr>
-        <w:trPr>
-          <w:trHeight w:val="780"/>
-        </w:trPr>
-        <w:tc>
-          <w:tcPr>
-            <w:tcW w:w="3099" w:type="dxa"/>
-            <w:tcBorders>
-              <w:top w:val="single" w:sz="8" w:space="0" w:color="000000"/>
-              <w:left w:val="single" w:sz="8" w:space="0" w:color="000000"/>
-              <w:bottom w:val="single" w:sz="8" w:space="0" w:color="000000"/>
-              <w:right w:val="single" w:sz="8" w:space="0" w:color="000000"/>
-            </w:tcBorders>
-          </w:tcPr>
-          <w:p>
-            <w:pPr>
-              <w:jc w:val="center"/>
-              <w:rPr>
-                <w:rFonts w:ascii="Times New Roman" w:eastAsia="Times New Roman" w:hAnsi="Times New Roman" w:cs="Times New Roman"/>
-              </w:rPr>
-            </w:pPr>
-          </w:p>
-          <w:p>
-            <w:pPr>
-              <w:jc w:val="center"/>
-              <w:rPr>
-                <w:rFonts w:ascii="Times New Roman" w:eastAsia="Times New Roman" w:hAnsi="Times New Roman" w:cs="Times New Roman"/>
-              </w:rPr>
-            </w:pPr>
-          </w:p>
-          <w:p>
-            <w:pPr>
-              <w:jc w:val="center"/>
-              <w:rPr>
-                <w:rFonts w:ascii="Times New Roman" w:eastAsia="Times New Roman" w:hAnsi="Times New Roman" w:cs="Times New Roman"/>
-              </w:rPr>
-            </w:pPr>
-          </w:p>
-          <w:p>
-            <w:pPr>
-              <w:jc w:val="center"/>
-              <w:rPr>
-                <w:rFonts w:ascii="Times New Roman" w:eastAsia="Times New Roman" w:hAnsi="Times New Roman" w:cs="Times New Roman"/>
-              </w:rPr>
-            </w:pPr>
-          </w:p>
-          <w:p>
-            <w:pPr>
-              <w:jc w:val="center"/>
-              <w:rPr>
-                <w:rFonts w:ascii="Times New Roman" w:eastAsia="Times New Roman" w:hAnsi="Times New Roman" w:cs="Times New Roman"/>
-              </w:rPr>
-            </w:pPr>
-            <w:r>
-              <w:rPr>
-                <w:rFonts w:ascii="Times New Roman" w:eastAsia="Times New Roman" w:hAnsi="Times New Roman" w:cs="Times New Roman"/>
-              </w:rPr>
-              <w:t>CRITERIOS DE ACEPTACIÓN</w:t>
-            </w:r>
-          </w:p>
-        </w:tc>
-        <w:tc>
-          <w:tcPr>
-            <w:tcW w:w="5953" w:type="dxa"/>
-            <w:tcBorders>
-              <w:top w:val="single" w:sz="8" w:space="0" w:color="000000"/>
-              <w:left w:val="single" w:sz="8" w:space="0" w:color="000000"/>
-              <w:bottom w:val="single" w:sz="8" w:space="0" w:color="000000"/>
-              <w:right w:val="single" w:sz="8" w:space="0" w:color="000000"/>
-            </w:tcBorders>
-          </w:tcPr>
-          <w:p>
-            <w:pPr>
-              <w:pStyle w:val="NormalWeb"/>
-              <w:numPr>
-                <w:ilvl w:val="0"/>
-                <w:numId w:val="20"/>
-              </w:numPr>
-              <w:spacing w:before="173"/>
-              <w:jc w:val="center"/>
-              <w:textAlignment w:val="baseline"/>
-              <w:rPr>
-                <w:rFonts w:ascii="Quattrocento Sans" w:hAnsi="Quattrocento Sans"/>
-                <w:color w:val="000000"/>
-                <w:sz w:val="22"/>
-                <w:szCs w:val="22"/>
-              </w:rPr>
-            </w:pPr>
-            <w:r>
-              <w:rPr>
-                <w:color w:val="000000"/>
-                <w:sz w:val="22"/>
-                <w:szCs w:val="22"/>
-              </w:rPr>
-              <w:t>El sistema debe permitir registrar nuevas categorías con tipo (MONTURAS, ACCESORIOS, GAFAS DE SOL) y descripción.</w:t>
-            </w:r>
-          </w:p>
-          <w:p>
-            <w:pPr>
-              <w:pStyle w:val="NormalWeb"/>
-              <w:numPr>
-                <w:ilvl w:val="0"/>
-                <w:numId w:val="20"/>
-              </w:numPr>
-              <w:spacing w:before="173"/>
-              <w:jc w:val="center"/>
-              <w:textAlignment w:val="baseline"/>
-              <w:rPr>
-                <w:rFonts w:ascii="Quattrocento Sans" w:hAnsi="Quattrocento Sans"/>
-                <w:color w:val="000000"/>
-                <w:sz w:val="22"/>
-                <w:szCs w:val="22"/>
-              </w:rPr>
-            </w:pPr>
-            <w:r>
-              <w:rPr>
-                <w:color w:val="000000"/>
-                <w:sz w:val="22"/>
-                <w:szCs w:val="22"/>
-              </w:rPr>
-              <w:t>El sistema debe validar que los campos obligatorios estén diligenciados.</w:t>
-            </w:r>
-          </w:p>
-          <w:p>
-            <w:pPr>
-              <w:pStyle w:val="NormalWeb"/>
-              <w:numPr>
-                <w:ilvl w:val="0"/>
-                <w:numId w:val="20"/>
-              </w:numPr>
-              <w:spacing w:before="173"/>
-              <w:jc w:val="center"/>
-              <w:textAlignment w:val="baseline"/>
-              <w:rPr>
-                <w:rFonts w:ascii="Quattrocento Sans" w:hAnsi="Quattrocento Sans"/>
-                <w:color w:val="000000"/>
-                <w:sz w:val="22"/>
-                <w:szCs w:val="22"/>
-              </w:rPr>
-            </w:pPr>
-            <w:r>
-              <w:rPr>
-                <w:color w:val="000000"/>
-                <w:sz w:val="22"/>
-                <w:szCs w:val="22"/>
-              </w:rPr>
-              <w:t>El sistema debe confirmar la creación con una notificación.</w:t>
-            </w:r>
-          </w:p>
-          <w:p>
-            <w:pPr>
-              <w:numPr>
-                <w:ilvl w:val="0"/>
-                <w:numId w:val="20"/>
-              </w:numPr>
-              <w:pBdr>
-                <w:top w:val="nil"/>
-                <w:left w:val="nil"/>
-                <w:bottom w:val="nil"/>
-                <w:right w:val="nil"/>
-                <w:between w:val="nil"/>
-              </w:pBdr>
-              <w:spacing w:after="160" w:line="259" w:lineRule="auto"/>
-              <w:ind w:right="122"/>
-              <w:jc w:val="center"/>
-              <w:rPr>
-                <w:rFonts w:ascii="Times New Roman" w:eastAsia="Times New Roman" w:hAnsi="Times New Roman" w:cs="Times New Roman"/>
-                <w:color w:val="000000"/>
-              </w:rPr>
-            </w:pPr>
-            <w:r>
-              <w:rPr>
-                <w:color w:val="000000"/>
-              </w:rPr>
-              <w:t>Solo administradores pueden acceder.</w:t>
-            </w:r>
-          </w:p>
-        </w:tc>
-      </w:tr>
-      <w:tr>
-        <w:trPr>
-          <w:trHeight w:val="500"/>
-        </w:trPr>
-        <w:tc>
-          <w:tcPr>
-            <w:tcW w:w="3099" w:type="dxa"/>
-            <w:tcBorders>
-              <w:top w:val="single" w:sz="8" w:space="0" w:color="000000"/>
-              <w:left w:val="single" w:sz="8" w:space="0" w:color="000000"/>
-              <w:bottom w:val="single" w:sz="8" w:space="0" w:color="000000"/>
-              <w:right w:val="single" w:sz="8" w:space="0" w:color="000000"/>
-            </w:tcBorders>
-            <w:vAlign w:val="center"/>
-          </w:tcPr>
-          <w:p>
-            <w:pPr>
-              <w:jc w:val="center"/>
-              <w:rPr>
-                <w:rFonts w:eastAsia="Times New Roman"/>
-                <w:b/>
-                <w:bCs/>
-                <w:u w:val="single"/>
-              </w:rPr>
-            </w:pPr>
-            <w:r>
-              <w:rPr>
-                <w:rStyle w:val="Fuerte"/>
-                <w:rFonts w:ascii="Times New Roman" w:hAnsi="Times New Roman" w:cs="Times New Roman"/>
-                <w:b w:val="0"/>
-                <w:bCs w:val="0"/>
-                <w:color w:val="0F1115"/>
-              </w:rPr>
-              <w:lastRenderedPageBreak/>
-              <w:t>REQUISITOS ASOCIADOS</w:t>
-            </w:r>
-          </w:p>
-        </w:tc>
-        <w:tc>
-          <w:tcPr>
-            <w:tcW w:w="5953" w:type="dxa"/>
-            <w:tcBorders>
-              <w:top w:val="single" w:sz="8" w:space="0" w:color="000000"/>
-              <w:left w:val="single" w:sz="8" w:space="0" w:color="000000"/>
-              <w:bottom w:val="single" w:sz="8" w:space="0" w:color="000000"/>
-              <w:right w:val="single" w:sz="8" w:space="0" w:color="000000"/>
-            </w:tcBorders>
-            <w:vAlign w:val="center"/>
-          </w:tcPr>
-          <w:p>
-            <w:pPr>
-              <w:pBdr>
-                <w:top w:val="nil"/>
-                <w:left w:val="nil"/>
-                <w:bottom w:val="nil"/>
-                <w:right w:val="nil"/>
-                <w:between w:val="nil"/>
-              </w:pBdr>
-              <w:spacing w:after="160" w:line="259" w:lineRule="auto"/>
-              <w:ind w:left="360" w:right="102"/>
-              <w:jc w:val="center"/>
-              <w:rPr>
-                <w:rFonts w:ascii="Times New Roman" w:eastAsia="Times New Roman" w:hAnsi="Times New Roman" w:cs="Times New Roman"/>
-                <w:color w:val="000000"/>
-                <w:lang w:val="en-US"/>
-              </w:rPr>
-            </w:pPr>
-            <w:r>
-              <w:rPr>
-                <w:rFonts w:ascii="Times New Roman" w:hAnsi="Times New Roman" w:cs="Times New Roman"/>
-                <w:color w:val="0F1115"/>
-                <w:lang w:val="en-US"/>
-              </w:rPr>
-              <w:t>RF08</w:t>
-            </w:r>
-            <w:r>
-              <w:rPr>
-                <w:rFonts w:ascii="Times New Roman" w:hAnsi="Times New Roman" w:cs="Times New Roman"/>
-                <w:color w:val="0F1115"/>
-                <w:lang w:val="en-US"/>
-              </w:rPr>
-              <w:t xml:space="preserve">, </w:t>
-            </w:r>
-            <w:r>
-              <w:rPr>
-                <w:rFonts w:ascii="Times New Roman" w:hAnsi="Times New Roman" w:cs="Times New Roman"/>
-                <w:color w:val="0F1115"/>
-                <w:lang w:val="en-US"/>
-              </w:rPr>
-              <w:t>RNF05, RNF06, RNF07, RNF09, RNF12</w:t>
-            </w:r>
-          </w:p>
-        </w:tc>
-      </w:tr>
-    </w:tbl>
-    <w:p>
-      <w:pPr>
-        <w:spacing w:after="252"/>
-        <w:rPr>
-          <w:rFonts w:ascii="Times New Roman" w:eastAsia="Times New Roman" w:hAnsi="Times New Roman" w:cs="Times New Roman"/>
-          <w:lang w:val="en-US"/>
-        </w:rPr>
-      </w:pPr>
-    </w:p>
-    <w:tbl>
-      <w:tblPr>
-        <w:tblW w:w="9062" w:type="dxa"/>
-        <w:tblCellMar>
-          <w:top w:w="15" w:type="dxa"/>
-          <w:left w:w="15" w:type="dxa"/>
-          <w:bottom w:w="15" w:type="dxa"/>
-          <w:right w:w="15" w:type="dxa"/>
-        </w:tblCellMar>
-        <w:tblLook w:val="04A0" w:firstRow="1" w:lastRow="0" w:firstColumn="1" w:lastColumn="0" w:noHBand="0" w:noVBand="1"/>
-      </w:tblPr>
-      <w:tblGrid>
-        <w:gridCol w:w="3109"/>
-        <w:gridCol w:w="5953"/>
-      </w:tblGrid>
-      <w:tr>
-        <w:trPr>
-          <w:trHeight w:val="403"/>
-        </w:trPr>
-        <w:tc>
-          <w:tcPr>
-            <w:tcW w:w="3109" w:type="dxa"/>
-            <w:tcBorders>
-              <w:top w:val="single" w:sz="8" w:space="0" w:color="000000"/>
-              <w:left w:val="single" w:sz="8" w:space="0" w:color="000000"/>
-              <w:bottom w:val="single" w:sz="8" w:space="0" w:color="000000"/>
-              <w:right w:val="single" w:sz="8" w:space="0" w:color="000000"/>
-            </w:tcBorders>
-            <w:hideMark/>
-          </w:tcPr>
-          <w:p>
-            <w:pPr>
-              <w:spacing w:after="252"/>
-              <w:jc w:val="center"/>
-              <w:rPr>
-                <w:rFonts w:ascii="Times New Roman" w:eastAsia="Times New Roman" w:hAnsi="Times New Roman" w:cs="Times New Roman"/>
-              </w:rPr>
-            </w:pPr>
-            <w:r>
-              <w:rPr>
-                <w:rFonts w:ascii="Times New Roman" w:eastAsia="Times New Roman" w:hAnsi="Times New Roman" w:cs="Times New Roman"/>
-              </w:rPr>
-              <w:t>IDENTIFICADOR</w:t>
-            </w:r>
-          </w:p>
-        </w:tc>
-        <w:tc>
-          <w:tcPr>
-            <w:tcW w:w="5953" w:type="dxa"/>
-            <w:tcBorders>
-              <w:top w:val="single" w:sz="8" w:space="0" w:color="000000"/>
-              <w:left w:val="single" w:sz="8" w:space="0" w:color="000000"/>
-              <w:bottom w:val="single" w:sz="8" w:space="0" w:color="000000"/>
-              <w:right w:val="single" w:sz="8" w:space="0" w:color="000000"/>
-            </w:tcBorders>
-            <w:hideMark/>
-          </w:tcPr>
-          <w:p>
-            <w:pPr>
-              <w:spacing w:after="252"/>
-              <w:jc w:val="center"/>
-              <w:rPr>
-                <w:rFonts w:ascii="Times New Roman" w:eastAsia="Times New Roman" w:hAnsi="Times New Roman" w:cs="Times New Roman"/>
-              </w:rPr>
-            </w:pPr>
-            <w:r>
-              <w:rPr>
-                <w:rFonts w:ascii="Times New Roman" w:eastAsia="Times New Roman" w:hAnsi="Times New Roman" w:cs="Times New Roman"/>
-              </w:rPr>
-              <w:t>HU0</w:t>
-            </w:r>
-            <w:r>
-              <w:rPr>
-                <w:rFonts w:ascii="Times New Roman" w:eastAsia="Times New Roman" w:hAnsi="Times New Roman" w:cs="Times New Roman"/>
-              </w:rPr>
-              <w:t>3</w:t>
-            </w:r>
-            <w:r>
-              <w:rPr>
-                <w:rFonts w:ascii="Times New Roman" w:eastAsia="Times New Roman" w:hAnsi="Times New Roman" w:cs="Times New Roman"/>
-              </w:rPr>
-              <w:t>7</w:t>
-            </w:r>
-          </w:p>
-        </w:tc>
-      </w:tr>
-      <w:tr>
-        <w:trPr>
-          <w:trHeight w:val="397"/>
-        </w:trPr>
-        <w:tc>
-          <w:tcPr>
-            <w:tcW w:w="3109" w:type="dxa"/>
-            <w:tcBorders>
-              <w:top w:val="single" w:sz="8" w:space="0" w:color="000000"/>
-              <w:left w:val="single" w:sz="8" w:space="0" w:color="000000"/>
-              <w:bottom w:val="single" w:sz="8" w:space="0" w:color="000000"/>
-              <w:right w:val="single" w:sz="8" w:space="0" w:color="000000"/>
-            </w:tcBorders>
-            <w:hideMark/>
-          </w:tcPr>
-          <w:p>
-            <w:pPr>
-              <w:spacing w:after="252"/>
-              <w:jc w:val="center"/>
-              <w:rPr>
-                <w:rFonts w:ascii="Times New Roman" w:eastAsia="Times New Roman" w:hAnsi="Times New Roman" w:cs="Times New Roman"/>
-              </w:rPr>
-            </w:pPr>
-            <w:r>
-              <w:rPr>
-                <w:rFonts w:ascii="Times New Roman" w:eastAsia="Times New Roman" w:hAnsi="Times New Roman" w:cs="Times New Roman"/>
-              </w:rPr>
-              <w:t>NOMBRE</w:t>
-            </w:r>
-          </w:p>
-        </w:tc>
-        <w:tc>
-          <w:tcPr>
-            <w:tcW w:w="5953" w:type="dxa"/>
-            <w:tcBorders>
-              <w:top w:val="single" w:sz="8" w:space="0" w:color="000000"/>
-              <w:left w:val="single" w:sz="8" w:space="0" w:color="000000"/>
-              <w:bottom w:val="single" w:sz="8" w:space="0" w:color="000000"/>
-              <w:right w:val="single" w:sz="8" w:space="0" w:color="000000"/>
-            </w:tcBorders>
-            <w:hideMark/>
-          </w:tcPr>
-          <w:p>
-            <w:pPr>
-              <w:spacing w:after="252"/>
-              <w:jc w:val="center"/>
-              <w:rPr>
-                <w:rFonts w:ascii="Times New Roman" w:eastAsia="Times New Roman" w:hAnsi="Times New Roman" w:cs="Times New Roman"/>
-              </w:rPr>
-            </w:pPr>
-            <w:r>
-              <w:rPr>
-                <w:rFonts w:ascii="Times New Roman" w:eastAsia="Times New Roman" w:hAnsi="Times New Roman" w:cs="Times New Roman"/>
-              </w:rPr>
-              <w:t>Editar categoría (Admin)</w:t>
-            </w:r>
-          </w:p>
-        </w:tc>
-      </w:tr>
-      <w:tr>
-        <w:trPr>
-          <w:trHeight w:val="1038"/>
-        </w:trPr>
-        <w:tc>
-          <w:tcPr>
-            <w:tcW w:w="3109" w:type="dxa"/>
-            <w:tcBorders>
-              <w:top w:val="single" w:sz="8" w:space="0" w:color="000000"/>
-              <w:left w:val="single" w:sz="8" w:space="0" w:color="000000"/>
-              <w:bottom w:val="single" w:sz="8" w:space="0" w:color="000000"/>
-              <w:right w:val="single" w:sz="8" w:space="0" w:color="000000"/>
-            </w:tcBorders>
-            <w:hideMark/>
-          </w:tcPr>
-          <w:p>
-            <w:pPr>
-              <w:spacing w:after="252"/>
-              <w:jc w:val="center"/>
-              <w:rPr>
-                <w:rFonts w:ascii="Times New Roman" w:eastAsia="Times New Roman" w:hAnsi="Times New Roman" w:cs="Times New Roman"/>
-              </w:rPr>
-            </w:pPr>
-            <w:r>
-              <w:rPr>
-                <w:rFonts w:ascii="Times New Roman" w:eastAsia="Times New Roman" w:hAnsi="Times New Roman" w:cs="Times New Roman"/>
-              </w:rPr>
-              <w:t>DESCRIPCIÓN</w:t>
-            </w:r>
-          </w:p>
-        </w:tc>
-        <w:tc>
-          <w:tcPr>
-            <w:tcW w:w="5953" w:type="dxa"/>
-            <w:tcBorders>
-              <w:top w:val="single" w:sz="8" w:space="0" w:color="000000"/>
-              <w:left w:val="single" w:sz="8" w:space="0" w:color="000000"/>
-              <w:bottom w:val="single" w:sz="8" w:space="0" w:color="000000"/>
-              <w:right w:val="single" w:sz="8" w:space="0" w:color="000000"/>
-            </w:tcBorders>
-            <w:hideMark/>
-          </w:tcPr>
-          <w:p>
-            <w:pPr>
-              <w:spacing w:after="252"/>
-              <w:jc w:val="center"/>
-              <w:rPr>
-                <w:rFonts w:ascii="Times New Roman" w:eastAsia="Times New Roman" w:hAnsi="Times New Roman" w:cs="Times New Roman"/>
-              </w:rPr>
-            </w:pPr>
-            <w:r>
-              <w:rPr>
-                <w:rFonts w:ascii="Times New Roman" w:eastAsia="Times New Roman" w:hAnsi="Times New Roman" w:cs="Times New Roman"/>
-              </w:rPr>
-              <w:t>Como administrador, quiero editar la información de categorías existentes, para mantener actualizada la clasificación del catálogo.</w:t>
-            </w:r>
-          </w:p>
-        </w:tc>
-      </w:tr>
-      <w:tr>
-        <w:trPr>
-          <w:trHeight w:val="2703"/>
-        </w:trPr>
-        <w:tc>
-          <w:tcPr>
-            <w:tcW w:w="3109" w:type="dxa"/>
-            <w:tcBorders>
-              <w:top w:val="single" w:sz="8" w:space="0" w:color="000000"/>
-              <w:left w:val="single" w:sz="8" w:space="0" w:color="000000"/>
-              <w:bottom w:val="single" w:sz="8" w:space="0" w:color="000000"/>
-              <w:right w:val="single" w:sz="8" w:space="0" w:color="000000"/>
-            </w:tcBorders>
-            <w:hideMark/>
-          </w:tcPr>
-          <w:p>
-            <w:pPr>
-              <w:spacing w:after="252"/>
-              <w:jc w:val="center"/>
-              <w:rPr>
-                <w:rFonts w:ascii="Times New Roman" w:eastAsia="Times New Roman" w:hAnsi="Times New Roman" w:cs="Times New Roman"/>
-              </w:rPr>
-            </w:pPr>
-          </w:p>
-          <w:p>
-            <w:pPr>
-              <w:spacing w:after="252"/>
-              <w:jc w:val="center"/>
-              <w:rPr>
-                <w:rFonts w:ascii="Times New Roman" w:eastAsia="Times New Roman" w:hAnsi="Times New Roman" w:cs="Times New Roman"/>
-              </w:rPr>
-            </w:pPr>
-          </w:p>
-          <w:p>
-            <w:pPr>
-              <w:spacing w:after="252"/>
-              <w:jc w:val="center"/>
-              <w:rPr>
-                <w:rFonts w:ascii="Times New Roman" w:eastAsia="Times New Roman" w:hAnsi="Times New Roman" w:cs="Times New Roman"/>
-              </w:rPr>
-            </w:pPr>
-            <w:r>
-              <w:rPr>
-                <w:rFonts w:ascii="Times New Roman" w:eastAsia="Times New Roman" w:hAnsi="Times New Roman" w:cs="Times New Roman"/>
-              </w:rPr>
-              <w:t xml:space="preserve">CRITERIOS DE </w:t>
-            </w:r>
-          </w:p>
-          <w:p>
-            <w:pPr>
-              <w:spacing w:after="252"/>
-              <w:jc w:val="center"/>
-              <w:rPr>
-                <w:rFonts w:ascii="Times New Roman" w:eastAsia="Times New Roman" w:hAnsi="Times New Roman" w:cs="Times New Roman"/>
-              </w:rPr>
-            </w:pPr>
-            <w:r>
-              <w:rPr>
-                <w:rFonts w:ascii="Times New Roman" w:eastAsia="Times New Roman" w:hAnsi="Times New Roman" w:cs="Times New Roman"/>
-              </w:rPr>
-              <w:t>ACEPTACIÓN</w:t>
-            </w:r>
-          </w:p>
-        </w:tc>
-        <w:tc>
-          <w:tcPr>
-            <w:tcW w:w="5953" w:type="dxa"/>
-            <w:tcBorders>
-              <w:top w:val="single" w:sz="8" w:space="0" w:color="000000"/>
-              <w:left w:val="single" w:sz="8" w:space="0" w:color="000000"/>
-              <w:bottom w:val="single" w:sz="8" w:space="0" w:color="000000"/>
-              <w:right w:val="single" w:sz="8" w:space="0" w:color="000000"/>
-            </w:tcBorders>
-            <w:hideMark/>
-          </w:tcPr>
-          <w:p>
-            <w:pPr>
-              <w:numPr>
-                <w:ilvl w:val="0"/>
-                <w:numId w:val="16"/>
-              </w:numPr>
-              <w:spacing w:after="252"/>
-              <w:jc w:val="center"/>
-              <w:rPr>
-                <w:rFonts w:ascii="Times New Roman" w:eastAsia="Times New Roman" w:hAnsi="Times New Roman" w:cs="Times New Roman"/>
-              </w:rPr>
-            </w:pPr>
-            <w:r>
-              <w:rPr>
-                <w:rFonts w:ascii="Times New Roman" w:eastAsia="Times New Roman" w:hAnsi="Times New Roman" w:cs="Times New Roman"/>
-              </w:rPr>
-              <w:t>El sistema debe permitir editar categorías existentes.</w:t>
-            </w:r>
-          </w:p>
-          <w:p>
-            <w:pPr>
-              <w:numPr>
-                <w:ilvl w:val="0"/>
-                <w:numId w:val="16"/>
-              </w:numPr>
-              <w:spacing w:after="252"/>
-              <w:jc w:val="center"/>
-              <w:rPr>
-                <w:rFonts w:ascii="Times New Roman" w:eastAsia="Times New Roman" w:hAnsi="Times New Roman" w:cs="Times New Roman"/>
-              </w:rPr>
-            </w:pPr>
-            <w:r>
-              <w:rPr>
-                <w:rFonts w:ascii="Times New Roman" w:eastAsia="Times New Roman" w:hAnsi="Times New Roman" w:cs="Times New Roman"/>
-              </w:rPr>
-              <w:t>El sistema debe validar que la categoría exista antes de editarla.</w:t>
-            </w:r>
-          </w:p>
-          <w:p>
-            <w:pPr>
-              <w:numPr>
-                <w:ilvl w:val="0"/>
-                <w:numId w:val="16"/>
-              </w:numPr>
-              <w:spacing w:after="252"/>
-              <w:jc w:val="center"/>
-              <w:rPr>
-                <w:rFonts w:ascii="Times New Roman" w:eastAsia="Times New Roman" w:hAnsi="Times New Roman" w:cs="Times New Roman"/>
-              </w:rPr>
-            </w:pPr>
-            <w:r>
-              <w:rPr>
-                <w:rFonts w:ascii="Times New Roman" w:eastAsia="Times New Roman" w:hAnsi="Times New Roman" w:cs="Times New Roman"/>
-              </w:rPr>
-              <w:t>El sistema debe permitir actualizar el tipo y la descripción de la categoría.</w:t>
-            </w:r>
-          </w:p>
-          <w:p>
-            <w:pPr>
-              <w:numPr>
-                <w:ilvl w:val="0"/>
-                <w:numId w:val="16"/>
-              </w:numPr>
-              <w:spacing w:after="252"/>
-              <w:jc w:val="center"/>
-              <w:rPr>
-                <w:rFonts w:ascii="Times New Roman" w:eastAsia="Times New Roman" w:hAnsi="Times New Roman" w:cs="Times New Roman"/>
-              </w:rPr>
-            </w:pPr>
-            <w:r>
-              <w:rPr>
-                <w:rFonts w:ascii="Times New Roman" w:eastAsia="Times New Roman" w:hAnsi="Times New Roman" w:cs="Times New Roman"/>
-              </w:rPr>
-              <w:t>El sistema debe confirmar la edición con una notificación.</w:t>
-            </w:r>
-          </w:p>
-          <w:p>
-            <w:pPr>
-              <w:numPr>
-                <w:ilvl w:val="0"/>
-                <w:numId w:val="16"/>
-              </w:numPr>
-              <w:spacing w:after="252"/>
-              <w:jc w:val="center"/>
-              <w:rPr>
-                <w:rFonts w:ascii="Times New Roman" w:eastAsia="Times New Roman" w:hAnsi="Times New Roman" w:cs="Times New Roman"/>
-              </w:rPr>
-            </w:pPr>
-            <w:r>
-              <w:rPr>
-                <w:rFonts w:ascii="Times New Roman" w:eastAsia="Times New Roman" w:hAnsi="Times New Roman" w:cs="Times New Roman"/>
-              </w:rPr>
-              <w:t>Solo administradores pueden acceder.</w:t>
-            </w:r>
-          </w:p>
-        </w:tc>
-      </w:tr>
-      <w:tr>
-        <w:trPr>
-          <w:trHeight w:val="136"/>
-        </w:trPr>
-        <w:tc>
-          <w:tcPr>
-            <w:tcW w:w="3109" w:type="dxa"/>
-            <w:tcBorders>
-              <w:top w:val="single" w:sz="8" w:space="0" w:color="000000"/>
-              <w:left w:val="single" w:sz="8" w:space="0" w:color="000000"/>
-              <w:bottom w:val="single" w:sz="8" w:space="0" w:color="000000"/>
-              <w:right w:val="single" w:sz="8" w:space="0" w:color="000000"/>
-            </w:tcBorders>
-            <w:hideMark/>
-          </w:tcPr>
-          <w:p>
-            <w:pPr>
-              <w:spacing w:after="252"/>
-              <w:jc w:val="center"/>
-              <w:rPr>
-                <w:rFonts w:ascii="Times New Roman" w:eastAsia="Times New Roman" w:hAnsi="Times New Roman" w:cs="Times New Roman"/>
-              </w:rPr>
-            </w:pPr>
-            <w:r>
-              <w:rPr>
-                <w:rFonts w:ascii="Times New Roman" w:eastAsia="Times New Roman" w:hAnsi="Times New Roman" w:cs="Times New Roman"/>
-              </w:rPr>
-              <w:t>REQUISITOS ASOCIADOS</w:t>
-            </w:r>
-          </w:p>
-        </w:tc>
-        <w:tc>
-          <w:tcPr>
-            <w:tcW w:w="5953" w:type="dxa"/>
-            <w:tcBorders>
-              <w:top w:val="single" w:sz="8" w:space="0" w:color="000000"/>
-              <w:left w:val="single" w:sz="8" w:space="0" w:color="000000"/>
-              <w:bottom w:val="single" w:sz="8" w:space="0" w:color="000000"/>
-              <w:right w:val="single" w:sz="8" w:space="0" w:color="000000"/>
-            </w:tcBorders>
-            <w:hideMark/>
-          </w:tcPr>
-          <w:p>
-            <w:pPr>
-              <w:spacing w:after="252"/>
-              <w:jc w:val="center"/>
-              <w:rPr>
-                <w:rFonts w:ascii="Times New Roman" w:eastAsia="Times New Roman" w:hAnsi="Times New Roman" w:cs="Times New Roman"/>
-                <w:lang w:val="en-US"/>
-              </w:rPr>
-            </w:pPr>
-            <w:r>
-              <w:rPr>
-                <w:rFonts w:ascii="Times New Roman" w:eastAsia="Times New Roman" w:hAnsi="Times New Roman" w:cs="Times New Roman"/>
-                <w:lang w:val="en-US"/>
-              </w:rPr>
-              <w:t>RF08, RNF05, RNF06, RNF07, RNF09, RNF12</w:t>
-            </w:r>
-          </w:p>
-        </w:tc>
-      </w:tr>
-    </w:tbl>
-    <w:p>
-      <w:pPr>
-        <w:spacing w:after="252"/>
-        <w:rPr>
-          <w:rFonts w:ascii="Times New Roman" w:eastAsia="Times New Roman" w:hAnsi="Times New Roman" w:cs="Times New Roman"/>
-          <w:lang w:val="en-US"/>
-        </w:rPr>
-      </w:pPr>
-    </w:p>
-    <w:tbl>
-      <w:tblPr>
-        <w:tblW w:w="9062" w:type="dxa"/>
-        <w:tblCellMar>
-          <w:top w:w="15" w:type="dxa"/>
-          <w:left w:w="15" w:type="dxa"/>
-          <w:bottom w:w="15" w:type="dxa"/>
-          <w:right w:w="15" w:type="dxa"/>
-        </w:tblCellMar>
-        <w:tblLook w:val="04A0" w:firstRow="1" w:lastRow="0" w:firstColumn="1" w:lastColumn="0" w:noHBand="0" w:noVBand="1"/>
-      </w:tblPr>
-      <w:tblGrid>
-        <w:gridCol w:w="3109"/>
-        <w:gridCol w:w="5953"/>
-      </w:tblGrid>
-      <w:tr>
-        <w:trPr>
-          <w:trHeight w:val="294"/>
-        </w:trPr>
-        <w:tc>
-          <w:tcPr>
-            <w:tcW w:w="3109" w:type="dxa"/>
-            <w:tcBorders>
-              <w:top w:val="single" w:sz="8" w:space="0" w:color="000000"/>
-              <w:left w:val="single" w:sz="8" w:space="0" w:color="000000"/>
-              <w:bottom w:val="single" w:sz="8" w:space="0" w:color="000000"/>
-              <w:right w:val="single" w:sz="8" w:space="0" w:color="000000"/>
-            </w:tcBorders>
-            <w:hideMark/>
-          </w:tcPr>
-          <w:p>
-            <w:pPr>
-              <w:spacing w:after="252"/>
-              <w:jc w:val="center"/>
-              <w:rPr>
-                <w:rFonts w:ascii="Times New Roman" w:eastAsia="Times New Roman" w:hAnsi="Times New Roman" w:cs="Times New Roman"/>
-              </w:rPr>
-            </w:pPr>
-            <w:r>
-              <w:rPr>
-                <w:rFonts w:ascii="Times New Roman" w:eastAsia="Times New Roman" w:hAnsi="Times New Roman" w:cs="Times New Roman"/>
-              </w:rPr>
-              <w:t>IDENTIFICADOR</w:t>
-            </w:r>
-          </w:p>
-        </w:tc>
-        <w:tc>
-          <w:tcPr>
-            <w:tcW w:w="5953" w:type="dxa"/>
-            <w:tcBorders>
-              <w:top w:val="single" w:sz="8" w:space="0" w:color="000000"/>
-              <w:left w:val="single" w:sz="8" w:space="0" w:color="000000"/>
-              <w:bottom w:val="single" w:sz="8" w:space="0" w:color="000000"/>
-              <w:right w:val="single" w:sz="8" w:space="0" w:color="000000"/>
-            </w:tcBorders>
-            <w:hideMark/>
-          </w:tcPr>
-          <w:p>
-            <w:pPr>
-              <w:spacing w:after="252"/>
-              <w:jc w:val="center"/>
-              <w:rPr>
-                <w:rFonts w:ascii="Times New Roman" w:eastAsia="Times New Roman" w:hAnsi="Times New Roman" w:cs="Times New Roman"/>
-              </w:rPr>
-            </w:pPr>
-            <w:r>
-              <w:rPr>
-                <w:rFonts w:ascii="Times New Roman" w:eastAsia="Times New Roman" w:hAnsi="Times New Roman" w:cs="Times New Roman"/>
-              </w:rPr>
-              <w:t>HU0</w:t>
-            </w:r>
-            <w:r>
-              <w:rPr>
-                <w:rFonts w:ascii="Times New Roman" w:eastAsia="Times New Roman" w:hAnsi="Times New Roman" w:cs="Times New Roman"/>
-              </w:rPr>
-              <w:t>3</w:t>
-            </w:r>
-            <w:r>
-              <w:rPr>
-                <w:rFonts w:ascii="Times New Roman" w:eastAsia="Times New Roman" w:hAnsi="Times New Roman" w:cs="Times New Roman"/>
-              </w:rPr>
-              <w:t>8</w:t>
-            </w:r>
-          </w:p>
-        </w:tc>
-      </w:tr>
-      <w:tr>
-        <w:trPr>
-          <w:trHeight w:val="429"/>
-        </w:trPr>
-        <w:tc>
-          <w:tcPr>
-            <w:tcW w:w="3109" w:type="dxa"/>
-            <w:tcBorders>
-              <w:top w:val="single" w:sz="8" w:space="0" w:color="000000"/>
-              <w:left w:val="single" w:sz="8" w:space="0" w:color="000000"/>
-              <w:bottom w:val="single" w:sz="8" w:space="0" w:color="000000"/>
-              <w:right w:val="single" w:sz="8" w:space="0" w:color="000000"/>
-            </w:tcBorders>
-            <w:hideMark/>
-          </w:tcPr>
-          <w:p>
-            <w:pPr>
-              <w:spacing w:after="252"/>
-              <w:jc w:val="center"/>
-              <w:rPr>
-                <w:rFonts w:ascii="Times New Roman" w:eastAsia="Times New Roman" w:hAnsi="Times New Roman" w:cs="Times New Roman"/>
-              </w:rPr>
-            </w:pPr>
-            <w:r>
-              <w:rPr>
-                <w:rFonts w:ascii="Times New Roman" w:eastAsia="Times New Roman" w:hAnsi="Times New Roman" w:cs="Times New Roman"/>
-              </w:rPr>
-              <w:t>NOMBRE</w:t>
-            </w:r>
-          </w:p>
-        </w:tc>
-        <w:tc>
-          <w:tcPr>
-            <w:tcW w:w="5953" w:type="dxa"/>
-            <w:tcBorders>
-              <w:top w:val="single" w:sz="8" w:space="0" w:color="000000"/>
-              <w:left w:val="single" w:sz="8" w:space="0" w:color="000000"/>
-              <w:bottom w:val="single" w:sz="8" w:space="0" w:color="000000"/>
-              <w:right w:val="single" w:sz="8" w:space="0" w:color="000000"/>
-            </w:tcBorders>
-            <w:hideMark/>
-          </w:tcPr>
-          <w:p>
-            <w:pPr>
-              <w:spacing w:after="252"/>
-              <w:jc w:val="center"/>
-              <w:rPr>
-                <w:rFonts w:ascii="Times New Roman" w:eastAsia="Times New Roman" w:hAnsi="Times New Roman" w:cs="Times New Roman"/>
-              </w:rPr>
-            </w:pPr>
-            <w:r>
-              <w:rPr>
-                <w:rFonts w:ascii="Times New Roman" w:eastAsia="Times New Roman" w:hAnsi="Times New Roman" w:cs="Times New Roman"/>
-              </w:rPr>
-              <w:t>Eliminar categoría (Admin)</w:t>
-            </w:r>
-          </w:p>
-        </w:tc>
-      </w:tr>
-      <w:tr>
-        <w:trPr>
-          <w:trHeight w:val="565"/>
-        </w:trPr>
-        <w:tc>
-          <w:tcPr>
-            <w:tcW w:w="3109" w:type="dxa"/>
-            <w:tcBorders>
-              <w:top w:val="single" w:sz="8" w:space="0" w:color="000000"/>
-              <w:left w:val="single" w:sz="8" w:space="0" w:color="000000"/>
-              <w:bottom w:val="single" w:sz="8" w:space="0" w:color="000000"/>
-              <w:right w:val="single" w:sz="8" w:space="0" w:color="000000"/>
-            </w:tcBorders>
-            <w:hideMark/>
-          </w:tcPr>
-          <w:p>
-            <w:pPr>
-              <w:spacing w:after="252"/>
-              <w:jc w:val="center"/>
-              <w:rPr>
-                <w:rFonts w:ascii="Times New Roman" w:eastAsia="Times New Roman" w:hAnsi="Times New Roman" w:cs="Times New Roman"/>
-              </w:rPr>
-            </w:pPr>
-            <w:r>
-              <w:rPr>
-                <w:rFonts w:ascii="Times New Roman" w:eastAsia="Times New Roman" w:hAnsi="Times New Roman" w:cs="Times New Roman"/>
-              </w:rPr>
-              <w:t>DESCRIPCIÓN</w:t>
-            </w:r>
-          </w:p>
-        </w:tc>
-        <w:tc>
-          <w:tcPr>
-            <w:tcW w:w="5953" w:type="dxa"/>
-            <w:tcBorders>
-              <w:top w:val="single" w:sz="8" w:space="0" w:color="000000"/>
-              <w:left w:val="single" w:sz="8" w:space="0" w:color="000000"/>
-              <w:bottom w:val="single" w:sz="8" w:space="0" w:color="000000"/>
-              <w:right w:val="single" w:sz="8" w:space="0" w:color="000000"/>
-            </w:tcBorders>
-            <w:hideMark/>
-          </w:tcPr>
-          <w:p>
-            <w:pPr>
-              <w:spacing w:after="252"/>
-              <w:jc w:val="center"/>
-              <w:rPr>
-                <w:rFonts w:ascii="Times New Roman" w:eastAsia="Times New Roman" w:hAnsi="Times New Roman" w:cs="Times New Roman"/>
-              </w:rPr>
-            </w:pPr>
-            <w:r>
-              <w:rPr>
-                <w:rFonts w:ascii="Times New Roman" w:eastAsia="Times New Roman" w:hAnsi="Times New Roman" w:cs="Times New Roman"/>
-              </w:rPr>
-              <w:t>Como administrador, quiero eliminar categorías de productos, para retirar del sistema categorías que ya no se utilizan.</w:t>
-            </w:r>
-          </w:p>
-        </w:tc>
-      </w:tr>
-      <w:tr>
-        <w:trPr>
-          <w:trHeight w:val="2122"/>
-        </w:trPr>
-        <w:tc>
-          <w:tcPr>
-            <w:tcW w:w="3109" w:type="dxa"/>
-            <w:tcBorders>
-              <w:top w:val="single" w:sz="8" w:space="0" w:color="000000"/>
-              <w:left w:val="single" w:sz="8" w:space="0" w:color="000000"/>
-              <w:bottom w:val="single" w:sz="8" w:space="0" w:color="000000"/>
-              <w:right w:val="single" w:sz="8" w:space="0" w:color="000000"/>
-            </w:tcBorders>
-            <w:hideMark/>
-          </w:tcPr>
-          <w:p>
-            <w:pPr>
-              <w:spacing w:after="252"/>
-              <w:jc w:val="center"/>
-              <w:rPr>
-                <w:rFonts w:ascii="Times New Roman" w:eastAsia="Times New Roman" w:hAnsi="Times New Roman" w:cs="Times New Roman"/>
-              </w:rPr>
-            </w:pPr>
-          </w:p>
-          <w:p>
-            <w:pPr>
-              <w:spacing w:after="252"/>
-              <w:jc w:val="center"/>
-              <w:rPr>
-                <w:rFonts w:ascii="Times New Roman" w:eastAsia="Times New Roman" w:hAnsi="Times New Roman" w:cs="Times New Roman"/>
-              </w:rPr>
-            </w:pPr>
-          </w:p>
-          <w:p>
-            <w:pPr>
-              <w:spacing w:after="252"/>
-              <w:jc w:val="center"/>
-              <w:rPr>
-                <w:rFonts w:ascii="Times New Roman" w:eastAsia="Times New Roman" w:hAnsi="Times New Roman" w:cs="Times New Roman"/>
-              </w:rPr>
-            </w:pPr>
-            <w:r>
-              <w:rPr>
-                <w:rFonts w:ascii="Times New Roman" w:eastAsia="Times New Roman" w:hAnsi="Times New Roman" w:cs="Times New Roman"/>
-              </w:rPr>
-              <w:t xml:space="preserve">CRITERIOS DE </w:t>
-            </w:r>
-          </w:p>
-          <w:p>
-            <w:pPr>
-              <w:spacing w:after="252"/>
-              <w:jc w:val="center"/>
-              <w:rPr>
-                <w:rFonts w:ascii="Times New Roman" w:eastAsia="Times New Roman" w:hAnsi="Times New Roman" w:cs="Times New Roman"/>
-              </w:rPr>
-            </w:pPr>
-            <w:r>
-              <w:rPr>
-                <w:rFonts w:ascii="Times New Roman" w:eastAsia="Times New Roman" w:hAnsi="Times New Roman" w:cs="Times New Roman"/>
-              </w:rPr>
-              <w:t>ACEPTACIÓN</w:t>
-            </w:r>
-          </w:p>
-        </w:tc>
-        <w:tc>
-          <w:tcPr>
-            <w:tcW w:w="5953" w:type="dxa"/>
-            <w:tcBorders>
-              <w:top w:val="single" w:sz="8" w:space="0" w:color="000000"/>
-              <w:left w:val="single" w:sz="8" w:space="0" w:color="000000"/>
-              <w:bottom w:val="single" w:sz="8" w:space="0" w:color="000000"/>
-              <w:right w:val="single" w:sz="8" w:space="0" w:color="000000"/>
-            </w:tcBorders>
-            <w:hideMark/>
-          </w:tcPr>
-          <w:p>
-            <w:pPr>
-              <w:numPr>
-                <w:ilvl w:val="0"/>
-                <w:numId w:val="19"/>
-              </w:numPr>
-              <w:spacing w:after="252"/>
-              <w:jc w:val="center"/>
-              <w:rPr>
-                <w:rFonts w:ascii="Times New Roman" w:eastAsia="Times New Roman" w:hAnsi="Times New Roman" w:cs="Times New Roman"/>
-              </w:rPr>
-            </w:pPr>
-            <w:r>
-              <w:rPr>
-                <w:rFonts w:ascii="Times New Roman" w:eastAsia="Times New Roman" w:hAnsi="Times New Roman" w:cs="Times New Roman"/>
-              </w:rPr>
-              <w:t>El sistema debe permitir eliminar categorías.</w:t>
-            </w:r>
-          </w:p>
-          <w:p>
-            <w:pPr>
-              <w:numPr>
-                <w:ilvl w:val="0"/>
-                <w:numId w:val="19"/>
-              </w:numPr>
-              <w:spacing w:after="252"/>
-              <w:jc w:val="center"/>
-              <w:rPr>
-                <w:rFonts w:ascii="Times New Roman" w:eastAsia="Times New Roman" w:hAnsi="Times New Roman" w:cs="Times New Roman"/>
-              </w:rPr>
-            </w:pPr>
-            <w:r>
-              <w:rPr>
-                <w:rFonts w:ascii="Times New Roman" w:eastAsia="Times New Roman" w:hAnsi="Times New Roman" w:cs="Times New Roman"/>
-              </w:rPr>
-              <w:t>El sistema debe validar que la categoría exista antes de eliminarla.</w:t>
-            </w:r>
-          </w:p>
-          <w:p>
-            <w:pPr>
-              <w:numPr>
-                <w:ilvl w:val="0"/>
-                <w:numId w:val="19"/>
-              </w:numPr>
-              <w:spacing w:after="252"/>
-              <w:jc w:val="center"/>
-              <w:rPr>
-                <w:rFonts w:ascii="Times New Roman" w:eastAsia="Times New Roman" w:hAnsi="Times New Roman" w:cs="Times New Roman"/>
-              </w:rPr>
-            </w:pPr>
-            <w:r>
-              <w:rPr>
-                <w:rFonts w:ascii="Times New Roman" w:eastAsia="Times New Roman" w:hAnsi="Times New Roman" w:cs="Times New Roman"/>
-              </w:rPr>
-              <w:t>El sistema debe confirmar la eliminación con una notificación.</w:t>
-            </w:r>
-          </w:p>
-          <w:p>
-            <w:pPr>
-              <w:numPr>
-                <w:ilvl w:val="0"/>
-                <w:numId w:val="19"/>
-              </w:numPr>
-              <w:spacing w:after="252"/>
-              <w:jc w:val="center"/>
-              <w:rPr>
-                <w:rFonts w:ascii="Times New Roman" w:eastAsia="Times New Roman" w:hAnsi="Times New Roman" w:cs="Times New Roman"/>
-              </w:rPr>
-            </w:pPr>
-            <w:r>
-              <w:rPr>
-                <w:rFonts w:ascii="Times New Roman" w:eastAsia="Times New Roman" w:hAnsi="Times New Roman" w:cs="Times New Roman"/>
-              </w:rPr>
-              <w:t>Solo administradores pueden acceder.</w:t>
-            </w:r>
-          </w:p>
-        </w:tc>
-      </w:tr>
-      <w:tr>
-        <w:trPr>
-          <w:trHeight w:val="272"/>
-        </w:trPr>
-        <w:tc>
-          <w:tcPr>
-            <w:tcW w:w="3109" w:type="dxa"/>
-            <w:tcBorders>
-              <w:top w:val="single" w:sz="8" w:space="0" w:color="000000"/>
-              <w:left w:val="single" w:sz="8" w:space="0" w:color="000000"/>
-              <w:bottom w:val="single" w:sz="8" w:space="0" w:color="000000"/>
-              <w:right w:val="single" w:sz="8" w:space="0" w:color="000000"/>
-            </w:tcBorders>
-            <w:hideMark/>
-          </w:tcPr>
-          <w:p>
-            <w:pPr>
-              <w:spacing w:after="252"/>
-              <w:jc w:val="center"/>
-              <w:rPr>
-                <w:rFonts w:ascii="Times New Roman" w:eastAsia="Times New Roman" w:hAnsi="Times New Roman" w:cs="Times New Roman"/>
-              </w:rPr>
-            </w:pPr>
-            <w:r>
-              <w:rPr>
-                <w:rFonts w:ascii="Times New Roman" w:eastAsia="Times New Roman" w:hAnsi="Times New Roman" w:cs="Times New Roman"/>
-              </w:rPr>
-              <w:t>REQUISITOS ASOCIADOS</w:t>
-            </w:r>
-          </w:p>
-        </w:tc>
-        <w:tc>
-          <w:tcPr>
-            <w:tcW w:w="5953" w:type="dxa"/>
-            <w:tcBorders>
-              <w:top w:val="single" w:sz="8" w:space="0" w:color="000000"/>
-              <w:left w:val="single" w:sz="8" w:space="0" w:color="000000"/>
-              <w:bottom w:val="single" w:sz="8" w:space="0" w:color="000000"/>
-              <w:right w:val="single" w:sz="8" w:space="0" w:color="000000"/>
-            </w:tcBorders>
-            <w:hideMark/>
-          </w:tcPr>
-          <w:p>
-            <w:pPr>
-              <w:spacing w:after="252"/>
-              <w:jc w:val="center"/>
-              <w:rPr>
-                <w:rFonts w:ascii="Times New Roman" w:eastAsia="Times New Roman" w:hAnsi="Times New Roman" w:cs="Times New Roman"/>
-                <w:lang w:val="en-US"/>
-              </w:rPr>
-            </w:pPr>
-            <w:r>
-              <w:rPr>
-                <w:rFonts w:ascii="Times New Roman" w:eastAsia="Times New Roman" w:hAnsi="Times New Roman" w:cs="Times New Roman"/>
-                <w:lang w:val="en-US"/>
-              </w:rPr>
-              <w:t>RF08, RNF05, RNF06, RNF07, RNF09, RNF12</w:t>
-            </w:r>
-          </w:p>
-        </w:tc>
-      </w:tr>
-    </w:tbl>
     <w:p>
       <w:pPr>
         <w:spacing w:after="0"/>
@@ -16856,7 +15678,6 @@
         <w:rPr>
           <w:lang w:val="en-US"/>
         </w:rPr>
-        <w:lastRenderedPageBreak/>
         <w:t>PAGOS</w:t>
       </w:r>
       <w:bookmarkEnd w:id="2"/>
@@ -16931,7 +15752,13 @@
               <w:rPr>
                 <w:rFonts w:ascii="Times New Roman" w:eastAsia="Times New Roman" w:hAnsi="Times New Roman" w:cs="Times New Roman"/>
               </w:rPr>
-              <w:t>39</w:t>
+              <w:t>3</w:t>
+            </w:r>
+            <w:r>
+              <w:rPr>
+                <w:rFonts w:ascii="Times New Roman" w:eastAsia="Times New Roman" w:hAnsi="Times New Roman" w:cs="Times New Roman"/>
+              </w:rPr>
+              <w:t>6</w:t>
             </w:r>
           </w:p>
         </w:tc>
@@ -17256,6 +16083,7 @@
                 <w:rFonts w:ascii="Times New Roman" w:eastAsia="Times New Roman" w:hAnsi="Times New Roman" w:cs="Times New Roman"/>
                 <w:color w:val="000000"/>
               </w:rPr>
+              <w:lastRenderedPageBreak/>
               <w:t>Validar pedido no pagado.</w:t>
             </w:r>
           </w:p>
@@ -17319,6 +16147,7 @@
                 <w:bCs w:val="0"/>
                 <w:color w:val="0F1115"/>
               </w:rPr>
+              <w:lastRenderedPageBreak/>
               <w:t>REQUISITOS ASOCIADOS</w:t>
             </w:r>
           </w:p>
@@ -17435,13 +16264,7 @@
               <w:rPr>
                 <w:rFonts w:ascii="Times New Roman" w:eastAsia="Times New Roman" w:hAnsi="Times New Roman" w:cs="Times New Roman"/>
               </w:rPr>
-              <w:t>4</w:t>
-            </w:r>
-            <w:r>
-              <w:rPr>
-                <w:rFonts w:ascii="Times New Roman" w:eastAsia="Times New Roman" w:hAnsi="Times New Roman" w:cs="Times New Roman"/>
-              </w:rPr>
-              <w:t>0</w:t>
+              <w:t>37</w:t>
             </w:r>
           </w:p>
         </w:tc>
@@ -17789,12 +16612,21 @@
           </w:tcPr>
           <w:p>
             <w:pPr>
+              <w:tabs>
+                <w:tab w:val="center" w:pos="3200"/>
+                <w:tab w:val="left" w:pos="3996"/>
+              </w:tabs>
               <w:ind w:left="680"/>
-              <w:jc w:val="center"/>
-              <w:rPr>
-                <w:rFonts w:ascii="Times New Roman" w:eastAsia="Times New Roman" w:hAnsi="Times New Roman" w:cs="Times New Roman"/>
-              </w:rPr>
-            </w:pPr>
+              <w:rPr>
+                <w:rFonts w:ascii="Times New Roman" w:eastAsia="Times New Roman" w:hAnsi="Times New Roman" w:cs="Times New Roman"/>
+              </w:rPr>
+            </w:pPr>
+            <w:r>
+              <w:rPr>
+                <w:rFonts w:ascii="Times New Roman" w:eastAsia="Times New Roman" w:hAnsi="Times New Roman" w:cs="Times New Roman"/>
+              </w:rPr>
+              <w:tab/>
+            </w:r>
             <w:r>
               <w:rPr>
                 <w:rFonts w:ascii="Times New Roman" w:eastAsia="Times New Roman" w:hAnsi="Times New Roman" w:cs="Times New Roman"/>
@@ -17805,13 +16637,7 @@
               <w:rPr>
                 <w:rFonts w:ascii="Times New Roman" w:eastAsia="Times New Roman" w:hAnsi="Times New Roman" w:cs="Times New Roman"/>
               </w:rPr>
-              <w:t>4</w:t>
-            </w:r>
-            <w:r>
-              <w:rPr>
-                <w:rFonts w:ascii="Times New Roman" w:eastAsia="Times New Roman" w:hAnsi="Times New Roman" w:cs="Times New Roman"/>
-              </w:rPr>
-              <w:t>1</w:t>
+              <w:t>38</w:t>
             </w:r>
           </w:p>
         </w:tc>
@@ -17900,7 +16726,6 @@
               <w:rPr>
                 <w:rFonts w:ascii="Times New Roman" w:eastAsia="Times New Roman" w:hAnsi="Times New Roman" w:cs="Times New Roman"/>
               </w:rPr>
-              <w:lastRenderedPageBreak/>
               <w:t>DESCRIPCIÓN</w:t>
             </w:r>
           </w:p>
@@ -18196,13 +17021,7 @@
               <w:rPr>
                 <w:rFonts w:ascii="Times New Roman" w:eastAsia="Times New Roman" w:hAnsi="Times New Roman" w:cs="Times New Roman"/>
               </w:rPr>
-              <w:t>4</w:t>
-            </w:r>
-            <w:r>
-              <w:rPr>
-                <w:rFonts w:ascii="Times New Roman" w:eastAsia="Times New Roman" w:hAnsi="Times New Roman" w:cs="Times New Roman"/>
-              </w:rPr>
-              <w:t>2</w:t>
+              <w:t>39</w:t>
             </w:r>
           </w:p>
         </w:tc>
@@ -18305,6 +17124,7 @@
               <w:rPr>
                 <w:rFonts w:ascii="Times New Roman" w:eastAsia="Times New Roman" w:hAnsi="Times New Roman" w:cs="Times New Roman"/>
               </w:rPr>
+              <w:lastRenderedPageBreak/>
               <w:t>DESCRIPCIÓN</w:t>
             </w:r>
           </w:p>
@@ -18630,7 +17450,7 @@
               <w:rPr>
                 <w:rFonts w:ascii="Times New Roman" w:eastAsia="Times New Roman" w:hAnsi="Times New Roman" w:cs="Times New Roman"/>
               </w:rPr>
-              <w:t>3</w:t>
+              <w:t>0</w:t>
             </w:r>
           </w:p>
         </w:tc>
@@ -18936,7 +17756,6 @@
                 <w:bCs w:val="0"/>
                 <w:color w:val="0F1115"/>
               </w:rPr>
-              <w:lastRenderedPageBreak/>
               <w:t>REQUISITOS ASOCIADOS</w:t>
             </w:r>
           </w:p>
@@ -19117,7 +17936,7 @@
               <w:rPr>
                 <w:rFonts w:ascii="Times New Roman" w:eastAsia="Times New Roman" w:hAnsi="Times New Roman" w:cs="Times New Roman"/>
               </w:rPr>
-              <w:t>4</w:t>
+              <w:t>1</w:t>
             </w:r>
           </w:p>
         </w:tc>
@@ -19361,6 +18180,7 @@
                 <w:rFonts w:ascii="Times New Roman" w:eastAsia="Times New Roman" w:hAnsi="Times New Roman" w:cs="Times New Roman"/>
                 <w:color w:val="000000"/>
               </w:rPr>
+              <w:lastRenderedPageBreak/>
               <w:t>El sistema debe calcular subtotal y total automáticamente.</w:t>
             </w:r>
           </w:p>
@@ -19452,6 +18272,7 @@
                 <w:bCs w:val="0"/>
                 <w:color w:val="0F1115"/>
               </w:rPr>
+              <w:lastRenderedPageBreak/>
               <w:t>REQUISITOS ASOCIADOS</w:t>
             </w:r>
           </w:p>
@@ -19575,7 +18396,7 @@
               <w:rPr>
                 <w:rFonts w:ascii="Times New Roman" w:eastAsia="Times New Roman" w:hAnsi="Times New Roman" w:cs="Times New Roman"/>
               </w:rPr>
-              <w:t>5</w:t>
+              <w:t>2</w:t>
             </w:r>
           </w:p>
         </w:tc>
@@ -19858,7 +18679,6 @@
                 <w:bCs w:val="0"/>
                 <w:color w:val="0F1115"/>
               </w:rPr>
-              <w:lastRenderedPageBreak/>
               <w:t>REQUISITOS ASOCIADOS</w:t>
             </w:r>
           </w:p>
@@ -19981,7 +18801,7 @@
               <w:rPr>
                 <w:rFonts w:ascii="Times New Roman" w:eastAsia="Times New Roman" w:hAnsi="Times New Roman" w:cs="Times New Roman"/>
               </w:rPr>
-              <w:t>6</w:t>
+              <w:t>3</w:t>
             </w:r>
           </w:p>
         </w:tc>
@@ -20045,8 +18865,16 @@
               <w:rPr>
                 <w:rFonts w:ascii="Times New Roman" w:eastAsia="Times New Roman" w:hAnsi="Times New Roman" w:cs="Times New Roman"/>
               </w:rPr>
-              <w:t>, Admin</w:t>
-            </w:r>
+              <w:t xml:space="preserve">, </w:t>
+            </w:r>
+            <w:proofErr w:type="spellStart"/>
+            <w:r>
+              <w:rPr>
+                <w:rFonts w:ascii="Times New Roman" w:eastAsia="Times New Roman" w:hAnsi="Times New Roman" w:cs="Times New Roman"/>
+              </w:rPr>
+              <w:t>Admin</w:t>
+            </w:r>
+            <w:proofErr w:type="spellEnd"/>
             <w:r>
               <w:rPr>
                 <w:rFonts w:ascii="Times New Roman" w:eastAsia="Times New Roman" w:hAnsi="Times New Roman" w:cs="Times New Roman"/>
@@ -20309,6 +19137,7 @@
                 <w:rFonts w:ascii="Times New Roman" w:eastAsia="Times New Roman" w:hAnsi="Times New Roman" w:cs="Times New Roman"/>
                 <w:color w:val="000000"/>
               </w:rPr>
+              <w:lastRenderedPageBreak/>
               <w:t>El sistema debe validar que el pedido pertenezca al cliente.</w:t>
             </w:r>
           </w:p>
@@ -20400,6 +19229,7 @@
                 <w:bCs w:val="0"/>
                 <w:color w:val="0F1115"/>
               </w:rPr>
+              <w:lastRenderedPageBreak/>
               <w:t>REQUISITOS ASOCIADOS</w:t>
             </w:r>
           </w:p>
@@ -20522,7 +19352,7 @@
               <w:rPr>
                 <w:rFonts w:ascii="Times New Roman" w:eastAsia="Times New Roman" w:hAnsi="Times New Roman" w:cs="Times New Roman"/>
               </w:rPr>
-              <w:t>7</w:t>
+              <w:t>4</w:t>
             </w:r>
           </w:p>
         </w:tc>
@@ -20926,7 +19756,7 @@
               <w:rPr>
                 <w:rFonts w:ascii="Times New Roman" w:eastAsia="Times New Roman" w:hAnsi="Times New Roman" w:cs="Times New Roman"/>
               </w:rPr>
-              <w:t>8</w:t>
+              <w:t>5</w:t>
             </w:r>
           </w:p>
         </w:tc>
@@ -20984,7 +19814,21 @@
               <w:rPr>
                 <w:rFonts w:ascii="Times New Roman" w:eastAsia="Times New Roman" w:hAnsi="Times New Roman" w:cs="Times New Roman"/>
               </w:rPr>
-              <w:t>Consultar todos los pedidos (Admin)</w:t>
+              <w:t>Consultar todos los pedidos (</w:t>
+            </w:r>
+            <w:proofErr w:type="spellStart"/>
+            <w:r>
+              <w:rPr>
+                <w:rFonts w:ascii="Times New Roman" w:eastAsia="Times New Roman" w:hAnsi="Times New Roman" w:cs="Times New Roman"/>
+              </w:rPr>
+              <w:t>Admin</w:t>
+            </w:r>
+            <w:proofErr w:type="spellEnd"/>
+            <w:r>
+              <w:rPr>
+                <w:rFonts w:ascii="Times New Roman" w:eastAsia="Times New Roman" w:hAnsi="Times New Roman" w:cs="Times New Roman"/>
+              </w:rPr>
+              <w:t>)</w:t>
             </w:r>
           </w:p>
         </w:tc>
@@ -21167,7 +20011,23 @@
                 <w:rFonts w:ascii="Times New Roman" w:eastAsia="Times New Roman" w:hAnsi="Times New Roman" w:cs="Times New Roman"/>
                 <w:color w:val="000000"/>
               </w:rPr>
-              <w:t>Los pedidos PENDIENTE no deben aparecer en el panel del admin.</w:t>
+              <w:t xml:space="preserve">Los pedidos PENDIENTE no deben aparecer en el panel del </w:t>
+            </w:r>
+            <w:proofErr w:type="spellStart"/>
+            <w:r>
+              <w:rPr>
+                <w:rFonts w:ascii="Times New Roman" w:eastAsia="Times New Roman" w:hAnsi="Times New Roman" w:cs="Times New Roman"/>
+                <w:color w:val="000000"/>
+              </w:rPr>
+              <w:t>admin</w:t>
+            </w:r>
+            <w:proofErr w:type="spellEnd"/>
+            <w:r>
+              <w:rPr>
+                <w:rFonts w:ascii="Times New Roman" w:eastAsia="Times New Roman" w:hAnsi="Times New Roman" w:cs="Times New Roman"/>
+                <w:color w:val="000000"/>
+              </w:rPr>
+              <w:t>.</w:t>
             </w:r>
           </w:p>
           <w:p>
@@ -21195,6 +20055,7 @@
                 <w:rFonts w:ascii="Times New Roman" w:eastAsia="Times New Roman" w:hAnsi="Times New Roman" w:cs="Times New Roman"/>
                 <w:color w:val="000000"/>
               </w:rPr>
+              <w:lastRenderedPageBreak/>
               <w:t xml:space="preserve">El listado debe mostrar datos generales: ID, cliente, </w:t>
             </w:r>
             <w:r>
@@ -21323,6 +20184,7 @@
                 <w:bCs w:val="0"/>
                 <w:color w:val="0F1115"/>
               </w:rPr>
+              <w:lastRenderedPageBreak/>
               <w:t>REQUISITOS ASOCIADOS</w:t>
             </w:r>
           </w:p>
@@ -21445,7 +20307,13 @@
               <w:rPr>
                 <w:rFonts w:ascii="Times New Roman" w:eastAsia="Times New Roman" w:hAnsi="Times New Roman" w:cs="Times New Roman"/>
               </w:rPr>
-              <w:t>49</w:t>
+              <w:t>4</w:t>
+            </w:r>
+            <w:r>
+              <w:rPr>
+                <w:rFonts w:ascii="Times New Roman" w:eastAsia="Times New Roman" w:hAnsi="Times New Roman" w:cs="Times New Roman"/>
+              </w:rPr>
+              <w:t>6</w:t>
             </w:r>
           </w:p>
         </w:tc>
@@ -21503,7 +20371,21 @@
               <w:rPr>
                 <w:rFonts w:ascii="Times New Roman" w:eastAsia="Times New Roman" w:hAnsi="Times New Roman" w:cs="Times New Roman"/>
               </w:rPr>
-              <w:t>Filtrar pedidos por estado (Admin)</w:t>
+              <w:t>Filtrar pedidos por estado (</w:t>
+            </w:r>
+            <w:proofErr w:type="spellStart"/>
+            <w:r>
+              <w:rPr>
+                <w:rFonts w:ascii="Times New Roman" w:eastAsia="Times New Roman" w:hAnsi="Times New Roman" w:cs="Times New Roman"/>
+              </w:rPr>
+              <w:t>Admin</w:t>
+            </w:r>
+            <w:proofErr w:type="spellEnd"/>
+            <w:r>
+              <w:rPr>
+                <w:rFonts w:ascii="Times New Roman" w:eastAsia="Times New Roman" w:hAnsi="Times New Roman" w:cs="Times New Roman"/>
+              </w:rPr>
+              <w:t>)</w:t>
             </w:r>
           </w:p>
         </w:tc>
@@ -21811,7 +20693,6 @@
               <w:rPr>
                 <w:rFonts w:ascii="Times New Roman" w:eastAsia="Times New Roman" w:hAnsi="Times New Roman" w:cs="Times New Roman"/>
               </w:rPr>
-              <w:lastRenderedPageBreak/>
               <w:t>IDENTIFICADOR</w:t>
             </w:r>
           </w:p>
@@ -21844,13 +20725,7 @@
               <w:rPr>
                 <w:rFonts w:ascii="Times New Roman" w:eastAsia="Times New Roman" w:hAnsi="Times New Roman" w:cs="Times New Roman"/>
               </w:rPr>
-              <w:t>5</w:t>
-            </w:r>
-            <w:r>
-              <w:rPr>
-                <w:rFonts w:ascii="Times New Roman" w:eastAsia="Times New Roman" w:hAnsi="Times New Roman" w:cs="Times New Roman"/>
-              </w:rPr>
-              <w:t>0</w:t>
+              <w:t>47</w:t>
             </w:r>
           </w:p>
         </w:tc>
@@ -22168,6 +21043,7 @@
                 <w:rFonts w:ascii="Times New Roman" w:eastAsia="Times New Roman" w:hAnsi="Times New Roman" w:cs="Times New Roman"/>
                 <w:color w:val="000000"/>
               </w:rPr>
+              <w:lastRenderedPageBreak/>
               <w:t xml:space="preserve">El sistema debe calcular subtotal, costo de envío (0 para Bogotá, $10,000 para otras ciudades) y total. </w:t>
             </w:r>
           </w:p>
@@ -22301,6 +21177,7 @@
                 <w:bCs w:val="0"/>
                 <w:color w:val="0F1115"/>
               </w:rPr>
+              <w:lastRenderedPageBreak/>
               <w:t>REQUISITOS ASOCIADOS</w:t>
             </w:r>
           </w:p>
@@ -22423,13 +21300,7 @@
               <w:rPr>
                 <w:rFonts w:ascii="Times New Roman" w:eastAsia="Times New Roman" w:hAnsi="Times New Roman" w:cs="Times New Roman"/>
               </w:rPr>
-              <w:t>5</w:t>
-            </w:r>
-            <w:r>
-              <w:rPr>
-                <w:rFonts w:ascii="Times New Roman" w:eastAsia="Times New Roman" w:hAnsi="Times New Roman" w:cs="Times New Roman"/>
-              </w:rPr>
-              <w:t>1</w:t>
+              <w:t>48</w:t>
             </w:r>
           </w:p>
         </w:tc>
@@ -22487,7 +21358,21 @@
               <w:rPr>
                 <w:rFonts w:ascii="Times New Roman" w:eastAsia="Times New Roman" w:hAnsi="Times New Roman" w:cs="Times New Roman"/>
               </w:rPr>
-              <w:t>Marcar pedido como LISTO (Admin)</w:t>
+              <w:t>Marcar pedido como LISTO (</w:t>
+            </w:r>
+            <w:proofErr w:type="spellStart"/>
+            <w:r>
+              <w:rPr>
+                <w:rFonts w:ascii="Times New Roman" w:eastAsia="Times New Roman" w:hAnsi="Times New Roman" w:cs="Times New Roman"/>
+              </w:rPr>
+              <w:t>Admin</w:t>
+            </w:r>
+            <w:proofErr w:type="spellEnd"/>
+            <w:r>
+              <w:rPr>
+                <w:rFonts w:ascii="Times New Roman" w:eastAsia="Times New Roman" w:hAnsi="Times New Roman" w:cs="Times New Roman"/>
+              </w:rPr>
+              <w:t>)</w:t>
             </w:r>
           </w:p>
         </w:tc>
@@ -22705,7 +21590,6 @@
                 <w:bCs w:val="0"/>
                 <w:color w:val="0F1115"/>
               </w:rPr>
-              <w:lastRenderedPageBreak/>
               <w:t>REQUISITOS ASOCIADOS</w:t>
             </w:r>
           </w:p>
@@ -22828,13 +21712,7 @@
               <w:rPr>
                 <w:rFonts w:ascii="Times New Roman" w:eastAsia="Times New Roman" w:hAnsi="Times New Roman" w:cs="Times New Roman"/>
               </w:rPr>
-              <w:t>5</w:t>
-            </w:r>
-            <w:r>
-              <w:rPr>
-                <w:rFonts w:ascii="Times New Roman" w:eastAsia="Times New Roman" w:hAnsi="Times New Roman" w:cs="Times New Roman"/>
-              </w:rPr>
-              <w:t>2</w:t>
+              <w:t>49</w:t>
             </w:r>
           </w:p>
         </w:tc>
@@ -22892,7 +21770,21 @@
               <w:rPr>
                 <w:rFonts w:ascii="Times New Roman" w:eastAsia="Times New Roman" w:hAnsi="Times New Roman" w:cs="Times New Roman"/>
               </w:rPr>
-              <w:t>Actualizar estado de pedido (Admin)</w:t>
+              <w:t>Actualizar estado de pedido (</w:t>
+            </w:r>
+            <w:proofErr w:type="spellStart"/>
+            <w:r>
+              <w:rPr>
+                <w:rFonts w:ascii="Times New Roman" w:eastAsia="Times New Roman" w:hAnsi="Times New Roman" w:cs="Times New Roman"/>
+              </w:rPr>
+              <w:t>Admin</w:t>
+            </w:r>
+            <w:proofErr w:type="spellEnd"/>
+            <w:r>
+              <w:rPr>
+                <w:rFonts w:ascii="Times New Roman" w:eastAsia="Times New Roman" w:hAnsi="Times New Roman" w:cs="Times New Roman"/>
+              </w:rPr>
+              <w:t>)</w:t>
             </w:r>
           </w:p>
         </w:tc>
@@ -23047,6 +21939,7 @@
                 <w:rFonts w:ascii="Times New Roman" w:eastAsia="Times New Roman" w:hAnsi="Times New Roman" w:cs="Times New Roman"/>
                 <w:color w:val="000000"/>
               </w:rPr>
+              <w:lastRenderedPageBreak/>
               <w:t xml:space="preserve">Los estados válidos son: Abonado, Listo, Pagado, En Proceso, Enviado, Entregado. </w:t>
             </w:r>
           </w:p>
@@ -23166,6 +22059,7 @@
                 <w:bCs w:val="0"/>
                 <w:color w:val="0F1115"/>
               </w:rPr>
+              <w:lastRenderedPageBreak/>
               <w:t>REQUISITOS ASOCIADOS</w:t>
             </w:r>
           </w:p>
@@ -23294,7 +22188,7 @@
               <w:rPr>
                 <w:rFonts w:ascii="Times New Roman" w:eastAsia="Times New Roman" w:hAnsi="Times New Roman" w:cs="Times New Roman"/>
               </w:rPr>
-              <w:t>3</w:t>
+              <w:t>0</w:t>
             </w:r>
           </w:p>
         </w:tc>
@@ -23352,7 +22246,21 @@
               <w:rPr>
                 <w:rFonts w:ascii="Times New Roman" w:eastAsia="Times New Roman" w:hAnsi="Times New Roman" w:cs="Times New Roman"/>
               </w:rPr>
-              <w:t>Actualizar fecha estimada de pedido (Admin)</w:t>
+              <w:t>Actualizar fecha estimada de pedido (</w:t>
+            </w:r>
+            <w:proofErr w:type="spellStart"/>
+            <w:r>
+              <w:rPr>
+                <w:rFonts w:ascii="Times New Roman" w:eastAsia="Times New Roman" w:hAnsi="Times New Roman" w:cs="Times New Roman"/>
+              </w:rPr>
+              <w:t>Admin</w:t>
+            </w:r>
+            <w:proofErr w:type="spellEnd"/>
+            <w:r>
+              <w:rPr>
+                <w:rFonts w:ascii="Times New Roman" w:eastAsia="Times New Roman" w:hAnsi="Times New Roman" w:cs="Times New Roman"/>
+              </w:rPr>
+              <w:t>)</w:t>
             </w:r>
           </w:p>
         </w:tc>
@@ -23688,7 +22596,6 @@
               <w:rPr>
                 <w:rFonts w:ascii="Times New Roman" w:eastAsia="Times New Roman" w:hAnsi="Times New Roman" w:cs="Times New Roman"/>
               </w:rPr>
-              <w:lastRenderedPageBreak/>
               <w:t>IDENTIFICADOR</w:t>
             </w:r>
           </w:p>
@@ -23727,7 +22634,7 @@
               <w:rPr>
                 <w:rFonts w:ascii="Times New Roman" w:eastAsia="Times New Roman" w:hAnsi="Times New Roman" w:cs="Times New Roman"/>
               </w:rPr>
-              <w:t>4</w:t>
+              <w:t>1</w:t>
             </w:r>
           </w:p>
         </w:tc>
@@ -23785,7 +22692,21 @@
               <w:rPr>
                 <w:rFonts w:ascii="Times New Roman" w:eastAsia="Times New Roman" w:hAnsi="Times New Roman" w:cs="Times New Roman"/>
               </w:rPr>
-              <w:t>Ver estadísticas de pedidos (Admin)</w:t>
+              <w:t>Ver estadísticas de pedidos (</w:t>
+            </w:r>
+            <w:proofErr w:type="spellStart"/>
+            <w:r>
+              <w:rPr>
+                <w:rFonts w:ascii="Times New Roman" w:eastAsia="Times New Roman" w:hAnsi="Times New Roman" w:cs="Times New Roman"/>
+              </w:rPr>
+              <w:t>Admin</w:t>
+            </w:r>
+            <w:proofErr w:type="spellEnd"/>
+            <w:r>
+              <w:rPr>
+                <w:rFonts w:ascii="Times New Roman" w:eastAsia="Times New Roman" w:hAnsi="Times New Roman" w:cs="Times New Roman"/>
+              </w:rPr>
+              <w:t>)</w:t>
             </w:r>
           </w:p>
         </w:tc>
@@ -23947,6 +22868,7 @@
                 <w:bCs w:val="0"/>
                 <w:color w:val="0F1115"/>
               </w:rPr>
+              <w:lastRenderedPageBreak/>
               <w:t>REQUISITOS ASOCIADOS</w:t>
             </w:r>
           </w:p>
@@ -24106,7 +23028,7 @@
               <w:rPr>
                 <w:rFonts w:ascii="Times New Roman" w:eastAsia="Times New Roman" w:hAnsi="Times New Roman" w:cs="Times New Roman"/>
               </w:rPr>
-              <w:t>5</w:t>
+              <w:t>2</w:t>
             </w:r>
           </w:p>
         </w:tc>
@@ -24617,7 +23539,7 @@
               <w:rPr>
                 <w:rFonts w:ascii="Times New Roman" w:eastAsia="Times New Roman" w:hAnsi="Times New Roman" w:cs="Times New Roman"/>
               </w:rPr>
-              <w:t>6</w:t>
+              <w:t>3</w:t>
             </w:r>
           </w:p>
         </w:tc>
@@ -24845,7 +23767,6 @@
               <w:rPr>
                 <w:rFonts w:ascii="Times New Roman" w:eastAsia="Times New Roman" w:hAnsi="Times New Roman" w:cs="Times New Roman"/>
               </w:rPr>
-              <w:lastRenderedPageBreak/>
               <w:t xml:space="preserve">Al hacer clic en un botón, el sistema debe enviar el mensaje correspondiente al </w:t>
             </w:r>
             <w:proofErr w:type="spellStart"/>
@@ -24895,7 +23816,6 @@
                 <w:bCs w:val="0"/>
                 <w:color w:val="0F1115"/>
               </w:rPr>
-              <w:lastRenderedPageBreak/>
               <w:t>REQUISITOS ASOCIADOS</w:t>
             </w:r>
           </w:p>
@@ -25049,7 +23969,7 @@
               <w:rPr>
                 <w:rFonts w:ascii="Times New Roman" w:eastAsia="Times New Roman" w:hAnsi="Times New Roman" w:cs="Times New Roman"/>
               </w:rPr>
-              <w:t>7</w:t>
+              <w:t>4</w:t>
             </w:r>
           </w:p>
         </w:tc>
@@ -25149,6 +24069,7 @@
               <w:rPr>
                 <w:rFonts w:ascii="Times New Roman" w:eastAsia="Times New Roman" w:hAnsi="Times New Roman" w:cs="Times New Roman"/>
               </w:rPr>
+              <w:lastRenderedPageBreak/>
               <w:t>DESCRIPCIÓN</w:t>
             </w:r>
           </w:p>
@@ -25588,7 +24509,7 @@
               <w:rPr>
                 <w:rFonts w:ascii="Times New Roman" w:eastAsia="Times New Roman" w:hAnsi="Times New Roman" w:cs="Times New Roman"/>
               </w:rPr>
-              <w:t>8</w:t>
+              <w:t>5</w:t>
             </w:r>
           </w:p>
         </w:tc>
@@ -25643,7 +24564,21 @@
               <w:rPr>
                 <w:rFonts w:ascii="Times New Roman" w:eastAsia="Times New Roman" w:hAnsi="Times New Roman" w:cs="Times New Roman"/>
               </w:rPr>
-              <w:t>Ver todas las distribuciones (Admin)</w:t>
+              <w:t>Ver todas las distribuciones (</w:t>
+            </w:r>
+            <w:proofErr w:type="spellStart"/>
+            <w:r>
+              <w:rPr>
+                <w:rFonts w:ascii="Times New Roman" w:eastAsia="Times New Roman" w:hAnsi="Times New Roman" w:cs="Times New Roman"/>
+              </w:rPr>
+              <w:t>Admin</w:t>
+            </w:r>
+            <w:proofErr w:type="spellEnd"/>
+            <w:r>
+              <w:rPr>
+                <w:rFonts w:ascii="Times New Roman" w:eastAsia="Times New Roman" w:hAnsi="Times New Roman" w:cs="Times New Roman"/>
+              </w:rPr>
+              <w:t>)</w:t>
             </w:r>
           </w:p>
         </w:tc>
@@ -25674,7 +24609,6 @@
               <w:rPr>
                 <w:rFonts w:ascii="Times New Roman" w:eastAsia="Times New Roman" w:hAnsi="Times New Roman" w:cs="Times New Roman"/>
               </w:rPr>
-              <w:lastRenderedPageBreak/>
               <w:t>DESCRIPCIÓN</w:t>
             </w:r>
           </w:p>
@@ -25764,43 +24698,7 @@
               <w:rPr>
                 <w:rFonts w:ascii="Times New Roman" w:eastAsia="Times New Roman" w:hAnsi="Times New Roman" w:cs="Times New Roman"/>
               </w:rPr>
-              <w:t xml:space="preserve">El sistema debe mostrar todas las distribuciones con los nombres del cliente, ciudad </w:t>
-            </w:r>
-            <w:r>
-              <w:rPr>
-                <w:rFonts w:ascii="Times New Roman" w:eastAsia="Times New Roman" w:hAnsi="Times New Roman" w:cs="Times New Roman"/>
-              </w:rPr>
-              <w:t>envió</w:t>
-            </w:r>
-            <w:r>
-              <w:rPr>
-                <w:rFonts w:ascii="Times New Roman" w:eastAsia="Times New Roman" w:hAnsi="Times New Roman" w:cs="Times New Roman"/>
-              </w:rPr>
-              <w:t xml:space="preserve">, nombre y </w:t>
-            </w:r>
-            <w:r>
-              <w:rPr>
-                <w:rFonts w:ascii="Times New Roman" w:eastAsia="Times New Roman" w:hAnsi="Times New Roman" w:cs="Times New Roman"/>
-              </w:rPr>
-              <w:t>vehículo</w:t>
-            </w:r>
-            <w:r>
-              <w:rPr>
-                <w:rFonts w:ascii="Times New Roman" w:eastAsia="Times New Roman" w:hAnsi="Times New Roman" w:cs="Times New Roman"/>
-              </w:rPr>
-              <w:t xml:space="preserve"> a la persona </w:t>
-            </w:r>
-            <w:r>
-              <w:rPr>
-                <w:rFonts w:ascii="Times New Roman" w:eastAsia="Times New Roman" w:hAnsi="Times New Roman" w:cs="Times New Roman"/>
-              </w:rPr>
-              <w:t>asignada (</w:t>
-            </w:r>
-            <w:r>
-              <w:rPr>
-                <w:rFonts w:ascii="Times New Roman" w:eastAsia="Times New Roman" w:hAnsi="Times New Roman" w:cs="Times New Roman"/>
-              </w:rPr>
-              <w:t xml:space="preserve">si es </w:t>
+              <w:t xml:space="preserve">El sistema debe mostrar todas las distribuciones con los nombres del cliente, ciudad envió, nombre y vehículo a la persona asignada (si es </w:t>
             </w:r>
             <w:proofErr w:type="spellStart"/>
             <w:r>
@@ -25814,31 +24712,7 @@
               <w:rPr>
                 <w:rFonts w:ascii="Times New Roman" w:eastAsia="Times New Roman" w:hAnsi="Times New Roman" w:cs="Times New Roman"/>
               </w:rPr>
-              <w:t xml:space="preserve"> en </w:t>
-            </w:r>
-            <w:r>
-              <w:rPr>
-                <w:rFonts w:ascii="Times New Roman" w:eastAsia="Times New Roman" w:hAnsi="Times New Roman" w:cs="Times New Roman"/>
-              </w:rPr>
-              <w:t>vehículo</w:t>
-            </w:r>
-            <w:r>
-              <w:rPr>
-                <w:rFonts w:ascii="Times New Roman" w:eastAsia="Times New Roman" w:hAnsi="Times New Roman" w:cs="Times New Roman"/>
-              </w:rPr>
-              <w:t xml:space="preserve"> decir N/A) y estado de la </w:t>
-            </w:r>
-            <w:r>
-              <w:rPr>
-                <w:rFonts w:ascii="Times New Roman" w:eastAsia="Times New Roman" w:hAnsi="Times New Roman" w:cs="Times New Roman"/>
-              </w:rPr>
-              <w:t>distribución</w:t>
-            </w:r>
-            <w:r>
-              <w:rPr>
-                <w:rFonts w:ascii="Times New Roman" w:eastAsia="Times New Roman" w:hAnsi="Times New Roman" w:cs="Times New Roman"/>
-              </w:rPr>
-              <w:t>.</w:t>
+              <w:t xml:space="preserve"> en vehículo decir N/A) y estado de la distribución.</w:t>
             </w:r>
           </w:p>
         </w:tc>
@@ -25996,7 +24870,13 @@
               <w:rPr>
                 <w:rFonts w:ascii="Times New Roman" w:eastAsia="Times New Roman" w:hAnsi="Times New Roman" w:cs="Times New Roman"/>
               </w:rPr>
-              <w:t>59</w:t>
+              <w:t>5</w:t>
+            </w:r>
+            <w:r>
+              <w:rPr>
+                <w:rFonts w:ascii="Times New Roman" w:eastAsia="Times New Roman" w:hAnsi="Times New Roman" w:cs="Times New Roman"/>
+              </w:rPr>
+              <w:t>6</w:t>
             </w:r>
           </w:p>
         </w:tc>
@@ -26026,6 +24906,7 @@
               <w:rPr>
                 <w:rFonts w:ascii="Times New Roman" w:eastAsia="Times New Roman" w:hAnsi="Times New Roman" w:cs="Times New Roman"/>
               </w:rPr>
+              <w:lastRenderedPageBreak/>
               <w:t>NOMBRE</w:t>
             </w:r>
           </w:p>
@@ -26051,7 +24932,21 @@
               <w:rPr>
                 <w:rFonts w:ascii="Times New Roman" w:eastAsia="Times New Roman" w:hAnsi="Times New Roman" w:cs="Times New Roman"/>
               </w:rPr>
-              <w:t>Ver distribuciones externas (Admin)</w:t>
+              <w:t>Ver distribuciones externas (</w:t>
+            </w:r>
+            <w:proofErr w:type="spellStart"/>
+            <w:r>
+              <w:rPr>
+                <w:rFonts w:ascii="Times New Roman" w:eastAsia="Times New Roman" w:hAnsi="Times New Roman" w:cs="Times New Roman"/>
+              </w:rPr>
+              <w:t>Admin</w:t>
+            </w:r>
+            <w:proofErr w:type="spellEnd"/>
+            <w:r>
+              <w:rPr>
+                <w:rFonts w:ascii="Times New Roman" w:eastAsia="Times New Roman" w:hAnsi="Times New Roman" w:cs="Times New Roman"/>
+              </w:rPr>
+              <w:t>)</w:t>
             </w:r>
           </w:p>
         </w:tc>
@@ -26209,37 +25104,7 @@
               <w:rPr>
                 <w:rFonts w:ascii="Times New Roman" w:eastAsia="Times New Roman" w:hAnsi="Times New Roman" w:cs="Times New Roman"/>
               </w:rPr>
-              <w:t xml:space="preserve"> del cliente, ciudad </w:t>
-            </w:r>
-            <w:r>
-              <w:rPr>
-                <w:rFonts w:ascii="Times New Roman" w:eastAsia="Times New Roman" w:hAnsi="Times New Roman" w:cs="Times New Roman"/>
-              </w:rPr>
-              <w:t>envió</w:t>
-            </w:r>
-            <w:r>
-              <w:rPr>
-                <w:rFonts w:ascii="Times New Roman" w:eastAsia="Times New Roman" w:hAnsi="Times New Roman" w:cs="Times New Roman"/>
-              </w:rPr>
-              <w:t xml:space="preserve">, nombre y </w:t>
-            </w:r>
-            <w:r>
-              <w:rPr>
-                <w:rFonts w:ascii="Times New Roman" w:eastAsia="Times New Roman" w:hAnsi="Times New Roman" w:cs="Times New Roman"/>
-              </w:rPr>
-              <w:t>vehículo</w:t>
-            </w:r>
-            <w:r>
-              <w:rPr>
-                <w:rFonts w:ascii="Times New Roman" w:eastAsia="Times New Roman" w:hAnsi="Times New Roman" w:cs="Times New Roman"/>
-              </w:rPr>
-              <w:t xml:space="preserve"> a la persona </w:t>
-            </w:r>
-            <w:r>
-              <w:rPr>
-                <w:rFonts w:ascii="Times New Roman" w:eastAsia="Times New Roman" w:hAnsi="Times New Roman" w:cs="Times New Roman"/>
-              </w:rPr>
-              <w:t>asignada</w:t>
+              <w:t xml:space="preserve"> del cliente, ciudad envió, nombre y vehículo a la persona asignada</w:t>
             </w:r>
             <w:r>
               <w:rPr>
@@ -26265,31 +25130,7 @@
               <w:rPr>
                 <w:rFonts w:ascii="Times New Roman" w:eastAsia="Times New Roman" w:hAnsi="Times New Roman" w:cs="Times New Roman"/>
               </w:rPr>
-              <w:t xml:space="preserve"> en </w:t>
-            </w:r>
-            <w:r>
-              <w:rPr>
-                <w:rFonts w:ascii="Times New Roman" w:eastAsia="Times New Roman" w:hAnsi="Times New Roman" w:cs="Times New Roman"/>
-              </w:rPr>
-              <w:t>vehículo</w:t>
-            </w:r>
-            <w:r>
-              <w:rPr>
-                <w:rFonts w:ascii="Times New Roman" w:eastAsia="Times New Roman" w:hAnsi="Times New Roman" w:cs="Times New Roman"/>
-              </w:rPr>
-              <w:t xml:space="preserve"> decir N/A) y estado de la </w:t>
-            </w:r>
-            <w:r>
-              <w:rPr>
-                <w:rFonts w:ascii="Times New Roman" w:eastAsia="Times New Roman" w:hAnsi="Times New Roman" w:cs="Times New Roman"/>
-              </w:rPr>
-              <w:t>distribución</w:t>
-            </w:r>
-            <w:r>
-              <w:rPr>
-                <w:rFonts w:ascii="Times New Roman" w:eastAsia="Times New Roman" w:hAnsi="Times New Roman" w:cs="Times New Roman"/>
-              </w:rPr>
-              <w:t>.</w:t>
+              <w:t xml:space="preserve"> en vehículo decir N/A) y estado de la distribución.</w:t>
             </w:r>
           </w:p>
         </w:tc>
@@ -26447,13 +25288,7 @@
               <w:rPr>
                 <w:rFonts w:ascii="Times New Roman" w:eastAsia="Times New Roman" w:hAnsi="Times New Roman" w:cs="Times New Roman"/>
               </w:rPr>
-              <w:t>6</w:t>
-            </w:r>
-            <w:r>
-              <w:rPr>
-                <w:rFonts w:ascii="Times New Roman" w:eastAsia="Times New Roman" w:hAnsi="Times New Roman" w:cs="Times New Roman"/>
-              </w:rPr>
-              <w:t>0</w:t>
+              <w:t>57</w:t>
             </w:r>
           </w:p>
         </w:tc>
@@ -26508,7 +25343,21 @@
               <w:rPr>
                 <w:rFonts w:ascii="Times New Roman" w:eastAsia="Times New Roman" w:hAnsi="Times New Roman" w:cs="Times New Roman"/>
               </w:rPr>
-              <w:t>Cancelar entrega (Admin)</w:t>
+              <w:t>Cancelar entrega (</w:t>
+            </w:r>
+            <w:proofErr w:type="spellStart"/>
+            <w:r>
+              <w:rPr>
+                <w:rFonts w:ascii="Times New Roman" w:eastAsia="Times New Roman" w:hAnsi="Times New Roman" w:cs="Times New Roman"/>
+              </w:rPr>
+              <w:t>Admin</w:t>
+            </w:r>
+            <w:proofErr w:type="spellEnd"/>
+            <w:r>
+              <w:rPr>
+                <w:rFonts w:ascii="Times New Roman" w:eastAsia="Times New Roman" w:hAnsi="Times New Roman" w:cs="Times New Roman"/>
+              </w:rPr>
+              <w:t>)</w:t>
             </w:r>
           </w:p>
         </w:tc>
@@ -26700,7 +25549,6 @@
               <w:rPr>
                 <w:rFonts w:ascii="Times New Roman" w:eastAsia="Times New Roman" w:hAnsi="Times New Roman" w:cs="Times New Roman"/>
               </w:rPr>
-              <w:lastRenderedPageBreak/>
               <w:t>El sistema debe confirmar la acción con notificación.</w:t>
             </w:r>
           </w:p>
@@ -26737,7 +25585,6 @@
                 <w:bCs w:val="0"/>
                 <w:color w:val="0F1115"/>
               </w:rPr>
-              <w:lastRenderedPageBreak/>
               <w:t>REQUISITOS ASOCIADOS</w:t>
             </w:r>
           </w:p>
@@ -26860,13 +25707,7 @@
               <w:rPr>
                 <w:rFonts w:ascii="Times New Roman" w:eastAsia="Times New Roman" w:hAnsi="Times New Roman" w:cs="Times New Roman"/>
               </w:rPr>
-              <w:t>6</w:t>
-            </w:r>
-            <w:r>
-              <w:rPr>
-                <w:rFonts w:ascii="Times New Roman" w:eastAsia="Times New Roman" w:hAnsi="Times New Roman" w:cs="Times New Roman"/>
-              </w:rPr>
-              <w:t>1</w:t>
+              <w:t>58</w:t>
             </w:r>
           </w:p>
         </w:tc>
@@ -27026,6 +25867,7 @@
               <w:rPr>
                 <w:rFonts w:ascii="Times New Roman" w:eastAsia="Times New Roman" w:hAnsi="Times New Roman" w:cs="Times New Roman"/>
               </w:rPr>
+              <w:lastRenderedPageBreak/>
               <w:t>CRITERIOS DE ACEPTACIÓN</w:t>
             </w:r>
           </w:p>
@@ -27311,13 +26153,7 @@
               <w:rPr>
                 <w:rFonts w:ascii="Times New Roman" w:eastAsia="Times New Roman" w:hAnsi="Times New Roman" w:cs="Times New Roman"/>
               </w:rPr>
-              <w:t>6</w:t>
-            </w:r>
-            <w:r>
-              <w:rPr>
-                <w:rFonts w:ascii="Times New Roman" w:eastAsia="Times New Roman" w:hAnsi="Times New Roman" w:cs="Times New Roman"/>
-              </w:rPr>
-              <w:t>2</w:t>
+              <w:t>59</w:t>
             </w:r>
           </w:p>
         </w:tc>
@@ -27568,7 +26404,6 @@
               <w:rPr>
                 <w:rFonts w:ascii="Times New Roman" w:eastAsia="Times New Roman" w:hAnsi="Times New Roman" w:cs="Times New Roman"/>
               </w:rPr>
-              <w:lastRenderedPageBreak/>
               <w:t>Debe mostrar la dirección de entrega,</w:t>
             </w:r>
             <w:r>
@@ -27635,7 +26470,6 @@
                 <w:bCs w:val="0"/>
                 <w:color w:val="0F1115"/>
               </w:rPr>
-              <w:lastRenderedPageBreak/>
               <w:t>REQUISITOS ASOCIADOS</w:t>
             </w:r>
           </w:p>
@@ -27764,7 +26598,7 @@
               <w:rPr>
                 <w:rFonts w:ascii="Times New Roman" w:eastAsia="Times New Roman" w:hAnsi="Times New Roman" w:cs="Times New Roman"/>
               </w:rPr>
-              <w:t>3</w:t>
+              <w:t>0</w:t>
             </w:r>
           </w:p>
         </w:tc>
@@ -27819,7 +26653,21 @@
               <w:rPr>
                 <w:rFonts w:ascii="Times New Roman" w:eastAsia="Times New Roman" w:hAnsi="Times New Roman" w:cs="Times New Roman"/>
               </w:rPr>
-              <w:t>Ver detalle de distribución (Repartidor y Admin)</w:t>
+              <w:t xml:space="preserve">Ver detalle de distribución (Repartidor y </w:t>
+            </w:r>
+            <w:proofErr w:type="spellStart"/>
+            <w:r>
+              <w:rPr>
+                <w:rFonts w:ascii="Times New Roman" w:eastAsia="Times New Roman" w:hAnsi="Times New Roman" w:cs="Times New Roman"/>
+              </w:rPr>
+              <w:t>Admin</w:t>
+            </w:r>
+            <w:proofErr w:type="spellEnd"/>
+            <w:r>
+              <w:rPr>
+                <w:rFonts w:ascii="Times New Roman" w:eastAsia="Times New Roman" w:hAnsi="Times New Roman" w:cs="Times New Roman"/>
+              </w:rPr>
+              <w:t>)</w:t>
             </w:r>
           </w:p>
         </w:tc>
@@ -27924,6 +26772,7 @@
               <w:rPr>
                 <w:rFonts w:ascii="Times New Roman" w:eastAsia="Times New Roman" w:hAnsi="Times New Roman" w:cs="Times New Roman"/>
               </w:rPr>
+              <w:lastRenderedPageBreak/>
               <w:t>CRITERIOS DE ACEPTACIÓN</w:t>
             </w:r>
           </w:p>
@@ -27958,31 +26807,7 @@
               <w:rPr>
                 <w:rFonts w:ascii="Times New Roman" w:eastAsia="Times New Roman" w:hAnsi="Times New Roman" w:cs="Times New Roman"/>
               </w:rPr>
-              <w:t xml:space="preserve">El sistema debe mostrar el detalle completo de una distribución incluyendo: datos del pedido (dirección de entrega, ciudad envió, total, fecha estimada) datos del repartidor o </w:t>
-            </w:r>
-            <w:r>
-              <w:rPr>
-                <w:rFonts w:ascii="Times New Roman" w:eastAsia="Times New Roman" w:hAnsi="Times New Roman" w:cs="Times New Roman"/>
-              </w:rPr>
-              <w:t>administrador (</w:t>
-            </w:r>
-            <w:r>
-              <w:rPr>
-                <w:rFonts w:ascii="Times New Roman" w:eastAsia="Times New Roman" w:hAnsi="Times New Roman" w:cs="Times New Roman"/>
-              </w:rPr>
-              <w:t xml:space="preserve">nombre y </w:t>
-            </w:r>
-            <w:r>
-              <w:rPr>
-                <w:rFonts w:ascii="Times New Roman" w:eastAsia="Times New Roman" w:hAnsi="Times New Roman" w:cs="Times New Roman"/>
-              </w:rPr>
-              <w:t>vehículo</w:t>
-            </w:r>
-            <w:r>
-              <w:rPr>
-                <w:rFonts w:ascii="Times New Roman" w:eastAsia="Times New Roman" w:hAnsi="Times New Roman" w:cs="Times New Roman"/>
-              </w:rPr>
-              <w:t xml:space="preserve">, </w:t>
+              <w:t xml:space="preserve">El sistema debe mostrar el detalle completo de una distribución incluyendo: datos del pedido (dirección de entrega, ciudad envió, total, fecha estimada) datos del repartidor o administrador (nombre y vehículo, </w:t>
             </w:r>
             <w:proofErr w:type="spellStart"/>
             <w:r>
@@ -27996,31 +26821,7 @@
               <w:rPr>
                 <w:rFonts w:ascii="Times New Roman" w:eastAsia="Times New Roman" w:hAnsi="Times New Roman" w:cs="Times New Roman"/>
               </w:rPr>
-              <w:t xml:space="preserve"> N/A en </w:t>
-            </w:r>
-            <w:r>
-              <w:rPr>
-                <w:rFonts w:ascii="Times New Roman" w:eastAsia="Times New Roman" w:hAnsi="Times New Roman" w:cs="Times New Roman"/>
-              </w:rPr>
-              <w:t>vehículo</w:t>
-            </w:r>
-            <w:r>
-              <w:rPr>
-                <w:rFonts w:ascii="Times New Roman" w:eastAsia="Times New Roman" w:hAnsi="Times New Roman" w:cs="Times New Roman"/>
-              </w:rPr>
-              <w:t xml:space="preserve">), estado de la distribución y datos del </w:t>
-            </w:r>
-            <w:r>
-              <w:rPr>
-                <w:rFonts w:ascii="Times New Roman" w:eastAsia="Times New Roman" w:hAnsi="Times New Roman" w:cs="Times New Roman"/>
-              </w:rPr>
-              <w:t>cliente (</w:t>
-            </w:r>
-            <w:r>
-              <w:rPr>
-                <w:rFonts w:ascii="Times New Roman" w:eastAsia="Times New Roman" w:hAnsi="Times New Roman" w:cs="Times New Roman"/>
-              </w:rPr>
-              <w:t>nombre y teléfono).</w:t>
+              <w:t xml:space="preserve"> N/A en vehículo), estado de la distribución y datos del cliente (nombre y teléfono).</w:t>
             </w:r>
           </w:p>
           <w:p>
@@ -28063,19 +26864,7 @@
               <w:rPr>
                 <w:rFonts w:ascii="Times New Roman" w:eastAsia="Times New Roman" w:hAnsi="Times New Roman" w:cs="Times New Roman"/>
               </w:rPr>
-              <w:t xml:space="preserve">El administrador puede ver cualquier </w:t>
-            </w:r>
-            <w:r>
-              <w:rPr>
-                <w:rFonts w:ascii="Times New Roman" w:eastAsia="Times New Roman" w:hAnsi="Times New Roman" w:cs="Times New Roman"/>
-              </w:rPr>
-              <w:t>distribución</w:t>
-            </w:r>
-            <w:r>
-              <w:rPr>
-                <w:rFonts w:ascii="Times New Roman" w:eastAsia="Times New Roman" w:hAnsi="Times New Roman" w:cs="Times New Roman"/>
-              </w:rPr>
-              <w:t xml:space="preserve"> y las externas.</w:t>
+              <w:t>El administrador puede ver cualquier distribución y las externas.</w:t>
             </w:r>
           </w:p>
         </w:tc>
@@ -28239,7 +27028,7 @@
               <w:rPr>
                 <w:rFonts w:ascii="Times New Roman" w:eastAsia="Times New Roman" w:hAnsi="Times New Roman" w:cs="Times New Roman"/>
               </w:rPr>
-              <w:t>4</w:t>
+              <w:t>1</w:t>
             </w:r>
           </w:p>
         </w:tc>
@@ -28353,50 +27142,22 @@
                 <w:rFonts w:ascii="Times New Roman" w:hAnsi="Times New Roman" w:cs="Times New Roman"/>
                 <w:color w:val="0F1115"/>
               </w:rPr>
-              <w:t xml:space="preserve">Como </w:t>
-            </w:r>
+              <w:t>Como repartidor, quiero iniciar una entrega, para indicar que estoy en camino a entregar el pedido.</w:t>
+            </w:r>
+          </w:p>
+          <w:p>
+            <w:pPr>
+              <w:jc w:val="center"/>
+              <w:rPr>
+                <w:rFonts w:ascii="Times New Roman" w:eastAsia="Times New Roman" w:hAnsi="Times New Roman" w:cs="Times New Roman"/>
+              </w:rPr>
+            </w:pPr>
             <w:r>
               <w:rPr>
                 <w:rFonts w:ascii="Times New Roman" w:hAnsi="Times New Roman" w:cs="Times New Roman"/>
                 <w:color w:val="0F1115"/>
               </w:rPr>
-              <w:t>repartidor,</w:t>
-            </w:r>
-            <w:r>
-              <w:rPr>
-                <w:rFonts w:ascii="Times New Roman" w:hAnsi="Times New Roman" w:cs="Times New Roman"/>
-                <w:color w:val="0F1115"/>
-              </w:rPr>
-              <w:t xml:space="preserve"> quiero iniciar una entrega, para indicar que estoy en camino a entregar el pedido.</w:t>
-            </w:r>
-          </w:p>
-          <w:p>
-            <w:pPr>
-              <w:jc w:val="center"/>
-              <w:rPr>
-                <w:rFonts w:ascii="Times New Roman" w:eastAsia="Times New Roman" w:hAnsi="Times New Roman" w:cs="Times New Roman"/>
-              </w:rPr>
-            </w:pPr>
-            <w:r>
-              <w:rPr>
-                <w:rFonts w:ascii="Times New Roman" w:hAnsi="Times New Roman" w:cs="Times New Roman"/>
-                <w:color w:val="0F1115"/>
-              </w:rPr>
-              <w:t xml:space="preserve">Como </w:t>
-            </w:r>
-            <w:r>
-              <w:rPr>
-                <w:rFonts w:ascii="Times New Roman" w:hAnsi="Times New Roman" w:cs="Times New Roman"/>
-                <w:color w:val="0F1115"/>
-              </w:rPr>
-              <w:t>administrador,</w:t>
-            </w:r>
-            <w:r>
-              <w:rPr>
-                <w:rFonts w:ascii="Times New Roman" w:hAnsi="Times New Roman" w:cs="Times New Roman"/>
-                <w:color w:val="0F1115"/>
-              </w:rPr>
-              <w:t xml:space="preserve"> quiero iniciar una entrega, para indicar que estoy en camino a entregar el pedido.</w:t>
+              <w:t>Como administrador, quiero iniciar una entrega, para indicar que estoy en camino a entregar el pedido.</w:t>
             </w:r>
           </w:p>
         </w:tc>
@@ -28498,7 +27259,6 @@
               <w:rPr>
                 <w:rFonts w:ascii="Times New Roman" w:eastAsia="Times New Roman" w:hAnsi="Times New Roman" w:cs="Times New Roman"/>
               </w:rPr>
-              <w:lastRenderedPageBreak/>
               <w:t>El sistema debe validar que el estado sea PENDIENTE.</w:t>
             </w:r>
           </w:p>
@@ -28587,7 +27347,6 @@
                 <w:bCs w:val="0"/>
                 <w:color w:val="0F1115"/>
               </w:rPr>
-              <w:lastRenderedPageBreak/>
               <w:t>REQUISITOS ASOCIADOS</w:t>
             </w:r>
           </w:p>
@@ -28728,7 +27487,7 @@
               <w:rPr>
                 <w:rFonts w:ascii="Times New Roman" w:eastAsia="Times New Roman" w:hAnsi="Times New Roman" w:cs="Times New Roman"/>
               </w:rPr>
-              <w:t>5</w:t>
+              <w:t>2</w:t>
             </w:r>
           </w:p>
         </w:tc>
@@ -28814,6 +27573,7 @@
               <w:rPr>
                 <w:rFonts w:ascii="Times New Roman" w:eastAsia="Times New Roman" w:hAnsi="Times New Roman" w:cs="Times New Roman"/>
               </w:rPr>
+              <w:lastRenderedPageBreak/>
               <w:t>DESCRIPCIÓN</w:t>
             </w:r>
           </w:p>
@@ -28999,7 +27759,21 @@
               <w:rPr>
                 <w:rFonts w:ascii="Times New Roman" w:eastAsia="Times New Roman" w:hAnsi="Times New Roman" w:cs="Times New Roman"/>
               </w:rPr>
-              <w:t>El sistema debe permitir al usuario autenticado ya sea admin o repartidor agregar una observación, pero no es obligatoria.</w:t>
+              <w:t xml:space="preserve">El sistema debe permitir al usuario autenticado ya sea </w:t>
+            </w:r>
+            <w:proofErr w:type="spellStart"/>
+            <w:r>
+              <w:rPr>
+                <w:rFonts w:ascii="Times New Roman" w:eastAsia="Times New Roman" w:hAnsi="Times New Roman" w:cs="Times New Roman"/>
+              </w:rPr>
+              <w:t>admin</w:t>
+            </w:r>
+            <w:proofErr w:type="spellEnd"/>
+            <w:r>
+              <w:rPr>
+                <w:rFonts w:ascii="Times New Roman" w:eastAsia="Times New Roman" w:hAnsi="Times New Roman" w:cs="Times New Roman"/>
+              </w:rPr>
+              <w:t xml:space="preserve"> o repartidor agregar una observación, pero no es obligatoria.</w:t>
             </w:r>
           </w:p>
           <w:p>
@@ -29183,7 +27957,7 @@
               <w:rPr>
                 <w:rFonts w:ascii="Times New Roman" w:eastAsia="Times New Roman" w:hAnsi="Times New Roman" w:cs="Times New Roman"/>
               </w:rPr>
-              <w:t>6</w:t>
+              <w:t>3</w:t>
             </w:r>
           </w:p>
         </w:tc>
@@ -29269,7 +28043,6 @@
               <w:rPr>
                 <w:rFonts w:ascii="Times New Roman" w:eastAsia="Times New Roman" w:hAnsi="Times New Roman" w:cs="Times New Roman"/>
               </w:rPr>
-              <w:lastRenderedPageBreak/>
               <w:t>DESCRIPCIÓN</w:t>
             </w:r>
           </w:p>
@@ -29501,6 +28274,7 @@
                 <w:bCs w:val="0"/>
                 <w:color w:val="0F1115"/>
               </w:rPr>
+              <w:lastRenderedPageBreak/>
               <w:t>REQUISITOS ASOCIADOS</w:t>
             </w:r>
           </w:p>
@@ -29663,7 +28437,7 @@
               <w:rPr>
                 <w:rFonts w:ascii="Times New Roman" w:eastAsia="Times New Roman" w:hAnsi="Times New Roman" w:cs="Times New Roman"/>
               </w:rPr>
-              <w:t>7</w:t>
+              <w:t>4</w:t>
             </w:r>
           </w:p>
         </w:tc>
@@ -29719,7 +28493,21 @@
               <w:rPr>
                 <w:rFonts w:ascii="Times New Roman" w:eastAsia="Times New Roman" w:hAnsi="Times New Roman" w:cs="Times New Roman"/>
               </w:rPr>
-              <w:t>Generar reporte de ventas por período (Admin)</w:t>
+              <w:t>Generar reporte de ventas por período (</w:t>
+            </w:r>
+            <w:proofErr w:type="spellStart"/>
+            <w:r>
+              <w:rPr>
+                <w:rFonts w:ascii="Times New Roman" w:eastAsia="Times New Roman" w:hAnsi="Times New Roman" w:cs="Times New Roman"/>
+              </w:rPr>
+              <w:t>Admin</w:t>
+            </w:r>
+            <w:proofErr w:type="spellEnd"/>
+            <w:r>
+              <w:rPr>
+                <w:rFonts w:ascii="Times New Roman" w:eastAsia="Times New Roman" w:hAnsi="Times New Roman" w:cs="Times New Roman"/>
+              </w:rPr>
+              <w:t>)</w:t>
             </w:r>
           </w:p>
         </w:tc>
@@ -30043,7 +28831,7 @@
               <w:rPr>
                 <w:rFonts w:ascii="Times New Roman" w:eastAsia="Times New Roman" w:hAnsi="Times New Roman" w:cs="Times New Roman"/>
               </w:rPr>
-              <w:t>8</w:t>
+              <w:t>5</w:t>
             </w:r>
           </w:p>
         </w:tc>
@@ -30099,7 +28887,21 @@
               <w:rPr>
                 <w:rFonts w:ascii="Times New Roman" w:eastAsia="Times New Roman" w:hAnsi="Times New Roman" w:cs="Times New Roman"/>
               </w:rPr>
-              <w:t>Generar reporte de productos más vendidos (Admin)</w:t>
+              <w:t>Generar reporte de productos más vendidos (</w:t>
+            </w:r>
+            <w:proofErr w:type="spellStart"/>
+            <w:r>
+              <w:rPr>
+                <w:rFonts w:ascii="Times New Roman" w:eastAsia="Times New Roman" w:hAnsi="Times New Roman" w:cs="Times New Roman"/>
+              </w:rPr>
+              <w:t>Admin</w:t>
+            </w:r>
+            <w:proofErr w:type="spellEnd"/>
+            <w:r>
+              <w:rPr>
+                <w:rFonts w:ascii="Times New Roman" w:eastAsia="Times New Roman" w:hAnsi="Times New Roman" w:cs="Times New Roman"/>
+              </w:rPr>
+              <w:t>)</w:t>
             </w:r>
           </w:p>
         </w:tc>
@@ -30130,7 +28932,6 @@
               <w:rPr>
                 <w:rFonts w:ascii="Times New Roman" w:eastAsia="Times New Roman" w:hAnsi="Times New Roman" w:cs="Times New Roman"/>
               </w:rPr>
-              <w:lastRenderedPageBreak/>
               <w:t>DESCRIPCIÓN</w:t>
             </w:r>
           </w:p>
@@ -30377,6 +29178,7 @@
               <w:rPr>
                 <w:rFonts w:ascii="Times New Roman" w:eastAsia="Times New Roman" w:hAnsi="Times New Roman" w:cs="Times New Roman"/>
               </w:rPr>
+              <w:lastRenderedPageBreak/>
               <w:t>IDENTIFICADOR</w:t>
             </w:r>
           </w:p>
@@ -30409,7 +29211,13 @@
               <w:rPr>
                 <w:rFonts w:ascii="Times New Roman" w:eastAsia="Times New Roman" w:hAnsi="Times New Roman" w:cs="Times New Roman"/>
               </w:rPr>
-              <w:t>69</w:t>
+              <w:t>6</w:t>
+            </w:r>
+            <w:r>
+              <w:rPr>
+                <w:rFonts w:ascii="Times New Roman" w:eastAsia="Times New Roman" w:hAnsi="Times New Roman" w:cs="Times New Roman"/>
+              </w:rPr>
+              <w:t>6</w:t>
             </w:r>
           </w:p>
         </w:tc>
@@ -30465,7 +29273,21 @@
               <w:rPr>
                 <w:rFonts w:ascii="Times New Roman" w:eastAsia="Times New Roman" w:hAnsi="Times New Roman" w:cs="Times New Roman"/>
               </w:rPr>
-              <w:t>Generar reporte de desempeño de repartidores (Admin)</w:t>
+              <w:t>Generar reporte de desempeño de repartidores (</w:t>
+            </w:r>
+            <w:proofErr w:type="spellStart"/>
+            <w:r>
+              <w:rPr>
+                <w:rFonts w:ascii="Times New Roman" w:eastAsia="Times New Roman" w:hAnsi="Times New Roman" w:cs="Times New Roman"/>
+              </w:rPr>
+              <w:t>Admin</w:t>
+            </w:r>
+            <w:proofErr w:type="spellEnd"/>
+            <w:r>
+              <w:rPr>
+                <w:rFonts w:ascii="Times New Roman" w:eastAsia="Times New Roman" w:hAnsi="Times New Roman" w:cs="Times New Roman"/>
+              </w:rPr>
+              <w:t>)</w:t>
             </w:r>
           </w:p>
         </w:tc>
@@ -30754,13 +29576,13 @@
               <w:rPr>
                 <w:rFonts w:ascii="Times New Roman" w:eastAsia="Times New Roman" w:hAnsi="Times New Roman" w:cs="Times New Roman"/>
               </w:rPr>
+              <w:t>6</w:t>
+            </w:r>
+            <w:r>
+              <w:rPr>
+                <w:rFonts w:ascii="Times New Roman" w:eastAsia="Times New Roman" w:hAnsi="Times New Roman" w:cs="Times New Roman"/>
+              </w:rPr>
               <w:t>7</w:t>
-            </w:r>
-            <w:r>
-              <w:rPr>
-                <w:rFonts w:ascii="Times New Roman" w:eastAsia="Times New Roman" w:hAnsi="Times New Roman" w:cs="Times New Roman"/>
-              </w:rPr>
-              <w:t>0</w:t>
             </w:r>
           </w:p>
         </w:tc>
@@ -30816,7 +29638,21 @@
               <w:rPr>
                 <w:rFonts w:ascii="Times New Roman" w:eastAsia="Times New Roman" w:hAnsi="Times New Roman" w:cs="Times New Roman"/>
               </w:rPr>
-              <w:t>Generar reporte de estado de pedidos (Admin)</w:t>
+              <w:t>Generar reporte de estado de pedidos (</w:t>
+            </w:r>
+            <w:proofErr w:type="spellStart"/>
+            <w:r>
+              <w:rPr>
+                <w:rFonts w:ascii="Times New Roman" w:eastAsia="Times New Roman" w:hAnsi="Times New Roman" w:cs="Times New Roman"/>
+              </w:rPr>
+              <w:t>Admin</w:t>
+            </w:r>
+            <w:proofErr w:type="spellEnd"/>
+            <w:r>
+              <w:rPr>
+                <w:rFonts w:ascii="Times New Roman" w:eastAsia="Times New Roman" w:hAnsi="Times New Roman" w:cs="Times New Roman"/>
+              </w:rPr>
+              <w:t>)</w:t>
             </w:r>
           </w:p>
         </w:tc>
@@ -30955,7 +29791,6 @@
               <w:rPr>
                 <w:rFonts w:ascii="Times New Roman" w:eastAsia="Times New Roman" w:hAnsi="Times New Roman" w:cs="Times New Roman"/>
               </w:rPr>
-              <w:lastRenderedPageBreak/>
               <w:t>El sistema debe mostrar cantidad, monto total, promedio, mínimo y máximo por cada estado de pedido.</w:t>
             </w:r>
           </w:p>
@@ -30991,7 +29826,6 @@
                 <w:bCs w:val="0"/>
                 <w:color w:val="0F1115"/>
               </w:rPr>
-              <w:lastRenderedPageBreak/>
               <w:t>REQUISITOS ASOCIADOS</w:t>
             </w:r>
           </w:p>
@@ -31107,13 +29941,7 @@
               <w:rPr>
                 <w:rFonts w:ascii="Times New Roman" w:eastAsia="Times New Roman" w:hAnsi="Times New Roman" w:cs="Times New Roman"/>
               </w:rPr>
-              <w:t>7</w:t>
-            </w:r>
-            <w:r>
-              <w:rPr>
-                <w:rFonts w:ascii="Times New Roman" w:eastAsia="Times New Roman" w:hAnsi="Times New Roman" w:cs="Times New Roman"/>
-              </w:rPr>
-              <w:t>1</w:t>
+              <w:t>68</w:t>
             </w:r>
           </w:p>
         </w:tc>
@@ -31169,7 +29997,21 @@
               <w:rPr>
                 <w:rFonts w:ascii="Times New Roman" w:eastAsia="Times New Roman" w:hAnsi="Times New Roman" w:cs="Times New Roman"/>
               </w:rPr>
-              <w:t>Generar reporte de clientes frecuentes (Admin)</w:t>
+              <w:t>Generar reporte de clientes frecuentes (</w:t>
+            </w:r>
+            <w:proofErr w:type="spellStart"/>
+            <w:r>
+              <w:rPr>
+                <w:rFonts w:ascii="Times New Roman" w:eastAsia="Times New Roman" w:hAnsi="Times New Roman" w:cs="Times New Roman"/>
+              </w:rPr>
+              <w:t>Admin</w:t>
+            </w:r>
+            <w:proofErr w:type="spellEnd"/>
+            <w:r>
+              <w:rPr>
+                <w:rFonts w:ascii="Times New Roman" w:eastAsia="Times New Roman" w:hAnsi="Times New Roman" w:cs="Times New Roman"/>
+              </w:rPr>
+              <w:t>)</w:t>
             </w:r>
           </w:p>
         </w:tc>
@@ -31257,6 +30099,7 @@
               <w:rPr>
                 <w:rFonts w:ascii="Times New Roman" w:eastAsia="Times New Roman" w:hAnsi="Times New Roman" w:cs="Times New Roman"/>
               </w:rPr>
+              <w:lastRenderedPageBreak/>
               <w:t>CRITERIOS DE ACEPTACIÓN</w:t>
             </w:r>
           </w:p>
@@ -31478,13 +30321,7 @@
               <w:rPr>
                 <w:rFonts w:ascii="Times New Roman" w:eastAsia="Times New Roman" w:hAnsi="Times New Roman" w:cs="Times New Roman"/>
               </w:rPr>
-              <w:t>7</w:t>
-            </w:r>
-            <w:r>
-              <w:rPr>
-                <w:rFonts w:ascii="Times New Roman" w:eastAsia="Times New Roman" w:hAnsi="Times New Roman" w:cs="Times New Roman"/>
-              </w:rPr>
-              <w:t>2</w:t>
+              <w:t>69</w:t>
             </w:r>
           </w:p>
         </w:tc>
@@ -31540,7 +30377,21 @@
               <w:rPr>
                 <w:rFonts w:ascii="Times New Roman" w:eastAsia="Times New Roman" w:hAnsi="Times New Roman" w:cs="Times New Roman"/>
               </w:rPr>
-              <w:t>Generar reporte de resumen general del negocio (Admin)</w:t>
+              <w:t>Generar reporte de resumen general del negocio (</w:t>
+            </w:r>
+            <w:proofErr w:type="spellStart"/>
+            <w:r>
+              <w:rPr>
+                <w:rFonts w:ascii="Times New Roman" w:eastAsia="Times New Roman" w:hAnsi="Times New Roman" w:cs="Times New Roman"/>
+              </w:rPr>
+              <w:t>Admin</w:t>
+            </w:r>
+            <w:proofErr w:type="spellEnd"/>
+            <w:r>
+              <w:rPr>
+                <w:rFonts w:ascii="Times New Roman" w:eastAsia="Times New Roman" w:hAnsi="Times New Roman" w:cs="Times New Roman"/>
+              </w:rPr>
+              <w:t>)</w:t>
             </w:r>
           </w:p>
         </w:tc>
@@ -31783,7 +30634,6 @@
               <w:rPr>
                 <w:rFonts w:ascii="Times New Roman" w:eastAsia="Times New Roman" w:hAnsi="Times New Roman" w:cs="Times New Roman"/>
               </w:rPr>
-              <w:lastRenderedPageBreak/>
               <w:t>IDENTIFICADOR</w:t>
             </w:r>
           </w:p>
@@ -31822,7 +30672,7 @@
               <w:rPr>
                 <w:rFonts w:ascii="Times New Roman" w:eastAsia="Times New Roman" w:hAnsi="Times New Roman" w:cs="Times New Roman"/>
               </w:rPr>
-              <w:t>3</w:t>
+              <w:t>0</w:t>
             </w:r>
           </w:p>
         </w:tc>
@@ -31878,7 +30728,21 @@
               <w:rPr>
                 <w:rFonts w:ascii="Times New Roman" w:eastAsia="Times New Roman" w:hAnsi="Times New Roman" w:cs="Times New Roman"/>
               </w:rPr>
-              <w:t>Generar reporte de ventas por categoría (Admin)</w:t>
+              <w:t>Generar reporte de ventas por categoría (</w:t>
+            </w:r>
+            <w:proofErr w:type="spellStart"/>
+            <w:r>
+              <w:rPr>
+                <w:rFonts w:ascii="Times New Roman" w:eastAsia="Times New Roman" w:hAnsi="Times New Roman" w:cs="Times New Roman"/>
+              </w:rPr>
+              <w:t>Admin</w:t>
+            </w:r>
+            <w:proofErr w:type="spellEnd"/>
+            <w:r>
+              <w:rPr>
+                <w:rFonts w:ascii="Times New Roman" w:eastAsia="Times New Roman" w:hAnsi="Times New Roman" w:cs="Times New Roman"/>
+              </w:rPr>
+              <w:t>)</w:t>
             </w:r>
           </w:p>
         </w:tc>
@@ -32115,6 +30979,7 @@
               <w:rPr>
                 <w:rFonts w:ascii="Times New Roman" w:eastAsia="Times New Roman" w:hAnsi="Times New Roman" w:cs="Times New Roman"/>
               </w:rPr>
+              <w:lastRenderedPageBreak/>
               <w:t>IDENTIFICADOR</w:t>
             </w:r>
           </w:p>
@@ -32153,7 +31018,7 @@
               <w:rPr>
                 <w:rFonts w:ascii="Times New Roman" w:eastAsia="Times New Roman" w:hAnsi="Times New Roman" w:cs="Times New Roman"/>
               </w:rPr>
-              <w:t>4</w:t>
+              <w:t>1</w:t>
             </w:r>
           </w:p>
         </w:tc>
@@ -32209,7 +31074,21 @@
               <w:rPr>
                 <w:rFonts w:ascii="Times New Roman" w:eastAsia="Times New Roman" w:hAnsi="Times New Roman" w:cs="Times New Roman"/>
               </w:rPr>
-              <w:t>Generar reporte de análisis de fórmulas (Admin)</w:t>
+              <w:t>Generar reporte de análisis de fórmulas (</w:t>
+            </w:r>
+            <w:proofErr w:type="spellStart"/>
+            <w:r>
+              <w:rPr>
+                <w:rFonts w:ascii="Times New Roman" w:eastAsia="Times New Roman" w:hAnsi="Times New Roman" w:cs="Times New Roman"/>
+              </w:rPr>
+              <w:t>Admin</w:t>
+            </w:r>
+            <w:proofErr w:type="spellEnd"/>
+            <w:r>
+              <w:rPr>
+                <w:rFonts w:ascii="Times New Roman" w:eastAsia="Times New Roman" w:hAnsi="Times New Roman" w:cs="Times New Roman"/>
+              </w:rPr>
+              <w:t>)</w:t>
             </w:r>
           </w:p>
         </w:tc>
@@ -32524,7 +31403,7 @@
               <w:rPr>
                 <w:rFonts w:ascii="Times New Roman" w:eastAsia="Times New Roman" w:hAnsi="Times New Roman" w:cs="Times New Roman"/>
               </w:rPr>
-              <w:t>5</w:t>
+              <w:t>2</w:t>
             </w:r>
           </w:p>
         </w:tc>
@@ -32580,7 +31459,21 @@
               <w:rPr>
                 <w:rFonts w:ascii="Times New Roman" w:eastAsia="Times New Roman" w:hAnsi="Times New Roman" w:cs="Times New Roman"/>
               </w:rPr>
-              <w:t>Generar reporte PDF (Admin)</w:t>
+              <w:t>Generar reporte PDF (</w:t>
+            </w:r>
+            <w:proofErr w:type="spellStart"/>
+            <w:r>
+              <w:rPr>
+                <w:rFonts w:ascii="Times New Roman" w:eastAsia="Times New Roman" w:hAnsi="Times New Roman" w:cs="Times New Roman"/>
+              </w:rPr>
+              <w:t>Admin</w:t>
+            </w:r>
+            <w:proofErr w:type="spellEnd"/>
+            <w:r>
+              <w:rPr>
+                <w:rFonts w:ascii="Times New Roman" w:eastAsia="Times New Roman" w:hAnsi="Times New Roman" w:cs="Times New Roman"/>
+              </w:rPr>
+              <w:t>)</w:t>
             </w:r>
           </w:p>
         </w:tc>
@@ -32668,7 +31561,6 @@
               <w:rPr>
                 <w:rFonts w:ascii="Times New Roman" w:eastAsia="Times New Roman" w:hAnsi="Times New Roman" w:cs="Times New Roman"/>
               </w:rPr>
-              <w:lastRenderedPageBreak/>
               <w:t>CRITERIOS DE ACEPTACIÓN</w:t>
             </w:r>
           </w:p>
@@ -33001,6 +31893,7 @@
               <w:rPr>
                 <w:rFonts w:ascii="Times New Roman" w:eastAsia="Times New Roman" w:hAnsi="Times New Roman" w:cs="Times New Roman"/>
               </w:rPr>
+              <w:lastRenderedPageBreak/>
               <w:t>DESCRIPCIÓN</w:t>
             </w:r>
           </w:p>
@@ -37161,6 +36054,7 @@
   <w:style w:type="character" w:default="1" w:styleId="Fuentedeprrafopredeter">
     <w:name w:val="Default Paragraph Font"/>
     <w:uiPriority w:val="1"/>
+    <w:semiHidden/>
     <w:unhideWhenUsed/>
   </w:style>
   <w:style w:type="table" w:default="1" w:styleId="Tablanormal">
